--- a/docs/PDD.docx
+++ b/docs/PDD.docx
@@ -856,6 +856,7 @@
                 <w:lang w:val="ru-RU"/>
               </w:rPr>
             </w:pPr>
+            <w:proofErr w:type="gramStart"/>
             <w:r>
               <w:rPr>
                 <w:lang w:val="ru-RU"/>
@@ -882,6 +883,14 @@
                 <w:bCs w:val="0"/>
                 <w:lang w:val="ru-RU"/>
               </w:rPr>
+              <w:t xml:space="preserve"> </w:t>
+            </w:r>
+            <w:r>
+              <w:rPr>
+                <w:b w:val="0"/>
+                <w:bCs w:val="0"/>
+                <w:lang w:val="ru-RU"/>
+              </w:rPr>
               <w:t>С</w:t>
             </w:r>
             <w:r>
@@ -890,7 +899,16 @@
                 <w:bCs w:val="0"/>
                 <w:lang w:val="ru-RU"/>
               </w:rPr>
-              <w:t>оздание и поддержка программы для глубокой диагностики дисков в среде GNU/Linux</w:t>
+              <w:t>оздание</w:t>
+            </w:r>
+            <w:proofErr w:type="gramEnd"/>
+            <w:r>
+              <w:rPr>
+                <w:b w:val="0"/>
+                <w:bCs w:val="0"/>
+                <w:lang w:val="ru-RU"/>
+              </w:rPr>
+              <w:t xml:space="preserve"> программы для глубокой диагностики дисков в среде GNU/Linux</w:t>
             </w:r>
             <w:r>
               <w:rPr>
@@ -1223,64 +1241,18 @@
                 <w:bCs w:val="0"/>
                 <w:lang w:val="ru-RU"/>
               </w:rPr>
-              <w:t>тестирование и окончательное исправление</w:t>
-            </w:r>
-            <w:r>
-              <w:rPr>
-                <w:b w:val="0"/>
-                <w:bCs w:val="0"/>
-                <w:lang w:val="ru-RU"/>
-              </w:rPr>
-              <w:t xml:space="preserve"> </w:t>
-            </w:r>
-            <w:r>
-              <w:rPr>
-                <w:b w:val="0"/>
-                <w:bCs w:val="0"/>
-                <w:lang w:val="ru-RU"/>
-              </w:rPr>
-              <w:t>ошибо</w:t>
-            </w:r>
-            <w:r>
-              <w:rPr>
-                <w:b w:val="0"/>
-                <w:bCs w:val="0"/>
-                <w:lang w:val="ru-RU"/>
-              </w:rPr>
-              <w:t>к,</w:t>
-            </w:r>
-            <w:r>
-              <w:rPr>
-                <w:b w:val="0"/>
-                <w:bCs w:val="0"/>
-                <w:lang w:val="ru-RU"/>
-              </w:rPr>
-              <w:t xml:space="preserve"> к</w:t>
-            </w:r>
-            <w:r>
-              <w:rPr>
-                <w:b w:val="0"/>
-                <w:bCs w:val="0"/>
-                <w:lang w:val="ru-RU"/>
-              </w:rPr>
-              <w:t>о</w:t>
-            </w:r>
-            <w:r>
-              <w:rPr>
-                <w:b w:val="0"/>
-                <w:bCs w:val="0"/>
-                <w:lang w:val="ru-RU"/>
-              </w:rPr>
-              <w:t>торы</w:t>
-            </w:r>
-            <w:r>
-              <w:rPr>
-                <w:b w:val="0"/>
-                <w:bCs w:val="0"/>
-                <w:lang w:val="ru-RU"/>
-              </w:rPr>
-              <w:t>е</w:t>
-            </w:r>
+              <w:t xml:space="preserve">тестирование и окончательное исправление ошибок </w:t>
+            </w:r>
+            <w:proofErr w:type="spellStart"/>
+            <w:r>
+              <w:rPr>
+                <w:b w:val="0"/>
+                <w:bCs w:val="0"/>
+                <w:lang w:val="ru-RU"/>
+              </w:rPr>
+              <w:t>каторыи</w:t>
+            </w:r>
+            <w:proofErr w:type="spellEnd"/>
             <w:r>
               <w:rPr>
                 <w:b w:val="0"/>
@@ -1613,26 +1585,6 @@
         <w:spacing w:line="240" w:lineRule="auto"/>
         <w:ind w:firstLine="0"/>
         <w:rPr>
-          <w:lang w:val="ru-RU"/>
-        </w:rPr>
-      </w:pPr>
-    </w:p>
-    <w:p>
-      <w:pPr>
-        <w:pStyle w:val="Heading1"/>
-        <w:spacing w:line="240" w:lineRule="auto"/>
-        <w:ind w:firstLine="0"/>
-        <w:rPr>
-          <w:lang w:val="ru-RU"/>
-        </w:rPr>
-      </w:pPr>
-    </w:p>
-    <w:p>
-      <w:pPr>
-        <w:pStyle w:val="Heading1"/>
-        <w:spacing w:line="240" w:lineRule="auto"/>
-        <w:ind w:firstLine="0"/>
-        <w:rPr>
           <w:sz w:val="36"/>
           <w:szCs w:val="36"/>
           <w:lang w:val="ru-RU"/>
@@ -1642,14 +1594,276 @@
     <w:p>
       <w:pPr>
         <w:pStyle w:val="Heading1"/>
+        <w:ind w:firstLine="567"/>
+        <w:rPr>
+          <w:b w:val="0"/>
+          <w:bCs w:val="0"/>
+          <w:lang w:val="ru-RU"/>
+        </w:rPr>
+      </w:pPr>
+      <w:r>
+        <w:rPr>
+          <w:lang w:val="ru-RU"/>
+        </w:rPr>
+        <w:lastRenderedPageBreak/>
+        <w:t>Аннотация</w:t>
+      </w:r>
+      <w:r>
+        <w:rPr>
+          <w:lang w:val="ru-RU"/>
+        </w:rPr>
+        <w:t>:</w:t>
+      </w:r>
+      <w:r>
+        <w:rPr>
+          <w:lang w:val="ru-RU"/>
+        </w:rPr>
+        <w:t xml:space="preserve"> </w:t>
+      </w:r>
+      <w:r>
+        <w:rPr>
+          <w:b w:val="0"/>
+          <w:bCs w:val="0"/>
+          <w:lang w:val="ru-RU"/>
+        </w:rPr>
+        <w:t>Наша программа (</w:t>
+      </w:r>
+      <w:proofErr w:type="spellStart"/>
+      <w:r>
+        <w:rPr>
+          <w:b w:val="0"/>
+          <w:bCs w:val="0"/>
+        </w:rPr>
+        <w:t>pdd</w:t>
+      </w:r>
+      <w:proofErr w:type="spellEnd"/>
+      <w:r>
+        <w:rPr>
+          <w:b w:val="0"/>
+          <w:bCs w:val="0"/>
+          <w:lang w:val="ru-RU"/>
+        </w:rPr>
+        <w:t xml:space="preserve"> – </w:t>
+      </w:r>
+      <w:r>
+        <w:rPr>
+          <w:b w:val="0"/>
+          <w:bCs w:val="0"/>
+        </w:rPr>
+        <w:t>professional</w:t>
+      </w:r>
+      <w:r>
+        <w:rPr>
+          <w:b w:val="0"/>
+          <w:bCs w:val="0"/>
+          <w:lang w:val="ru-RU"/>
+        </w:rPr>
+        <w:t xml:space="preserve"> </w:t>
+      </w:r>
+      <w:r>
+        <w:rPr>
+          <w:b w:val="0"/>
+          <w:bCs w:val="0"/>
+        </w:rPr>
+        <w:t>disk</w:t>
+      </w:r>
+      <w:r>
+        <w:rPr>
+          <w:b w:val="0"/>
+          <w:bCs w:val="0"/>
+          <w:lang w:val="ru-RU"/>
+        </w:rPr>
+        <w:t xml:space="preserve"> </w:t>
+      </w:r>
+      <w:r>
+        <w:rPr>
+          <w:b w:val="0"/>
+          <w:bCs w:val="0"/>
+        </w:rPr>
+        <w:t>diagnostic</w:t>
+      </w:r>
+      <w:r>
+        <w:rPr>
+          <w:b w:val="0"/>
+          <w:bCs w:val="0"/>
+          <w:lang w:val="ru-RU"/>
+        </w:rPr>
+        <w:t>) предназначена для глубокой диагностики накопителей (</w:t>
+      </w:r>
+      <w:r>
+        <w:rPr>
+          <w:b w:val="0"/>
+          <w:bCs w:val="0"/>
+        </w:rPr>
+        <w:t>HDD</w:t>
+      </w:r>
+      <w:r>
+        <w:rPr>
+          <w:b w:val="0"/>
+          <w:bCs w:val="0"/>
+          <w:lang w:val="ru-RU"/>
+        </w:rPr>
+        <w:t xml:space="preserve">, </w:t>
+      </w:r>
+      <w:r>
+        <w:rPr>
+          <w:b w:val="0"/>
+          <w:bCs w:val="0"/>
+        </w:rPr>
+        <w:t>SSD</w:t>
+      </w:r>
+      <w:r>
+        <w:rPr>
+          <w:b w:val="0"/>
+          <w:bCs w:val="0"/>
+          <w:lang w:val="ru-RU"/>
+        </w:rPr>
+        <w:t xml:space="preserve">, </w:t>
+      </w:r>
+      <w:r>
+        <w:rPr>
+          <w:b w:val="0"/>
+          <w:bCs w:val="0"/>
+        </w:rPr>
+        <w:t>NVME</w:t>
+      </w:r>
+      <w:r>
+        <w:rPr>
+          <w:b w:val="0"/>
+          <w:bCs w:val="0"/>
+          <w:lang w:val="ru-RU"/>
+        </w:rPr>
+        <w:t xml:space="preserve">, </w:t>
+      </w:r>
+      <w:r>
+        <w:rPr>
+          <w:b w:val="0"/>
+          <w:bCs w:val="0"/>
+        </w:rPr>
+        <w:t>Flash</w:t>
+      </w:r>
+      <w:r>
+        <w:rPr>
+          <w:b w:val="0"/>
+          <w:bCs w:val="0"/>
+          <w:lang w:val="ru-RU"/>
+        </w:rPr>
+        <w:t xml:space="preserve">). Она может вывести подробную информацию о дисковой подсистеме (конфигурация, температура, ошибки ввода/вывода), замерить скорость чтения/записи, провести проверку на битые сектора, проанализировать использование места на диске, отформатировать его. </w:t>
+      </w:r>
+      <w:r>
+        <w:rPr>
+          <w:b w:val="0"/>
+          <w:bCs w:val="0"/>
+          <w:lang w:val="ru-RU"/>
+        </w:rPr>
+        <w:t>Работает из терминала и устанавливается одной командой.</w:t>
+      </w:r>
+    </w:p>
+    <w:p>
+      <w:pPr>
+        <w:pStyle w:val="Heading1"/>
+        <w:ind w:firstLine="567"/>
+        <w:rPr>
+          <w:b w:val="0"/>
+          <w:bCs w:val="0"/>
+          <w:lang w:val="ru-RU"/>
+        </w:rPr>
+      </w:pPr>
+      <w:r>
+        <w:rPr>
+          <w:b w:val="0"/>
+          <w:bCs w:val="0"/>
+          <w:lang w:val="ru-RU"/>
+        </w:rPr>
+        <w:t>Ключевые слова</w:t>
+      </w:r>
+      <w:r>
+        <w:rPr>
+          <w:b w:val="0"/>
+          <w:bCs w:val="0"/>
+          <w:lang w:val="ru-RU"/>
+        </w:rPr>
+        <w:t>:</w:t>
+      </w:r>
+      <w:r>
+        <w:rPr>
+          <w:b w:val="0"/>
+          <w:bCs w:val="0"/>
+          <w:lang w:val="ru-RU"/>
+        </w:rPr>
+        <w:t xml:space="preserve"> программа, язык программирования, </w:t>
+      </w:r>
+      <w:r>
+        <w:rPr>
+          <w:b w:val="0"/>
+          <w:bCs w:val="0"/>
+          <w:lang w:val="ru-RU"/>
+        </w:rPr>
+        <w:t>Linux</w:t>
+      </w:r>
+      <w:r>
+        <w:rPr>
+          <w:b w:val="0"/>
+          <w:bCs w:val="0"/>
+          <w:lang w:val="ru-RU"/>
+        </w:rPr>
+        <w:t>.</w:t>
+      </w:r>
+    </w:p>
+    <w:p>
+      <w:pPr>
+        <w:pStyle w:val="Heading1"/>
         <w:spacing w:line="240" w:lineRule="auto"/>
-        <w:ind w:firstLine="0"/>
-        <w:jc w:val="center"/>
+        <w:ind w:firstLine="567"/>
+        <w:rPr>
+          <w:lang w:val="ru-RU"/>
+        </w:rPr>
+      </w:pPr>
+      <w:r>
         <w:rPr>
           <w:sz w:val="36"/>
           <w:szCs w:val="36"/>
           <w:lang w:val="ru-RU"/>
         </w:rPr>
+        <w:t>Введение</w:t>
+      </w:r>
+      <w:r>
+        <w:rPr>
+          <w:lang w:val="ru-RU"/>
+        </w:rPr>
+        <w:t xml:space="preserve"> </w:t>
+      </w:r>
+    </w:p>
+    <w:p>
+      <w:pPr>
+        <w:pStyle w:val="Heading1"/>
+        <w:spacing w:line="240" w:lineRule="auto"/>
+        <w:ind w:firstLine="567"/>
+        <w:rPr>
+          <w:b w:val="0"/>
+          <w:bCs w:val="0"/>
+          <w:lang w:val="ru-RU"/>
+        </w:rPr>
+      </w:pPr>
+      <w:r>
+        <w:rPr>
+          <w:b w:val="0"/>
+          <w:bCs w:val="0"/>
+          <w:lang w:val="ru-RU"/>
+        </w:rPr>
+        <w:t xml:space="preserve">Современные системы хранения данных, такие как жесткие диски и твердотельные накопители (SSD), являются важными комплектующими компьютеров и серверов. Неправильной работе этих устройств можно избежать лишь при условии регулярного мониторинга их состояния и обработки результатов. </w:t>
+      </w:r>
+    </w:p>
+    <w:p>
+      <w:pPr>
+        <w:pStyle w:val="Heading1"/>
+        <w:spacing w:line="240" w:lineRule="auto"/>
+        <w:ind w:firstLine="567"/>
+        <w:rPr>
+          <w:sz w:val="32"/>
+          <w:szCs w:val="32"/>
+          <w:lang w:val="ru-RU"/>
+        </w:rPr>
       </w:pPr>
       <w:r>
         <w:rPr>
@@ -1657,8 +1871,280 @@
           <w:szCs w:val="36"/>
           <w:lang w:val="ru-RU"/>
         </w:rPr>
-        <w:t>Оглавление</w:t>
-      </w:r>
+        <w:t xml:space="preserve"> </w:t>
+      </w:r>
+      <w:r>
+        <w:rPr>
+          <w:sz w:val="32"/>
+          <w:szCs w:val="32"/>
+          <w:lang w:val="ru-RU"/>
+        </w:rPr>
+        <w:t>Актуальность</w:t>
+      </w:r>
+    </w:p>
+    <w:p>
+      <w:pPr>
+        <w:pStyle w:val="Heading1"/>
+        <w:spacing w:line="240" w:lineRule="auto"/>
+        <w:ind w:firstLine="567"/>
+        <w:rPr>
+          <w:b w:val="0"/>
+          <w:bCs w:val="0"/>
+          <w:lang w:val="ru-RU"/>
+        </w:rPr>
+      </w:pPr>
+      <w:r>
+        <w:rPr>
+          <w:b w:val="0"/>
+          <w:bCs w:val="0"/>
+          <w:lang w:val="ru-RU"/>
+        </w:rPr>
+        <w:t>Растущая популярность Linux на фоне проблем с новыми версиями Windows, ограничением услуг Microsoft и переводом многих компьютеров на Astra Linux в РФ.</w:t>
+      </w:r>
+    </w:p>
+    <w:p>
+      <w:pPr>
+        <w:pStyle w:val="Heading1"/>
+        <w:spacing w:line="240" w:lineRule="auto"/>
+        <w:ind w:firstLine="567"/>
+        <w:rPr>
+          <w:b w:val="0"/>
+          <w:bCs w:val="0"/>
+          <w:lang w:val="ru-RU"/>
+        </w:rPr>
+      </w:pPr>
+      <w:r>
+        <w:rPr>
+          <w:b w:val="0"/>
+          <w:bCs w:val="0"/>
+          <w:lang w:val="ru-RU"/>
+        </w:rPr>
+        <w:t xml:space="preserve">Узкий выбор и функционал аналогов продукта проекта, а также их </w:t>
+      </w:r>
+      <w:r>
+        <w:rPr>
+          <w:b w:val="0"/>
+          <w:bCs w:val="0"/>
+          <w:lang w:val="ru-RU"/>
+        </w:rPr>
+        <w:t>узко направленность</w:t>
+      </w:r>
+      <w:r>
+        <w:rPr>
+          <w:b w:val="0"/>
+          <w:bCs w:val="0"/>
+          <w:lang w:val="ru-RU"/>
+        </w:rPr>
+        <w:t xml:space="preserve"> и необходимость в наличии графической оболочки, а соответственно, отсутствие возможности использовать эти программы при проблемах с ней.</w:t>
+      </w:r>
+    </w:p>
+    <w:p>
+      <w:pPr>
+        <w:pStyle w:val="Heading1"/>
+        <w:spacing w:line="240" w:lineRule="auto"/>
+        <w:ind w:firstLine="567"/>
+        <w:rPr>
+          <w:b w:val="0"/>
+          <w:bCs w:val="0"/>
+          <w:lang w:val="ru-RU"/>
+        </w:rPr>
+      </w:pPr>
+      <w:r>
+        <w:rPr>
+          <w:b w:val="0"/>
+          <w:bCs w:val="0"/>
+          <w:lang w:val="ru-RU"/>
+        </w:rPr>
+        <w:t>Нет единой программы для выполнения таких задач на разных ОС</w:t>
+      </w:r>
+    </w:p>
+    <w:p>
+      <w:pPr>
+        <w:pStyle w:val="Heading1"/>
+        <w:spacing w:line="240" w:lineRule="auto"/>
+        <w:ind w:firstLine="567"/>
+        <w:rPr>
+          <w:b w:val="0"/>
+          <w:bCs w:val="0"/>
+          <w:lang w:val="ru-RU"/>
+        </w:rPr>
+      </w:pPr>
+      <w:r>
+        <w:rPr>
+          <w:lang w:val="ru-RU"/>
+        </w:rPr>
+        <w:t>Цель:</w:t>
+      </w:r>
+      <w:r>
+        <w:rPr>
+          <w:b w:val="0"/>
+          <w:bCs w:val="0"/>
+          <w:lang w:val="ru-RU"/>
+        </w:rPr>
+        <w:t xml:space="preserve"> </w:t>
+      </w:r>
+      <w:bookmarkStart w:id="1" w:name="_Hlk220618214"/>
+      <w:r>
+        <w:rPr>
+          <w:b w:val="0"/>
+          <w:bCs w:val="0"/>
+          <w:lang w:val="ru-RU"/>
+        </w:rPr>
+        <w:t>С</w:t>
+      </w:r>
+      <w:r>
+        <w:rPr>
+          <w:b w:val="0"/>
+          <w:bCs w:val="0"/>
+          <w:lang w:val="ru-RU"/>
+        </w:rPr>
+        <w:t>оздани</w:t>
+      </w:r>
+      <w:r>
+        <w:rPr>
+          <w:b w:val="0"/>
+          <w:bCs w:val="0"/>
+          <w:lang w:val="ru-RU"/>
+        </w:rPr>
+        <w:t>е</w:t>
+      </w:r>
+      <w:r>
+        <w:rPr>
+          <w:b w:val="0"/>
+          <w:bCs w:val="0"/>
+          <w:lang w:val="ru-RU"/>
+        </w:rPr>
+        <w:t xml:space="preserve"> программы для глубокой диагностики дисков в среде GNU/Linux</w:t>
+      </w:r>
+      <w:bookmarkEnd w:id="1"/>
+    </w:p>
+    <w:p>
+      <w:pPr>
+        <w:pStyle w:val="Heading1"/>
+        <w:spacing w:line="240" w:lineRule="auto"/>
+        <w:ind w:firstLine="567"/>
+        <w:rPr>
+          <w:lang w:val="ru-RU"/>
+        </w:rPr>
+      </w:pPr>
+      <w:r>
+        <w:rPr>
+          <w:lang w:val="ru-RU"/>
+        </w:rPr>
+        <w:t xml:space="preserve">Задачи: </w:t>
+      </w:r>
+    </w:p>
+    <w:p>
+      <w:pPr>
+        <w:pStyle w:val="Heading1"/>
+        <w:spacing w:line="240" w:lineRule="auto"/>
+        <w:ind w:firstLine="567"/>
+        <w:rPr>
+          <w:b w:val="0"/>
+          <w:bCs w:val="0"/>
+          <w:lang w:val="ru-RU"/>
+        </w:rPr>
+      </w:pPr>
+      <w:r>
+        <w:rPr>
+          <w:b w:val="0"/>
+          <w:bCs w:val="0"/>
+          <w:lang w:val="ru-RU"/>
+        </w:rPr>
+        <w:t>1) Создать программу, совмещающую в себе несколько других</w:t>
+      </w:r>
+    </w:p>
+    <w:p>
+      <w:pPr>
+        <w:pStyle w:val="Heading1"/>
+        <w:spacing w:line="240" w:lineRule="auto"/>
+        <w:ind w:firstLine="567"/>
+        <w:rPr>
+          <w:b w:val="0"/>
+          <w:bCs w:val="0"/>
+          <w:lang w:val="ru-RU"/>
+        </w:rPr>
+      </w:pPr>
+      <w:r>
+        <w:rPr>
+          <w:b w:val="0"/>
+          <w:bCs w:val="0"/>
+          <w:lang w:val="ru-RU"/>
+        </w:rPr>
+        <w:t>2) Использовать только стандартные инструменты</w:t>
+      </w:r>
+    </w:p>
+    <w:p>
+      <w:pPr>
+        <w:pStyle w:val="Heading1"/>
+        <w:spacing w:line="240" w:lineRule="auto"/>
+        <w:ind w:firstLine="567"/>
+        <w:rPr>
+          <w:b w:val="0"/>
+          <w:bCs w:val="0"/>
+          <w:lang w:val="ru-RU"/>
+        </w:rPr>
+      </w:pPr>
+      <w:r>
+        <w:rPr>
+          <w:b w:val="0"/>
+          <w:bCs w:val="0"/>
+          <w:lang w:val="ru-RU"/>
+        </w:rPr>
+        <w:t>3) Убрать лишнее, оставив только функционал</w:t>
+      </w:r>
+    </w:p>
+    <w:p>
+      <w:pPr>
+        <w:pStyle w:val="Heading1"/>
+        <w:spacing w:line="240" w:lineRule="auto"/>
+        <w:ind w:firstLine="567"/>
+        <w:rPr>
+          <w:b w:val="0"/>
+          <w:bCs w:val="0"/>
+          <w:lang w:val="ru-RU"/>
+        </w:rPr>
+      </w:pPr>
+      <w:r>
+        <w:rPr>
+          <w:b w:val="0"/>
+          <w:bCs w:val="0"/>
+          <w:lang w:val="ru-RU"/>
+        </w:rPr>
+        <w:t>4) Сделать программу легкой в портировании на UNIX-подобные ОС</w:t>
+      </w:r>
+    </w:p>
+    <w:p>
+      <w:pPr>
+        <w:pStyle w:val="Heading1"/>
+        <w:spacing w:line="240" w:lineRule="auto"/>
+        <w:ind w:firstLine="567"/>
+        <w:rPr>
+          <w:b w:val="0"/>
+          <w:bCs w:val="0"/>
+          <w:lang w:val="ru-RU"/>
+        </w:rPr>
+      </w:pPr>
+      <w:r>
+        <w:rPr>
+          <w:b w:val="0"/>
+          <w:bCs w:val="0"/>
+          <w:lang w:val="ru-RU"/>
+        </w:rPr>
+        <w:t>5) Разнообразить выбор подобных программ</w:t>
+      </w:r>
+    </w:p>
+    <w:p>
+      <w:pPr>
+        <w:pStyle w:val="Heading1"/>
+        <w:spacing w:line="240" w:lineRule="auto"/>
+        <w:ind w:firstLine="567"/>
+        <w:rPr>
+          <w:sz w:val="36"/>
+          <w:szCs w:val="36"/>
+          <w:lang w:val="ru-RU"/>
+        </w:rPr>
+      </w:pPr>
     </w:p>
     <w:p>
       <w:pPr>
@@ -1667,607 +2153,19 @@
         <w:ind w:firstLine="0"/>
         <w:jc w:val="left"/>
         <w:rPr>
-          <w:u w:val="single"/>
-          <w:lang w:val="ru-RU"/>
-        </w:rPr>
-      </w:pPr>
-      <w:r>
-        <w:rPr>
-          <w:u w:val="single"/>
-          <w:lang w:val="ru-RU"/>
-        </w:rPr>
-        <w:t xml:space="preserve">Введение                                                                                                              </w:t>
-      </w:r>
-      <w:r>
-        <w:rPr>
-          <w:u w:val="single"/>
-          <w:lang w:val="ru-RU"/>
-        </w:rPr>
-        <w:t xml:space="preserve">   </w:t>
-      </w:r>
-      <w:r>
-        <w:rPr>
-          <w:u w:val="single"/>
-          <w:lang w:val="ru-RU"/>
-        </w:rPr>
-        <w:t xml:space="preserve"> 4</w:t>
-      </w:r>
-    </w:p>
-    <w:p>
-      <w:pPr>
-        <w:pStyle w:val="Heading1"/>
-        <w:spacing w:line="240" w:lineRule="auto"/>
-        <w:ind w:firstLine="0"/>
-        <w:rPr>
-          <w:u w:val="single"/>
-          <w:lang w:val="ru-RU"/>
-        </w:rPr>
-      </w:pPr>
-      <w:r>
-        <w:rPr>
-          <w:u w:val="single"/>
-          <w:lang w:val="ru-RU"/>
-        </w:rPr>
-        <w:t xml:space="preserve">История языка С                                                                                                 </w:t>
-      </w:r>
-      <w:r>
-        <w:rPr>
-          <w:u w:val="single"/>
-          <w:lang w:val="ru-RU"/>
-        </w:rPr>
-        <w:t xml:space="preserve"> </w:t>
-      </w:r>
-      <w:r>
-        <w:rPr>
-          <w:u w:val="single"/>
-          <w:lang w:val="ru-RU"/>
-        </w:rPr>
-        <w:t xml:space="preserve">  5</w:t>
-      </w:r>
-    </w:p>
-    <w:p>
-      <w:pPr>
-        <w:pStyle w:val="Heading1"/>
-        <w:spacing w:line="240" w:lineRule="auto"/>
-        <w:ind w:firstLine="0"/>
-        <w:rPr>
-          <w:u w:val="single"/>
-          <w:lang w:val="ru-RU"/>
-        </w:rPr>
-      </w:pPr>
-      <w:r>
-        <w:rPr>
-          <w:u w:val="single"/>
-          <w:lang w:val="ru-RU"/>
-        </w:rPr>
-        <w:t xml:space="preserve">Возможности </w:t>
-      </w:r>
-      <w:r>
-        <w:rPr>
-          <w:u w:val="single"/>
-        </w:rPr>
-        <w:t>Bash</w:t>
-      </w:r>
-      <w:r>
-        <w:rPr>
-          <w:u w:val="single"/>
-          <w:lang w:val="ru-RU"/>
-        </w:rPr>
-        <w:t xml:space="preserve">                                                                                               </w:t>
-      </w:r>
-      <w:r>
-        <w:rPr>
-          <w:u w:val="single"/>
-          <w:lang w:val="ru-RU"/>
-        </w:rPr>
-        <w:t xml:space="preserve"> </w:t>
-      </w:r>
-      <w:r>
-        <w:rPr>
-          <w:u w:val="single"/>
-          <w:lang w:val="ru-RU"/>
-        </w:rPr>
-        <w:t xml:space="preserve">  7</w:t>
-      </w:r>
-    </w:p>
-    <w:p>
-      <w:pPr>
-        <w:pStyle w:val="Heading1"/>
-        <w:spacing w:line="240" w:lineRule="auto"/>
-        <w:ind w:firstLine="0"/>
-        <w:rPr>
-          <w:u w:val="single"/>
-          <w:lang w:val="ru-RU"/>
-        </w:rPr>
-      </w:pPr>
-      <w:r>
-        <w:rPr>
-          <w:u w:val="single"/>
-          <w:lang w:val="ru-RU"/>
-        </w:rPr>
-        <w:t xml:space="preserve">Сравнение                                                                                                              </w:t>
-      </w:r>
-      <w:r>
-        <w:rPr>
-          <w:u w:val="single"/>
-          <w:lang w:val="ru-RU"/>
-        </w:rPr>
-        <w:t xml:space="preserve"> </w:t>
-      </w:r>
-      <w:r>
-        <w:rPr>
-          <w:u w:val="single"/>
-          <w:lang w:val="ru-RU"/>
-        </w:rPr>
-        <w:t xml:space="preserve"> </w:t>
-      </w:r>
-      <w:r>
-        <w:rPr>
-          <w:u w:val="single"/>
-          <w:lang w:val="ru-RU"/>
-        </w:rPr>
-        <w:t>7</w:t>
-      </w:r>
-    </w:p>
-    <w:p>
-      <w:pPr>
-        <w:pStyle w:val="Heading1"/>
-        <w:spacing w:line="240" w:lineRule="auto"/>
-        <w:ind w:firstLine="0"/>
-        <w:rPr>
-          <w:u w:val="single"/>
-          <w:lang w:val="ru-RU"/>
-        </w:rPr>
-      </w:pPr>
-      <w:r>
-        <w:rPr>
-          <w:u w:val="single"/>
-          <w:lang w:val="ru-RU"/>
-        </w:rPr>
-        <w:t xml:space="preserve">График </w:t>
-      </w:r>
-      <w:proofErr w:type="spellStart"/>
-      <w:r>
-        <w:rPr>
-          <w:u w:val="single"/>
-          <w:lang w:val="ru-RU"/>
-        </w:rPr>
-        <w:t>Ганта</w:t>
-      </w:r>
-      <w:proofErr w:type="spellEnd"/>
-      <w:r>
-        <w:rPr>
-          <w:u w:val="single"/>
-          <w:lang w:val="ru-RU"/>
-        </w:rPr>
-        <w:t xml:space="preserve">                                                                                                      </w:t>
-      </w:r>
-      <w:r>
-        <w:rPr>
-          <w:u w:val="single"/>
-          <w:lang w:val="ru-RU"/>
-        </w:rPr>
-        <w:t xml:space="preserve"> </w:t>
-      </w:r>
-      <w:r>
-        <w:rPr>
-          <w:u w:val="single"/>
-          <w:lang w:val="ru-RU"/>
-        </w:rPr>
-        <w:t xml:space="preserve"> 13</w:t>
-      </w:r>
-    </w:p>
-    <w:p>
-      <w:pPr>
-        <w:pStyle w:val="Heading1"/>
-        <w:spacing w:line="240" w:lineRule="auto"/>
-        <w:ind w:firstLine="0"/>
-        <w:rPr>
-          <w:u w:val="single"/>
-          <w:lang w:val="ru-RU"/>
-        </w:rPr>
-      </w:pPr>
-      <w:r>
-        <w:rPr>
-          <w:u w:val="single"/>
-        </w:rPr>
-        <w:t>OTSW</w:t>
-      </w:r>
-      <w:r>
-        <w:rPr>
-          <w:u w:val="single"/>
-          <w:lang w:val="ru-RU"/>
-        </w:rPr>
-        <w:t xml:space="preserve"> Анализ</w:t>
-      </w:r>
-      <w:r>
-        <w:rPr>
-          <w:u w:val="single"/>
-          <w:lang w:val="ru-RU"/>
-        </w:rPr>
-        <w:t xml:space="preserve">                                                                                                       14</w:t>
-      </w:r>
-    </w:p>
-    <w:p>
-      <w:pPr>
-        <w:pStyle w:val="Heading1"/>
-        <w:spacing w:line="240" w:lineRule="auto"/>
-        <w:ind w:firstLine="0"/>
-        <w:rPr>
-          <w:u w:val="single"/>
-          <w:lang w:val="ru-RU"/>
-        </w:rPr>
-      </w:pPr>
-      <w:r>
-        <w:rPr>
-          <w:u w:val="single"/>
-          <w:lang w:val="ru-RU"/>
-        </w:rPr>
-        <w:t>Заключение                                                                                                           15</w:t>
-      </w:r>
-    </w:p>
-    <w:p>
-      <w:pPr>
-        <w:pStyle w:val="Heading1"/>
-        <w:spacing w:line="240" w:lineRule="auto"/>
-        <w:ind w:firstLine="0"/>
-        <w:rPr>
-          <w:u w:val="single"/>
-          <w:lang w:val="ru-RU"/>
-        </w:rPr>
-      </w:pPr>
-    </w:p>
-    <w:p>
-      <w:pPr>
-        <w:pStyle w:val="Heading1"/>
-        <w:spacing w:line="240" w:lineRule="auto"/>
-        <w:ind w:firstLine="0"/>
-        <w:rPr>
-          <w:u w:val="single"/>
-          <w:lang w:val="ru-RU"/>
-        </w:rPr>
-      </w:pPr>
-    </w:p>
-    <w:p>
-      <w:pPr>
-        <w:pStyle w:val="Heading1"/>
-        <w:spacing w:line="240" w:lineRule="auto"/>
-        <w:ind w:firstLine="0"/>
-        <w:rPr>
-          <w:u w:val="single"/>
-          <w:lang w:val="ru-RU"/>
-        </w:rPr>
-      </w:pPr>
-    </w:p>
-    <w:p>
-      <w:pPr>
-        <w:pStyle w:val="Heading1"/>
-        <w:spacing w:line="240" w:lineRule="auto"/>
-        <w:ind w:firstLine="0"/>
-        <w:rPr>
-          <w:u w:val="single"/>
-          <w:lang w:val="ru-RU"/>
-        </w:rPr>
-      </w:pPr>
-    </w:p>
-    <w:p>
-      <w:pPr>
-        <w:pStyle w:val="Heading1"/>
-        <w:spacing w:line="240" w:lineRule="auto"/>
-        <w:ind w:firstLine="0"/>
-        <w:rPr>
-          <w:u w:val="single"/>
-          <w:lang w:val="ru-RU"/>
-        </w:rPr>
-      </w:pPr>
-    </w:p>
-    <w:p>
-      <w:pPr>
-        <w:pStyle w:val="Heading1"/>
-        <w:spacing w:line="240" w:lineRule="auto"/>
-        <w:ind w:firstLine="0"/>
-        <w:rPr>
-          <w:u w:val="single"/>
-          <w:lang w:val="ru-RU"/>
-        </w:rPr>
-      </w:pPr>
-    </w:p>
-    <w:p>
-      <w:pPr>
-        <w:pStyle w:val="Heading1"/>
-        <w:spacing w:line="240" w:lineRule="auto"/>
-        <w:ind w:firstLine="0"/>
-        <w:rPr>
           <w:sz w:val="36"/>
           <w:szCs w:val="36"/>
           <w:lang w:val="ru-RU"/>
         </w:rPr>
       </w:pPr>
-    </w:p>
-    <w:p>
-      <w:pPr>
-        <w:pStyle w:val="Heading1"/>
-        <w:spacing w:line="240" w:lineRule="auto"/>
-        <w:ind w:firstLine="0"/>
+      <w:r>
         <w:rPr>
           <w:sz w:val="36"/>
           <w:szCs w:val="36"/>
           <w:lang w:val="ru-RU"/>
         </w:rPr>
-      </w:pPr>
-    </w:p>
-    <w:p>
-      <w:pPr>
-        <w:pStyle w:val="Heading1"/>
-        <w:spacing w:line="240" w:lineRule="auto"/>
-        <w:ind w:firstLine="0"/>
-        <w:rPr>
-          <w:sz w:val="36"/>
-          <w:szCs w:val="36"/>
-          <w:lang w:val="ru-RU"/>
-        </w:rPr>
-      </w:pPr>
-    </w:p>
-    <w:p>
-      <w:pPr>
-        <w:pStyle w:val="Heading1"/>
-        <w:spacing w:line="240" w:lineRule="auto"/>
-        <w:ind w:firstLine="0"/>
-        <w:rPr>
-          <w:sz w:val="36"/>
-          <w:szCs w:val="36"/>
-          <w:lang w:val="ru-RU"/>
-        </w:rPr>
-      </w:pPr>
-    </w:p>
-    <w:p>
-      <w:pPr>
-        <w:pStyle w:val="Heading1"/>
-        <w:spacing w:line="240" w:lineRule="auto"/>
-        <w:ind w:firstLine="0"/>
-        <w:rPr>
-          <w:sz w:val="36"/>
-          <w:szCs w:val="36"/>
-          <w:lang w:val="ru-RU"/>
-        </w:rPr>
-      </w:pPr>
-    </w:p>
-    <w:p>
-      <w:pPr>
-        <w:pStyle w:val="Heading1"/>
-        <w:spacing w:line="240" w:lineRule="auto"/>
-        <w:ind w:firstLine="0"/>
-        <w:rPr>
-          <w:sz w:val="36"/>
-          <w:szCs w:val="36"/>
-          <w:lang w:val="ru-RU"/>
-        </w:rPr>
-      </w:pPr>
-    </w:p>
-    <w:p>
-      <w:pPr>
-        <w:pStyle w:val="Heading1"/>
-        <w:spacing w:line="240" w:lineRule="auto"/>
-        <w:ind w:firstLine="0"/>
-        <w:rPr>
-          <w:sz w:val="36"/>
-          <w:szCs w:val="36"/>
-          <w:lang w:val="ru-RU"/>
-        </w:rPr>
-      </w:pPr>
-    </w:p>
-    <w:p>
-      <w:pPr>
-        <w:pStyle w:val="Heading1"/>
-        <w:spacing w:line="240" w:lineRule="auto"/>
-        <w:ind w:firstLine="0"/>
-        <w:rPr>
-          <w:sz w:val="36"/>
-          <w:szCs w:val="36"/>
-          <w:lang w:val="ru-RU"/>
-        </w:rPr>
-      </w:pPr>
-    </w:p>
-    <w:p>
-      <w:pPr>
-        <w:pStyle w:val="Heading1"/>
-        <w:spacing w:line="240" w:lineRule="auto"/>
-        <w:ind w:firstLine="0"/>
-        <w:rPr>
-          <w:sz w:val="36"/>
-          <w:szCs w:val="36"/>
-          <w:lang w:val="ru-RU"/>
-        </w:rPr>
-      </w:pPr>
-    </w:p>
-    <w:p>
-      <w:pPr>
-        <w:pStyle w:val="Heading1"/>
-        <w:spacing w:line="240" w:lineRule="auto"/>
-        <w:ind w:firstLine="0"/>
-        <w:rPr>
-          <w:sz w:val="36"/>
-          <w:szCs w:val="36"/>
-          <w:lang w:val="ru-RU"/>
-        </w:rPr>
-      </w:pPr>
-    </w:p>
-    <w:p>
-      <w:pPr>
-        <w:pStyle w:val="Heading1"/>
-        <w:spacing w:line="240" w:lineRule="auto"/>
-        <w:ind w:firstLine="0"/>
-        <w:rPr>
-          <w:sz w:val="36"/>
-          <w:szCs w:val="36"/>
-          <w:lang w:val="ru-RU"/>
-        </w:rPr>
-      </w:pPr>
-    </w:p>
-    <w:p>
-      <w:pPr>
-        <w:pStyle w:val="Heading1"/>
-        <w:spacing w:line="240" w:lineRule="auto"/>
-        <w:ind w:firstLine="0"/>
-        <w:rPr>
-          <w:sz w:val="36"/>
-          <w:szCs w:val="36"/>
-          <w:lang w:val="ru-RU"/>
-        </w:rPr>
-      </w:pPr>
-    </w:p>
-    <w:p>
-      <w:pPr>
-        <w:pStyle w:val="Heading1"/>
-        <w:numPr>
-          <w:ilvl w:val="0"/>
-          <w:numId w:val="16"/>
-        </w:numPr>
-        <w:spacing w:line="240" w:lineRule="auto"/>
-        <w:rPr>
-          <w:lang w:val="ru-RU"/>
-        </w:rPr>
-      </w:pPr>
-      <w:r>
-        <w:rPr>
-          <w:sz w:val="36"/>
-          <w:szCs w:val="36"/>
-          <w:lang w:val="ru-RU"/>
-        </w:rPr>
         <w:lastRenderedPageBreak/>
-        <w:t>Введение</w:t>
-      </w:r>
-      <w:r>
-        <w:rPr>
-          <w:lang w:val="ru-RU"/>
-        </w:rPr>
-        <w:t xml:space="preserve"> </w:t>
-      </w:r>
-    </w:p>
-    <w:p>
-      <w:pPr>
-        <w:pStyle w:val="Heading1"/>
-        <w:spacing w:line="240" w:lineRule="auto"/>
-        <w:ind w:firstLine="0"/>
-        <w:rPr>
-          <w:lang w:val="ru-RU"/>
-        </w:rPr>
-      </w:pPr>
-    </w:p>
-    <w:p>
-      <w:pPr>
-        <w:pStyle w:val="Heading1"/>
-        <w:spacing w:line="240" w:lineRule="auto"/>
-        <w:ind w:firstLine="567"/>
-        <w:rPr>
-          <w:b w:val="0"/>
-          <w:bCs w:val="0"/>
-          <w:lang w:val="ru-RU"/>
-        </w:rPr>
-      </w:pPr>
-      <w:r>
-        <w:rPr>
-          <w:b w:val="0"/>
-          <w:bCs w:val="0"/>
-          <w:lang w:val="ru-RU"/>
-        </w:rPr>
-        <w:t>Современные системы хранения данных, такие как жесткие диски и твердотельные накопители (SSD), являются важными комплектующими компьютеров и серверов. Неправильной работе этих устройств можно избежать лишь при условии регулярного мониторинга их состояния и обработки результатов. Цель проекта — разработка программного обеспечения для глубокой диагностики дисков в среде GNU/Linux с использованием языка программирования C++.</w:t>
-      </w:r>
-    </w:p>
-    <w:p>
-      <w:pPr>
-        <w:pStyle w:val="Heading1"/>
-        <w:spacing w:line="240" w:lineRule="auto"/>
-        <w:ind w:firstLine="0"/>
-        <w:rPr>
-          <w:b w:val="0"/>
-          <w:bCs w:val="0"/>
-          <w:lang w:val="ru-RU"/>
-        </w:rPr>
-      </w:pPr>
-    </w:p>
-    <w:p>
-      <w:pPr>
-        <w:pStyle w:val="Heading1"/>
-        <w:spacing w:line="240" w:lineRule="auto"/>
-        <w:ind w:firstLine="0"/>
-        <w:rPr>
-          <w:b w:val="0"/>
-          <w:bCs w:val="0"/>
-          <w:lang w:val="ru-RU"/>
-        </w:rPr>
-      </w:pPr>
-    </w:p>
-    <w:p>
-      <w:pPr>
-        <w:pStyle w:val="Heading1"/>
-        <w:spacing w:line="240" w:lineRule="auto"/>
-        <w:ind w:firstLine="567"/>
-        <w:rPr>
-          <w:b w:val="0"/>
-          <w:bCs w:val="0"/>
-          <w:lang w:val="ru-RU"/>
-        </w:rPr>
-      </w:pPr>
-      <w:r>
-        <w:rPr>
-          <w:lang w:val="ru-RU"/>
-        </w:rPr>
-        <w:t>Цель:</w:t>
-      </w:r>
-      <w:r>
-        <w:rPr>
-          <w:b w:val="0"/>
-          <w:bCs w:val="0"/>
-          <w:lang w:val="ru-RU"/>
-        </w:rPr>
-        <w:t xml:space="preserve"> </w:t>
-      </w:r>
-      <w:bookmarkStart w:id="1" w:name="_Hlk220618214"/>
-      <w:r>
-        <w:rPr>
-          <w:b w:val="0"/>
-          <w:bCs w:val="0"/>
-          <w:lang w:val="ru-RU"/>
-        </w:rPr>
-        <w:t>С</w:t>
-      </w:r>
-      <w:r>
-        <w:rPr>
-          <w:b w:val="0"/>
-          <w:bCs w:val="0"/>
-          <w:lang w:val="ru-RU"/>
-        </w:rPr>
-        <w:t>оздание и поддержка программы для глубокой диагностики дисков в среде GNU/Linux</w:t>
-      </w:r>
-      <w:bookmarkEnd w:id="1"/>
-    </w:p>
-    <w:p>
-      <w:pPr>
-        <w:pStyle w:val="Heading1"/>
-        <w:spacing w:line="240" w:lineRule="auto"/>
-        <w:ind w:firstLine="0"/>
-        <w:rPr>
-          <w:b w:val="0"/>
-          <w:bCs w:val="0"/>
-          <w:lang w:val="ru-RU"/>
-        </w:rPr>
-      </w:pPr>
-    </w:p>
-    <w:p>
-      <w:pPr>
-        <w:pStyle w:val="Heading1"/>
-        <w:spacing w:line="240" w:lineRule="auto"/>
-        <w:ind w:firstLine="567"/>
-        <w:rPr>
-          <w:lang w:val="ru-RU"/>
-        </w:rPr>
-      </w:pPr>
-      <w:r>
-        <w:rPr>
-          <w:lang w:val="ru-RU"/>
-        </w:rPr>
-        <w:t xml:space="preserve">Задачи: </w:t>
+        <w:t>О программе</w:t>
       </w:r>
     </w:p>
     <w:p>
@@ -2279,16 +2177,97 @@
         <w:rPr>
           <w:b w:val="0"/>
           <w:bCs w:val="0"/>
-          <w:lang w:val="ru-RU"/>
-        </w:rPr>
-      </w:pPr>
-      <w:r>
-        <w:rPr>
-          <w:b w:val="0"/>
-          <w:bCs w:val="0"/>
-          <w:lang w:val="ru-RU"/>
-        </w:rPr>
-        <w:t>1) Создать программу, совмещающую в себе несколько других</w:t>
+          <w:sz w:val="36"/>
+          <w:szCs w:val="36"/>
+          <w:lang w:val="ru-RU"/>
+        </w:rPr>
+      </w:pPr>
+      <w:r>
+        <w:t>PDD</w:t>
+      </w:r>
+      <w:r>
+        <w:rPr>
+          <w:b w:val="0"/>
+          <w:bCs w:val="0"/>
+          <w:lang w:val="ru-RU"/>
+        </w:rPr>
+        <w:t xml:space="preserve"> – предназначена для т</w:t>
+      </w:r>
+      <w:r>
+        <w:rPr>
+          <w:b w:val="0"/>
+          <w:bCs w:val="0"/>
+          <w:lang w:val="ru-RU"/>
+        </w:rPr>
+        <w:t>щ</w:t>
+      </w:r>
+      <w:r>
+        <w:rPr>
+          <w:b w:val="0"/>
+          <w:bCs w:val="0"/>
+          <w:lang w:val="ru-RU"/>
+        </w:rPr>
+        <w:t>ательной проверки диска на</w:t>
+      </w:r>
+      <w:r>
+        <w:rPr>
+          <w:b w:val="0"/>
+          <w:bCs w:val="0"/>
+          <w:sz w:val="36"/>
+          <w:szCs w:val="36"/>
+          <w:lang w:val="ru-RU"/>
+        </w:rPr>
+        <w:t xml:space="preserve"> </w:t>
+      </w:r>
+      <w:r>
+        <w:rPr>
+          <w:b w:val="0"/>
+          <w:bCs w:val="0"/>
+          <w:lang w:val="ru-RU"/>
+        </w:rPr>
+        <w:t>GNU/Linux</w:t>
+      </w:r>
+      <w:r>
+        <w:rPr>
+          <w:b w:val="0"/>
+          <w:bCs w:val="0"/>
+          <w:lang w:val="ru-RU"/>
+        </w:rPr>
+        <w:t>, с помощью программной строки. Она по функционалу совмещает в себе другие программы</w:t>
+      </w:r>
+      <w:r>
+        <w:rPr>
+          <w:b w:val="0"/>
+          <w:bCs w:val="0"/>
+          <w:lang w:val="ru-RU"/>
+        </w:rPr>
+        <w:t>.</w:t>
+      </w:r>
+      <w:r>
+        <w:rPr>
+          <w:b w:val="0"/>
+          <w:bCs w:val="0"/>
+          <w:lang w:val="ru-RU"/>
+        </w:rPr>
+        <w:t xml:space="preserve"> Даная программа бесплатная и на её разработку трата </w:t>
+      </w:r>
+      <w:proofErr w:type="gramStart"/>
+      <w:r>
+        <w:rPr>
+          <w:b w:val="0"/>
+          <w:bCs w:val="0"/>
+          <w:lang w:val="ru-RU"/>
+        </w:rPr>
+        <w:t>каких либо</w:t>
+      </w:r>
+      <w:proofErr w:type="gramEnd"/>
+      <w:r>
+        <w:rPr>
+          <w:b w:val="0"/>
+          <w:bCs w:val="0"/>
+          <w:lang w:val="ru-RU"/>
+        </w:rPr>
+        <w:t xml:space="preserve"> средств не была произведена.</w:t>
       </w:r>
     </w:p>
     <w:p>
@@ -2298,18 +2277,1518 @@
         <w:ind w:firstLine="0"/>
         <w:jc w:val="left"/>
         <w:rPr>
-          <w:b w:val="0"/>
-          <w:bCs w:val="0"/>
-          <w:lang w:val="ru-RU"/>
-        </w:rPr>
-      </w:pPr>
-      <w:r>
-        <w:rPr>
-          <w:b w:val="0"/>
-          <w:bCs w:val="0"/>
-          <w:lang w:val="ru-RU"/>
-        </w:rPr>
-        <w:t>2) Использовать только стандартные инструменты</w:t>
+          <w:sz w:val="36"/>
+          <w:szCs w:val="36"/>
+          <w:lang w:val="ru-RU"/>
+        </w:rPr>
+      </w:pPr>
+      <w:r>
+        <w:rPr>
+          <w:sz w:val="36"/>
+          <w:szCs w:val="36"/>
+          <w:lang w:val="ru-RU"/>
+        </w:rPr>
+        <w:t>Сравнение</w:t>
+      </w:r>
+    </w:p>
+    <w:tbl>
+      <w:tblPr>
+        <w:tblStyle w:val="TableGrid"/>
+        <w:tblW w:w="0" w:type="auto"/>
+        <w:tblLayout w:type="fixed"/>
+        <w:tblLook w:val="04A0" w:firstRow="1" w:lastRow="0" w:firstColumn="1" w:lastColumn="0" w:noHBand="0" w:noVBand="1"/>
+      </w:tblPr>
+      <w:tblGrid>
+        <w:gridCol w:w="1956"/>
+        <w:gridCol w:w="1580"/>
+        <w:gridCol w:w="2308"/>
+        <w:gridCol w:w="1970"/>
+        <w:gridCol w:w="1530"/>
+      </w:tblGrid>
+      <w:tr>
+        <w:tc>
+          <w:tcPr>
+            <w:tcW w:w="1956" w:type="dxa"/>
+          </w:tcPr>
+          <w:p>
+            <w:pPr>
+              <w:pStyle w:val="Heading1"/>
+              <w:spacing w:line="240" w:lineRule="auto"/>
+              <w:ind w:firstLine="0"/>
+              <w:jc w:val="left"/>
+              <w:rPr>
+                <w:b w:val="0"/>
+                <w:bCs w:val="0"/>
+                <w:lang w:val="ru-RU"/>
+              </w:rPr>
+            </w:pPr>
+            <w:r>
+              <w:rPr>
+                <w:b w:val="0"/>
+                <w:bCs w:val="0"/>
+                <w:lang w:val="ru-RU"/>
+              </w:rPr>
+              <w:t>Характеристика</w:t>
+            </w:r>
+          </w:p>
+        </w:tc>
+        <w:tc>
+          <w:tcPr>
+            <w:tcW w:w="1580" w:type="dxa"/>
+          </w:tcPr>
+          <w:p>
+            <w:pPr>
+              <w:pStyle w:val="Heading1"/>
+              <w:spacing w:line="240" w:lineRule="auto"/>
+              <w:ind w:firstLine="0"/>
+              <w:jc w:val="left"/>
+              <w:rPr>
+                <w:b w:val="0"/>
+                <w:bCs w:val="0"/>
+                <w:lang w:val="ru-RU"/>
+              </w:rPr>
+            </w:pPr>
+            <w:proofErr w:type="spellStart"/>
+            <w:r>
+              <w:rPr>
+                <w:b w:val="0"/>
+                <w:bCs w:val="0"/>
+                <w:lang w:val="ru-RU"/>
+              </w:rPr>
+              <w:t>CrystalDisk</w:t>
+            </w:r>
+            <w:proofErr w:type="spellEnd"/>
+            <w:r>
+              <w:rPr>
+                <w:b w:val="0"/>
+                <w:bCs w:val="0"/>
+                <w:lang w:val="ru-RU"/>
+              </w:rPr>
+              <w:t xml:space="preserve"> Info</w:t>
+            </w:r>
+          </w:p>
+        </w:tc>
+        <w:tc>
+          <w:tcPr>
+            <w:tcW w:w="2308" w:type="dxa"/>
+          </w:tcPr>
+          <w:p>
+            <w:pPr>
+              <w:pStyle w:val="Heading1"/>
+              <w:spacing w:line="240" w:lineRule="auto"/>
+              <w:ind w:firstLine="0"/>
+              <w:jc w:val="left"/>
+              <w:rPr>
+                <w:b w:val="0"/>
+                <w:bCs w:val="0"/>
+                <w:lang w:val="ru-RU"/>
+              </w:rPr>
+            </w:pPr>
+            <w:proofErr w:type="spellStart"/>
+            <w:r>
+              <w:rPr>
+                <w:b w:val="0"/>
+                <w:bCs w:val="0"/>
+                <w:lang w:val="ru-RU"/>
+              </w:rPr>
+              <w:t>CrystalDisk</w:t>
+            </w:r>
+            <w:proofErr w:type="spellEnd"/>
+            <w:r>
+              <w:rPr>
+                <w:b w:val="0"/>
+                <w:bCs w:val="0"/>
+                <w:lang w:val="ru-RU"/>
+              </w:rPr>
+              <w:t xml:space="preserve"> Mark</w:t>
+            </w:r>
+          </w:p>
+        </w:tc>
+        <w:tc>
+          <w:tcPr>
+            <w:tcW w:w="1970" w:type="dxa"/>
+          </w:tcPr>
+          <w:p>
+            <w:pPr>
+              <w:pStyle w:val="Heading1"/>
+              <w:spacing w:line="240" w:lineRule="auto"/>
+              <w:ind w:firstLine="0"/>
+              <w:jc w:val="left"/>
+              <w:rPr>
+                <w:b w:val="0"/>
+                <w:bCs w:val="0"/>
+                <w:lang w:val="ru-RU"/>
+              </w:rPr>
+            </w:pPr>
+            <w:proofErr w:type="spellStart"/>
+            <w:r>
+              <w:rPr>
+                <w:b w:val="0"/>
+                <w:bCs w:val="0"/>
+                <w:lang w:val="ru-RU"/>
+              </w:rPr>
+              <w:t>Baobab</w:t>
+            </w:r>
+            <w:proofErr w:type="spellEnd"/>
+          </w:p>
+        </w:tc>
+        <w:tc>
+          <w:tcPr>
+            <w:tcW w:w="1530" w:type="dxa"/>
+          </w:tcPr>
+          <w:p>
+            <w:pPr>
+              <w:pStyle w:val="Heading1"/>
+              <w:spacing w:line="240" w:lineRule="auto"/>
+              <w:ind w:firstLine="0"/>
+              <w:jc w:val="left"/>
+              <w:rPr>
+                <w:b w:val="0"/>
+                <w:bCs w:val="0"/>
+              </w:rPr>
+            </w:pPr>
+            <w:r>
+              <w:rPr>
+                <w:b w:val="0"/>
+                <w:bCs w:val="0"/>
+              </w:rPr>
+              <w:t>PDD</w:t>
+            </w:r>
+          </w:p>
+          <w:p>
+            <w:pPr>
+              <w:pStyle w:val="Heading1"/>
+              <w:spacing w:line="240" w:lineRule="auto"/>
+              <w:ind w:firstLine="0"/>
+              <w:jc w:val="left"/>
+              <w:rPr>
+                <w:b w:val="0"/>
+                <w:bCs w:val="0"/>
+              </w:rPr>
+            </w:pPr>
+            <w:r>
+              <w:rPr>
+                <w:b w:val="0"/>
+                <w:bCs w:val="0"/>
+              </w:rPr>
+              <w:t>(</w:t>
+            </w:r>
+            <w:r>
+              <w:rPr>
+                <w:b w:val="0"/>
+                <w:bCs w:val="0"/>
+                <w:lang w:val="ru-RU"/>
+              </w:rPr>
+              <w:t>наша про</w:t>
+            </w:r>
+            <w:r>
+              <w:rPr>
+                <w:b w:val="0"/>
+                <w:bCs w:val="0"/>
+                <w:lang w:val="ru-RU"/>
+              </w:rPr>
+              <w:t>-</w:t>
+            </w:r>
+            <w:r>
+              <w:rPr>
+                <w:b w:val="0"/>
+                <w:bCs w:val="0"/>
+                <w:lang w:val="ru-RU"/>
+              </w:rPr>
+              <w:t>грамма</w:t>
+            </w:r>
+            <w:r>
+              <w:rPr>
+                <w:b w:val="0"/>
+                <w:bCs w:val="0"/>
+              </w:rPr>
+              <w:t>)</w:t>
+            </w:r>
+          </w:p>
+        </w:tc>
+      </w:tr>
+      <w:tr>
+        <w:tc>
+          <w:tcPr>
+            <w:tcW w:w="1956" w:type="dxa"/>
+          </w:tcPr>
+          <w:p>
+            <w:pPr>
+              <w:pStyle w:val="Heading1"/>
+              <w:spacing w:line="240" w:lineRule="auto"/>
+              <w:ind w:firstLine="0"/>
+              <w:jc w:val="left"/>
+              <w:rPr>
+                <w:b w:val="0"/>
+                <w:bCs w:val="0"/>
+                <w:lang w:val="ru-RU"/>
+              </w:rPr>
+            </w:pPr>
+            <w:r>
+              <w:rPr>
+                <w:b w:val="0"/>
+                <w:bCs w:val="0"/>
+                <w:lang w:val="ru-RU"/>
+              </w:rPr>
+              <w:t>1. Легковесная архитектура</w:t>
+            </w:r>
+          </w:p>
+        </w:tc>
+        <w:tc>
+          <w:tcPr>
+            <w:tcW w:w="1580" w:type="dxa"/>
+            <w:vAlign w:val="center"/>
+          </w:tcPr>
+          <w:p>
+            <w:pPr>
+              <w:pStyle w:val="Heading1"/>
+              <w:spacing w:line="240" w:lineRule="auto"/>
+              <w:ind w:firstLine="0"/>
+              <w:jc w:val="center"/>
+              <w:rPr>
+                <w:sz w:val="44"/>
+                <w:szCs w:val="44"/>
+                <w:lang w:val="ru-RU"/>
+              </w:rPr>
+            </w:pPr>
+            <w:r>
+              <w:rPr>
+                <w:sz w:val="44"/>
+                <w:szCs w:val="44"/>
+                <w:lang w:val="ru-RU"/>
+              </w:rPr>
+              <w:t>+</w:t>
+            </w:r>
+          </w:p>
+        </w:tc>
+        <w:tc>
+          <w:tcPr>
+            <w:tcW w:w="2308" w:type="dxa"/>
+            <w:vAlign w:val="center"/>
+          </w:tcPr>
+          <w:p>
+            <w:pPr>
+              <w:pStyle w:val="Heading1"/>
+              <w:spacing w:line="240" w:lineRule="auto"/>
+              <w:ind w:firstLine="0"/>
+              <w:jc w:val="center"/>
+              <w:rPr>
+                <w:sz w:val="44"/>
+                <w:szCs w:val="44"/>
+                <w:lang w:val="ru-RU"/>
+              </w:rPr>
+            </w:pPr>
+            <w:r>
+              <w:rPr>
+                <w:sz w:val="44"/>
+                <w:szCs w:val="44"/>
+                <w:lang w:val="ru-RU"/>
+              </w:rPr>
+              <w:t>+</w:t>
+            </w:r>
+          </w:p>
+        </w:tc>
+        <w:tc>
+          <w:tcPr>
+            <w:tcW w:w="1970" w:type="dxa"/>
+            <w:vAlign w:val="center"/>
+          </w:tcPr>
+          <w:p>
+            <w:pPr>
+              <w:pStyle w:val="Heading1"/>
+              <w:spacing w:line="240" w:lineRule="auto"/>
+              <w:ind w:firstLine="0"/>
+              <w:jc w:val="center"/>
+              <w:rPr>
+                <w:sz w:val="44"/>
+                <w:szCs w:val="44"/>
+                <w:lang w:val="ru-RU"/>
+              </w:rPr>
+            </w:pPr>
+            <w:r>
+              <w:rPr>
+                <w:sz w:val="44"/>
+                <w:szCs w:val="44"/>
+                <w:lang w:val="ru-RU"/>
+              </w:rPr>
+              <w:t>+</w:t>
+            </w:r>
+          </w:p>
+        </w:tc>
+        <w:tc>
+          <w:tcPr>
+            <w:tcW w:w="1530" w:type="dxa"/>
+            <w:vAlign w:val="center"/>
+          </w:tcPr>
+          <w:p>
+            <w:pPr>
+              <w:pStyle w:val="Heading1"/>
+              <w:spacing w:line="240" w:lineRule="auto"/>
+              <w:ind w:firstLine="0"/>
+              <w:jc w:val="center"/>
+              <w:rPr>
+                <w:sz w:val="44"/>
+                <w:szCs w:val="44"/>
+                <w:lang w:val="ru-RU"/>
+              </w:rPr>
+            </w:pPr>
+            <w:r>
+              <w:rPr>
+                <w:sz w:val="44"/>
+                <w:szCs w:val="44"/>
+                <w:lang w:val="ru-RU"/>
+              </w:rPr>
+              <w:t>+</w:t>
+            </w:r>
+          </w:p>
+        </w:tc>
+      </w:tr>
+      <w:tr>
+        <w:tc>
+          <w:tcPr>
+            <w:tcW w:w="1956" w:type="dxa"/>
+          </w:tcPr>
+          <w:p>
+            <w:pPr>
+              <w:pStyle w:val="Heading1"/>
+              <w:spacing w:line="240" w:lineRule="auto"/>
+              <w:ind w:firstLine="0"/>
+              <w:jc w:val="left"/>
+              <w:rPr>
+                <w:b w:val="0"/>
+                <w:bCs w:val="0"/>
+                <w:lang w:val="ru-RU"/>
+              </w:rPr>
+            </w:pPr>
+            <w:r>
+              <w:rPr>
+                <w:b w:val="0"/>
+                <w:bCs w:val="0"/>
+                <w:lang w:val="ru-RU"/>
+              </w:rPr>
+              <w:t>2. Отсутствие внешних зависимостей</w:t>
+            </w:r>
+          </w:p>
+        </w:tc>
+        <w:tc>
+          <w:tcPr>
+            <w:tcW w:w="1580" w:type="dxa"/>
+            <w:vAlign w:val="center"/>
+          </w:tcPr>
+          <w:p>
+            <w:pPr>
+              <w:pStyle w:val="Heading1"/>
+              <w:spacing w:line="240" w:lineRule="auto"/>
+              <w:ind w:firstLine="0"/>
+              <w:jc w:val="center"/>
+              <w:rPr>
+                <w:sz w:val="44"/>
+                <w:szCs w:val="44"/>
+                <w:lang w:val="ru-RU"/>
+              </w:rPr>
+            </w:pPr>
+            <w:r>
+              <w:rPr>
+                <w:sz w:val="44"/>
+                <w:szCs w:val="44"/>
+                <w:lang w:val="ru-RU"/>
+              </w:rPr>
+              <w:t>-</w:t>
+            </w:r>
+          </w:p>
+        </w:tc>
+        <w:tc>
+          <w:tcPr>
+            <w:tcW w:w="2308" w:type="dxa"/>
+            <w:vAlign w:val="center"/>
+          </w:tcPr>
+          <w:p>
+            <w:pPr>
+              <w:pStyle w:val="Heading1"/>
+              <w:spacing w:line="240" w:lineRule="auto"/>
+              <w:ind w:firstLine="0"/>
+              <w:jc w:val="center"/>
+              <w:rPr>
+                <w:sz w:val="44"/>
+                <w:szCs w:val="44"/>
+                <w:lang w:val="ru-RU"/>
+              </w:rPr>
+            </w:pPr>
+            <w:r>
+              <w:rPr>
+                <w:sz w:val="44"/>
+                <w:szCs w:val="44"/>
+                <w:lang w:val="ru-RU"/>
+              </w:rPr>
+              <w:t>-</w:t>
+            </w:r>
+          </w:p>
+        </w:tc>
+        <w:tc>
+          <w:tcPr>
+            <w:tcW w:w="1970" w:type="dxa"/>
+            <w:vAlign w:val="center"/>
+          </w:tcPr>
+          <w:p>
+            <w:pPr>
+              <w:pStyle w:val="Heading1"/>
+              <w:spacing w:line="240" w:lineRule="auto"/>
+              <w:ind w:firstLine="0"/>
+              <w:jc w:val="center"/>
+              <w:rPr>
+                <w:sz w:val="44"/>
+                <w:szCs w:val="44"/>
+                <w:lang w:val="ru-RU"/>
+              </w:rPr>
+            </w:pPr>
+            <w:r>
+              <w:rPr>
+                <w:sz w:val="44"/>
+                <w:szCs w:val="44"/>
+                <w:lang w:val="ru-RU"/>
+              </w:rPr>
+              <w:t>+</w:t>
+            </w:r>
+          </w:p>
+        </w:tc>
+        <w:tc>
+          <w:tcPr>
+            <w:tcW w:w="1530" w:type="dxa"/>
+            <w:vAlign w:val="center"/>
+          </w:tcPr>
+          <w:p>
+            <w:pPr>
+              <w:pStyle w:val="Heading1"/>
+              <w:spacing w:line="240" w:lineRule="auto"/>
+              <w:ind w:firstLine="0"/>
+              <w:jc w:val="center"/>
+              <w:rPr>
+                <w:sz w:val="44"/>
+                <w:szCs w:val="44"/>
+                <w:lang w:val="ru-RU"/>
+              </w:rPr>
+            </w:pPr>
+            <w:r>
+              <w:rPr>
+                <w:sz w:val="44"/>
+                <w:szCs w:val="44"/>
+                <w:lang w:val="ru-RU"/>
+              </w:rPr>
+              <w:t>+</w:t>
+            </w:r>
+          </w:p>
+        </w:tc>
+      </w:tr>
+      <w:tr>
+        <w:tc>
+          <w:tcPr>
+            <w:tcW w:w="1956" w:type="dxa"/>
+          </w:tcPr>
+          <w:p>
+            <w:pPr>
+              <w:pStyle w:val="Heading1"/>
+              <w:spacing w:line="240" w:lineRule="auto"/>
+              <w:ind w:firstLine="0"/>
+              <w:jc w:val="left"/>
+              <w:rPr>
+                <w:b w:val="0"/>
+                <w:bCs w:val="0"/>
+                <w:lang w:val="ru-RU"/>
+              </w:rPr>
+            </w:pPr>
+            <w:r>
+              <w:rPr>
+                <w:b w:val="0"/>
+                <w:bCs w:val="0"/>
+                <w:lang w:val="ru-RU"/>
+              </w:rPr>
+              <w:t>3. Комбинация функционала</w:t>
+            </w:r>
+          </w:p>
+        </w:tc>
+        <w:tc>
+          <w:tcPr>
+            <w:tcW w:w="1580" w:type="dxa"/>
+            <w:vAlign w:val="center"/>
+          </w:tcPr>
+          <w:p>
+            <w:pPr>
+              <w:pStyle w:val="Heading1"/>
+              <w:spacing w:line="240" w:lineRule="auto"/>
+              <w:ind w:firstLine="0"/>
+              <w:jc w:val="center"/>
+              <w:rPr>
+                <w:b w:val="0"/>
+                <w:bCs w:val="0"/>
+              </w:rPr>
+            </w:pPr>
+            <w:proofErr w:type="spellStart"/>
+            <w:proofErr w:type="gramStart"/>
+            <w:r>
+              <w:rPr>
+                <w:b w:val="0"/>
+                <w:bCs w:val="0"/>
+                <w:lang w:val="ru-RU"/>
+              </w:rPr>
+              <w:t>Монито</w:t>
+            </w:r>
+            <w:proofErr w:type="spellEnd"/>
+            <w:r>
+              <w:rPr>
+                <w:b w:val="0"/>
+                <w:bCs w:val="0"/>
+                <w:lang w:val="ru-RU"/>
+              </w:rPr>
+              <w:t>-</w:t>
+            </w:r>
+            <w:r>
+              <w:rPr>
+                <w:b w:val="0"/>
+                <w:bCs w:val="0"/>
+                <w:lang w:val="ru-RU"/>
+              </w:rPr>
+              <w:t>ринг</w:t>
+            </w:r>
+            <w:proofErr w:type="gramEnd"/>
+            <w:r>
+              <w:rPr>
+                <w:b w:val="0"/>
+                <w:bCs w:val="0"/>
+                <w:lang w:val="ru-RU"/>
+              </w:rPr>
+              <w:t xml:space="preserve"> состояния дисков</w:t>
+            </w:r>
+          </w:p>
+        </w:tc>
+        <w:tc>
+          <w:tcPr>
+            <w:tcW w:w="2308" w:type="dxa"/>
+            <w:vAlign w:val="center"/>
+          </w:tcPr>
+          <w:p>
+            <w:pPr>
+              <w:pStyle w:val="Heading1"/>
+              <w:spacing w:line="240" w:lineRule="auto"/>
+              <w:ind w:firstLine="0"/>
+              <w:jc w:val="center"/>
+              <w:rPr>
+                <w:b w:val="0"/>
+                <w:bCs w:val="0"/>
+                <w:lang w:val="ru-RU"/>
+              </w:rPr>
+            </w:pPr>
+            <w:r>
+              <w:rPr>
+                <w:b w:val="0"/>
+                <w:bCs w:val="0"/>
+                <w:lang w:val="ru-RU"/>
+              </w:rPr>
+              <w:t>Тестирование производительности дисков</w:t>
+            </w:r>
+          </w:p>
+        </w:tc>
+        <w:tc>
+          <w:tcPr>
+            <w:tcW w:w="1970" w:type="dxa"/>
+            <w:vAlign w:val="center"/>
+          </w:tcPr>
+          <w:p>
+            <w:pPr>
+              <w:pStyle w:val="Heading1"/>
+              <w:spacing w:line="240" w:lineRule="auto"/>
+              <w:ind w:firstLine="0"/>
+              <w:jc w:val="center"/>
+              <w:rPr>
+                <w:b w:val="0"/>
+                <w:bCs w:val="0"/>
+                <w:lang w:val="ru-RU"/>
+              </w:rPr>
+            </w:pPr>
+            <w:r>
+              <w:rPr>
+                <w:b w:val="0"/>
+                <w:bCs w:val="0"/>
+                <w:lang w:val="ru-RU"/>
+              </w:rPr>
+              <w:t>Анализ использования дискового пространства</w:t>
+            </w:r>
+          </w:p>
+        </w:tc>
+        <w:tc>
+          <w:tcPr>
+            <w:tcW w:w="1530" w:type="dxa"/>
+            <w:vAlign w:val="center"/>
+          </w:tcPr>
+          <w:p>
+            <w:pPr>
+              <w:pStyle w:val="Heading1"/>
+              <w:spacing w:line="240" w:lineRule="auto"/>
+              <w:ind w:firstLine="0"/>
+              <w:jc w:val="center"/>
+              <w:rPr>
+                <w:b w:val="0"/>
+                <w:bCs w:val="0"/>
+                <w:lang w:val="ru-RU"/>
+              </w:rPr>
+            </w:pPr>
+            <w:proofErr w:type="spellStart"/>
+            <w:r>
+              <w:rPr>
+                <w:b w:val="0"/>
+                <w:bCs w:val="0"/>
+                <w:lang w:val="ru-RU"/>
+              </w:rPr>
+              <w:t>Обьединя-ет</w:t>
+            </w:r>
+            <w:proofErr w:type="spellEnd"/>
+            <w:r>
+              <w:rPr>
+                <w:b w:val="0"/>
+                <w:bCs w:val="0"/>
+                <w:lang w:val="ru-RU"/>
+              </w:rPr>
+              <w:t xml:space="preserve"> их </w:t>
+            </w:r>
+            <w:proofErr w:type="spellStart"/>
+            <w:proofErr w:type="gramStart"/>
+            <w:r>
+              <w:rPr>
+                <w:b w:val="0"/>
+                <w:bCs w:val="0"/>
+                <w:lang w:val="ru-RU"/>
+              </w:rPr>
+              <w:t>функцион</w:t>
+            </w:r>
+            <w:proofErr w:type="spellEnd"/>
+            <w:r>
+              <w:rPr>
+                <w:b w:val="0"/>
+                <w:bCs w:val="0"/>
+                <w:lang w:val="ru-RU"/>
+              </w:rPr>
+              <w:t>-ал</w:t>
+            </w:r>
+            <w:proofErr w:type="gramEnd"/>
+          </w:p>
+        </w:tc>
+      </w:tr>
+      <w:tr>
+        <w:tc>
+          <w:tcPr>
+            <w:tcW w:w="1956" w:type="dxa"/>
+          </w:tcPr>
+          <w:p>
+            <w:pPr>
+              <w:pStyle w:val="Heading1"/>
+              <w:spacing w:line="240" w:lineRule="auto"/>
+              <w:ind w:firstLine="0"/>
+              <w:jc w:val="left"/>
+              <w:rPr>
+                <w:b w:val="0"/>
+                <w:bCs w:val="0"/>
+                <w:lang w:val="ru-RU"/>
+              </w:rPr>
+            </w:pPr>
+            <w:r>
+              <w:rPr>
+                <w:b w:val="0"/>
+                <w:bCs w:val="0"/>
+                <w:lang w:val="ru-RU"/>
+              </w:rPr>
+              <w:t>4. Соответствие философии GNU/Linux</w:t>
+            </w:r>
+          </w:p>
+        </w:tc>
+        <w:tc>
+          <w:tcPr>
+            <w:tcW w:w="1580" w:type="dxa"/>
+            <w:vAlign w:val="center"/>
+          </w:tcPr>
+          <w:p>
+            <w:pPr>
+              <w:pStyle w:val="Heading1"/>
+              <w:spacing w:line="240" w:lineRule="auto"/>
+              <w:ind w:firstLine="0"/>
+              <w:jc w:val="center"/>
+              <w:rPr>
+                <w:sz w:val="44"/>
+                <w:szCs w:val="44"/>
+                <w:lang w:val="ru-RU"/>
+              </w:rPr>
+            </w:pPr>
+            <w:r>
+              <w:rPr>
+                <w:sz w:val="44"/>
+                <w:szCs w:val="44"/>
+                <w:lang w:val="ru-RU"/>
+              </w:rPr>
+              <w:t>-</w:t>
+            </w:r>
+          </w:p>
+        </w:tc>
+        <w:tc>
+          <w:tcPr>
+            <w:tcW w:w="2308" w:type="dxa"/>
+            <w:vAlign w:val="center"/>
+          </w:tcPr>
+          <w:p>
+            <w:pPr>
+              <w:pStyle w:val="Heading1"/>
+              <w:spacing w:line="240" w:lineRule="auto"/>
+              <w:ind w:firstLine="0"/>
+              <w:jc w:val="center"/>
+              <w:rPr>
+                <w:sz w:val="44"/>
+                <w:szCs w:val="44"/>
+                <w:lang w:val="ru-RU"/>
+              </w:rPr>
+            </w:pPr>
+            <w:r>
+              <w:rPr>
+                <w:sz w:val="44"/>
+                <w:szCs w:val="44"/>
+                <w:lang w:val="ru-RU"/>
+              </w:rPr>
+              <w:t>-</w:t>
+            </w:r>
+          </w:p>
+        </w:tc>
+        <w:tc>
+          <w:tcPr>
+            <w:tcW w:w="1970" w:type="dxa"/>
+            <w:vAlign w:val="center"/>
+          </w:tcPr>
+          <w:p>
+            <w:pPr>
+              <w:pStyle w:val="Heading1"/>
+              <w:spacing w:line="240" w:lineRule="auto"/>
+              <w:ind w:firstLine="0"/>
+              <w:jc w:val="center"/>
+              <w:rPr>
+                <w:sz w:val="44"/>
+                <w:szCs w:val="44"/>
+                <w:lang w:val="ru-RU"/>
+              </w:rPr>
+            </w:pPr>
+            <w:r>
+              <w:rPr>
+                <w:sz w:val="44"/>
+                <w:szCs w:val="44"/>
+                <w:lang w:val="ru-RU"/>
+              </w:rPr>
+              <w:t>+</w:t>
+            </w:r>
+          </w:p>
+        </w:tc>
+        <w:tc>
+          <w:tcPr>
+            <w:tcW w:w="1530" w:type="dxa"/>
+            <w:vAlign w:val="center"/>
+          </w:tcPr>
+          <w:p>
+            <w:pPr>
+              <w:pStyle w:val="Heading1"/>
+              <w:spacing w:line="240" w:lineRule="auto"/>
+              <w:ind w:firstLine="0"/>
+              <w:jc w:val="center"/>
+              <w:rPr>
+                <w:sz w:val="44"/>
+                <w:szCs w:val="44"/>
+                <w:lang w:val="ru-RU"/>
+              </w:rPr>
+            </w:pPr>
+            <w:r>
+              <w:rPr>
+                <w:sz w:val="44"/>
+                <w:szCs w:val="44"/>
+                <w:lang w:val="ru-RU"/>
+              </w:rPr>
+              <w:t>+</w:t>
+            </w:r>
+          </w:p>
+        </w:tc>
+      </w:tr>
+      <w:tr>
+        <w:tc>
+          <w:tcPr>
+            <w:tcW w:w="1956" w:type="dxa"/>
+          </w:tcPr>
+          <w:p>
+            <w:pPr>
+              <w:pStyle w:val="Heading1"/>
+              <w:spacing w:line="240" w:lineRule="auto"/>
+              <w:ind w:firstLine="0"/>
+              <w:jc w:val="left"/>
+              <w:rPr>
+                <w:b w:val="0"/>
+                <w:bCs w:val="0"/>
+                <w:lang w:val="ru-RU"/>
+              </w:rPr>
+            </w:pPr>
+            <w:r>
+              <w:rPr>
+                <w:b w:val="0"/>
+                <w:bCs w:val="0"/>
+                <w:lang w:val="ru-RU"/>
+              </w:rPr>
+              <w:t xml:space="preserve">5. </w:t>
+            </w:r>
+            <w:proofErr w:type="spellStart"/>
+            <w:r>
+              <w:rPr>
+                <w:b w:val="0"/>
+                <w:bCs w:val="0"/>
+                <w:lang w:val="ru-RU"/>
+              </w:rPr>
+              <w:t>Портируемос</w:t>
+            </w:r>
+            <w:r>
+              <w:rPr>
+                <w:b w:val="0"/>
+                <w:bCs w:val="0"/>
+                <w:lang w:val="ru-RU"/>
+              </w:rPr>
+              <w:t>-</w:t>
+            </w:r>
+            <w:r>
+              <w:rPr>
+                <w:b w:val="0"/>
+                <w:bCs w:val="0"/>
+                <w:lang w:val="ru-RU"/>
+              </w:rPr>
+              <w:t>ть</w:t>
+            </w:r>
+            <w:proofErr w:type="spellEnd"/>
+            <w:r>
+              <w:rPr>
+                <w:b w:val="0"/>
+                <w:bCs w:val="0"/>
+                <w:lang w:val="ru-RU"/>
+              </w:rPr>
+              <w:t xml:space="preserve"> на другие Unix-подобные ОС</w:t>
+            </w:r>
+          </w:p>
+        </w:tc>
+        <w:tc>
+          <w:tcPr>
+            <w:tcW w:w="1580" w:type="dxa"/>
+            <w:vAlign w:val="center"/>
+          </w:tcPr>
+          <w:p>
+            <w:pPr>
+              <w:pStyle w:val="Heading1"/>
+              <w:spacing w:line="240" w:lineRule="auto"/>
+              <w:ind w:firstLine="0"/>
+              <w:jc w:val="center"/>
+              <w:rPr>
+                <w:sz w:val="44"/>
+                <w:szCs w:val="44"/>
+                <w:lang w:val="ru-RU"/>
+              </w:rPr>
+            </w:pPr>
+            <w:r>
+              <w:rPr>
+                <w:sz w:val="44"/>
+                <w:szCs w:val="44"/>
+                <w:lang w:val="ru-RU"/>
+              </w:rPr>
+              <w:t>-</w:t>
+            </w:r>
+          </w:p>
+        </w:tc>
+        <w:tc>
+          <w:tcPr>
+            <w:tcW w:w="2308" w:type="dxa"/>
+            <w:vAlign w:val="center"/>
+          </w:tcPr>
+          <w:p>
+            <w:pPr>
+              <w:pStyle w:val="Heading1"/>
+              <w:spacing w:line="240" w:lineRule="auto"/>
+              <w:ind w:firstLine="0"/>
+              <w:jc w:val="center"/>
+              <w:rPr>
+                <w:sz w:val="44"/>
+                <w:szCs w:val="44"/>
+                <w:lang w:val="ru-RU"/>
+              </w:rPr>
+            </w:pPr>
+            <w:r>
+              <w:rPr>
+                <w:sz w:val="44"/>
+                <w:szCs w:val="44"/>
+                <w:lang w:val="ru-RU"/>
+              </w:rPr>
+              <w:t>-</w:t>
+            </w:r>
+          </w:p>
+        </w:tc>
+        <w:tc>
+          <w:tcPr>
+            <w:tcW w:w="1970" w:type="dxa"/>
+            <w:vAlign w:val="center"/>
+          </w:tcPr>
+          <w:p>
+            <w:pPr>
+              <w:pStyle w:val="Heading1"/>
+              <w:spacing w:line="240" w:lineRule="auto"/>
+              <w:ind w:firstLine="0"/>
+              <w:jc w:val="center"/>
+              <w:rPr>
+                <w:sz w:val="44"/>
+                <w:szCs w:val="44"/>
+                <w:lang w:val="ru-RU"/>
+              </w:rPr>
+            </w:pPr>
+            <w:r>
+              <w:rPr>
+                <w:sz w:val="44"/>
+                <w:szCs w:val="44"/>
+                <w:lang w:val="ru-RU"/>
+              </w:rPr>
+              <w:t>+</w:t>
+            </w:r>
+            <w:r>
+              <w:rPr>
+                <w:sz w:val="44"/>
+                <w:szCs w:val="44"/>
+                <w:lang w:val="ru-RU"/>
+              </w:rPr>
+              <w:t>-</w:t>
+            </w:r>
+            <w:r>
+              <w:rPr>
+                <w:lang w:val="ru-RU"/>
+              </w:rPr>
+              <w:t>(</w:t>
+            </w:r>
+            <w:r>
+              <w:rPr>
+                <w:lang w:val="ru-RU"/>
+              </w:rPr>
+              <w:t xml:space="preserve">нужны компоненты </w:t>
+            </w:r>
+            <w:r>
+              <w:t>gnome</w:t>
+            </w:r>
+            <w:r>
+              <w:rPr>
+                <w:lang w:val="ru-RU"/>
+              </w:rPr>
+              <w:t>)</w:t>
+            </w:r>
+          </w:p>
+        </w:tc>
+        <w:tc>
+          <w:tcPr>
+            <w:tcW w:w="1530" w:type="dxa"/>
+            <w:vAlign w:val="center"/>
+          </w:tcPr>
+          <w:p>
+            <w:pPr>
+              <w:pStyle w:val="Heading1"/>
+              <w:spacing w:line="240" w:lineRule="auto"/>
+              <w:ind w:firstLine="0"/>
+              <w:jc w:val="center"/>
+              <w:rPr>
+                <w:sz w:val="44"/>
+                <w:szCs w:val="44"/>
+                <w:lang w:val="ru-RU"/>
+              </w:rPr>
+            </w:pPr>
+            <w:r>
+              <w:rPr>
+                <w:sz w:val="44"/>
+                <w:szCs w:val="44"/>
+                <w:lang w:val="ru-RU"/>
+              </w:rPr>
+              <w:t>+</w:t>
+            </w:r>
+          </w:p>
+        </w:tc>
+      </w:tr>
+      <w:tr>
+        <w:tc>
+          <w:tcPr>
+            <w:tcW w:w="1956" w:type="dxa"/>
+          </w:tcPr>
+          <w:p>
+            <w:pPr>
+              <w:pStyle w:val="Heading1"/>
+              <w:spacing w:line="240" w:lineRule="auto"/>
+              <w:ind w:firstLine="0"/>
+              <w:jc w:val="left"/>
+              <w:rPr>
+                <w:b w:val="0"/>
+                <w:bCs w:val="0"/>
+              </w:rPr>
+            </w:pPr>
+            <w:r>
+              <w:rPr>
+                <w:b w:val="0"/>
+                <w:bCs w:val="0"/>
+              </w:rPr>
+              <w:t xml:space="preserve">6. </w:t>
+            </w:r>
+            <w:r>
+              <w:rPr>
+                <w:b w:val="0"/>
+                <w:bCs w:val="0"/>
+                <w:lang w:val="ru-RU"/>
+              </w:rPr>
+              <w:t>Работа</w:t>
+            </w:r>
+            <w:r>
+              <w:rPr>
+                <w:b w:val="0"/>
+                <w:bCs w:val="0"/>
+              </w:rPr>
+              <w:t xml:space="preserve"> </w:t>
+            </w:r>
+            <w:r>
+              <w:rPr>
+                <w:b w:val="0"/>
+                <w:bCs w:val="0"/>
+                <w:lang w:val="ru-RU"/>
+              </w:rPr>
+              <w:t>через</w:t>
+            </w:r>
+            <w:r>
+              <w:rPr>
+                <w:b w:val="0"/>
+                <w:bCs w:val="0"/>
+              </w:rPr>
+              <w:t xml:space="preserve"> CLI (Command Line Interface)</w:t>
+            </w:r>
+          </w:p>
+        </w:tc>
+        <w:tc>
+          <w:tcPr>
+            <w:tcW w:w="1580" w:type="dxa"/>
+            <w:vAlign w:val="center"/>
+          </w:tcPr>
+          <w:p>
+            <w:pPr>
+              <w:pStyle w:val="Heading1"/>
+              <w:spacing w:line="240" w:lineRule="auto"/>
+              <w:ind w:firstLine="0"/>
+              <w:jc w:val="center"/>
+              <w:rPr>
+                <w:sz w:val="44"/>
+                <w:szCs w:val="44"/>
+                <w:lang w:val="ru-RU"/>
+              </w:rPr>
+            </w:pPr>
+            <w:r>
+              <w:rPr>
+                <w:sz w:val="44"/>
+                <w:szCs w:val="44"/>
+                <w:lang w:val="ru-RU"/>
+              </w:rPr>
+              <w:t>-</w:t>
+            </w:r>
+          </w:p>
+        </w:tc>
+        <w:tc>
+          <w:tcPr>
+            <w:tcW w:w="2308" w:type="dxa"/>
+            <w:vAlign w:val="center"/>
+          </w:tcPr>
+          <w:p>
+            <w:pPr>
+              <w:pStyle w:val="Heading1"/>
+              <w:spacing w:line="240" w:lineRule="auto"/>
+              <w:ind w:firstLine="0"/>
+              <w:jc w:val="center"/>
+              <w:rPr>
+                <w:sz w:val="44"/>
+                <w:szCs w:val="44"/>
+                <w:lang w:val="ru-RU"/>
+              </w:rPr>
+            </w:pPr>
+            <w:r>
+              <w:rPr>
+                <w:sz w:val="44"/>
+                <w:szCs w:val="44"/>
+                <w:lang w:val="ru-RU"/>
+              </w:rPr>
+              <w:t>-</w:t>
+            </w:r>
+          </w:p>
+        </w:tc>
+        <w:tc>
+          <w:tcPr>
+            <w:tcW w:w="1970" w:type="dxa"/>
+            <w:vAlign w:val="center"/>
+          </w:tcPr>
+          <w:p>
+            <w:pPr>
+              <w:pStyle w:val="Heading1"/>
+              <w:spacing w:line="240" w:lineRule="auto"/>
+              <w:ind w:firstLine="0"/>
+              <w:jc w:val="center"/>
+              <w:rPr>
+                <w:sz w:val="44"/>
+                <w:szCs w:val="44"/>
+                <w:lang w:val="ru-RU"/>
+              </w:rPr>
+            </w:pPr>
+            <w:r>
+              <w:rPr>
+                <w:sz w:val="44"/>
+                <w:szCs w:val="44"/>
+                <w:lang w:val="ru-RU"/>
+              </w:rPr>
+              <w:t>+</w:t>
+            </w:r>
+            <w:r>
+              <w:rPr>
+                <w:sz w:val="44"/>
+                <w:szCs w:val="44"/>
+                <w:lang w:val="ru-RU"/>
+              </w:rPr>
+              <w:t>-</w:t>
+            </w:r>
+          </w:p>
+          <w:p>
+            <w:pPr>
+              <w:pStyle w:val="Heading1"/>
+              <w:spacing w:line="240" w:lineRule="auto"/>
+              <w:ind w:firstLine="0"/>
+              <w:jc w:val="center"/>
+              <w:rPr>
+                <w:b w:val="0"/>
+                <w:bCs w:val="0"/>
+                <w:lang w:val="ru-RU"/>
+              </w:rPr>
+            </w:pPr>
+            <w:r>
+              <w:rPr>
+                <w:lang w:val="ru-RU"/>
+              </w:rPr>
+              <w:t>(</w:t>
+            </w:r>
+            <w:r>
+              <w:rPr>
+                <w:lang w:val="ru-RU"/>
+              </w:rPr>
+              <w:t>только вывод в</w:t>
+            </w:r>
+            <w:r>
+              <w:rPr>
+                <w:lang w:val="ru-RU"/>
+              </w:rPr>
+              <w:t xml:space="preserve"> командную строку)</w:t>
+            </w:r>
+          </w:p>
+        </w:tc>
+        <w:tc>
+          <w:tcPr>
+            <w:tcW w:w="1530" w:type="dxa"/>
+            <w:vAlign w:val="center"/>
+          </w:tcPr>
+          <w:p>
+            <w:pPr>
+              <w:pStyle w:val="Heading1"/>
+              <w:spacing w:line="240" w:lineRule="auto"/>
+              <w:ind w:firstLine="0"/>
+              <w:jc w:val="center"/>
+              <w:rPr>
+                <w:sz w:val="44"/>
+                <w:szCs w:val="44"/>
+                <w:lang w:val="ru-RU"/>
+              </w:rPr>
+            </w:pPr>
+            <w:r>
+              <w:rPr>
+                <w:sz w:val="44"/>
+                <w:szCs w:val="44"/>
+                <w:lang w:val="ru-RU"/>
+              </w:rPr>
+              <w:t>+</w:t>
+            </w:r>
+          </w:p>
+          <w:p>
+            <w:pPr>
+              <w:pStyle w:val="Heading1"/>
+              <w:spacing w:line="240" w:lineRule="auto"/>
+              <w:ind w:firstLine="0"/>
+              <w:jc w:val="center"/>
+              <w:rPr>
+                <w:b w:val="0"/>
+                <w:bCs w:val="0"/>
+                <w:lang w:val="ru-RU"/>
+              </w:rPr>
+            </w:pPr>
+            <w:r>
+              <w:rPr>
+                <w:lang w:val="ru-RU"/>
+              </w:rPr>
+              <w:t>(доступен через командн</w:t>
+            </w:r>
+            <w:r>
+              <w:rPr>
+                <w:lang w:val="ru-RU"/>
+              </w:rPr>
+              <w:t>у</w:t>
+            </w:r>
+            <w:r>
+              <w:rPr>
+                <w:lang w:val="ru-RU"/>
+              </w:rPr>
+              <w:t>ю строку)</w:t>
+            </w:r>
+          </w:p>
+        </w:tc>
+      </w:tr>
+    </w:tbl>
+    <w:p>
+      <w:pPr>
+        <w:pStyle w:val="Heading1"/>
+        <w:spacing w:line="240" w:lineRule="auto"/>
+        <w:ind w:firstLine="567"/>
+        <w:rPr>
+          <w:sz w:val="36"/>
+          <w:szCs w:val="36"/>
+          <w:lang w:val="ru-RU"/>
+        </w:rPr>
+      </w:pPr>
+      <w:r>
+        <w:rPr>
+          <w:sz w:val="36"/>
+          <w:szCs w:val="36"/>
+          <w:lang w:val="ru-RU"/>
+        </w:rPr>
+        <w:t>Дальнейшее развитие</w:t>
+      </w:r>
+    </w:p>
+    <w:p>
+      <w:pPr>
+        <w:pStyle w:val="Heading1"/>
+        <w:spacing w:line="240" w:lineRule="auto"/>
+        <w:ind w:firstLine="567"/>
+        <w:rPr>
+          <w:b w:val="0"/>
+          <w:bCs w:val="0"/>
+          <w:lang w:val="ru-RU"/>
+        </w:rPr>
+      </w:pPr>
+      <w:r>
+        <w:rPr>
+          <w:b w:val="0"/>
+          <w:bCs w:val="0"/>
+          <w:lang w:val="ru-RU"/>
+        </w:rPr>
+        <w:t>PDD будет развиваться постепенно:</w:t>
+      </w:r>
+    </w:p>
+    <w:p>
+      <w:pPr>
+        <w:pStyle w:val="Heading1"/>
+        <w:spacing w:line="240" w:lineRule="auto"/>
+        <w:ind w:firstLine="567"/>
+        <w:rPr>
+          <w:b w:val="0"/>
+          <w:bCs w:val="0"/>
+          <w:lang w:val="ru-RU"/>
+        </w:rPr>
+      </w:pPr>
+      <w:r>
+        <w:rPr>
+          <w:b w:val="0"/>
+          <w:bCs w:val="0"/>
+          <w:lang w:val="ru-RU"/>
+        </w:rPr>
+        <w:t>Будут добавляться новые команды: получение процента S.M.A.R.T., времени наработки, объём записанных данных и подобные</w:t>
+      </w:r>
+    </w:p>
+    <w:p>
+      <w:pPr>
+        <w:pStyle w:val="Heading1"/>
+        <w:spacing w:line="240" w:lineRule="auto"/>
+        <w:ind w:firstLine="567"/>
+        <w:rPr>
+          <w:b w:val="0"/>
+          <w:bCs w:val="0"/>
+          <w:lang w:val="ru-RU"/>
+        </w:rPr>
+      </w:pPr>
+      <w:r>
+        <w:rPr>
+          <w:b w:val="0"/>
+          <w:bCs w:val="0"/>
+          <w:lang w:val="ru-RU"/>
+        </w:rPr>
+        <w:t xml:space="preserve">Будет порт для </w:t>
+      </w:r>
+      <w:proofErr w:type="spellStart"/>
+      <w:r>
+        <w:rPr>
+          <w:b w:val="0"/>
+          <w:bCs w:val="0"/>
+          <w:lang w:val="ru-RU"/>
+        </w:rPr>
+        <w:t>MacOS</w:t>
+      </w:r>
+      <w:proofErr w:type="spellEnd"/>
+      <w:r>
+        <w:rPr>
+          <w:b w:val="0"/>
+          <w:bCs w:val="0"/>
+          <w:lang w:val="ru-RU"/>
+        </w:rPr>
+        <w:t>, FreeBSD и других UNIX-</w:t>
+      </w:r>
+      <w:proofErr w:type="spellStart"/>
+      <w:r>
+        <w:rPr>
+          <w:b w:val="0"/>
+          <w:bCs w:val="0"/>
+          <w:lang w:val="ru-RU"/>
+        </w:rPr>
+        <w:t>овых</w:t>
+      </w:r>
+      <w:proofErr w:type="spellEnd"/>
+      <w:r>
+        <w:rPr>
+          <w:b w:val="0"/>
+          <w:bCs w:val="0"/>
+          <w:lang w:val="ru-RU"/>
+        </w:rPr>
+        <w:t xml:space="preserve"> ОС</w:t>
+      </w:r>
+    </w:p>
+    <w:p>
+      <w:pPr>
+        <w:pStyle w:val="Heading1"/>
+        <w:spacing w:line="240" w:lineRule="auto"/>
+        <w:ind w:firstLine="567"/>
+        <w:rPr>
+          <w:b w:val="0"/>
+          <w:bCs w:val="0"/>
+          <w:lang w:val="ru-RU"/>
+        </w:rPr>
+      </w:pPr>
+      <w:r>
+        <w:rPr>
+          <w:b w:val="0"/>
+          <w:bCs w:val="0"/>
+          <w:lang w:val="ru-RU"/>
+        </w:rPr>
+        <w:lastRenderedPageBreak/>
+        <w:t>Планируется добавление более низкоуровневых функций, а также поддержки других архитектур</w:t>
+      </w:r>
+    </w:p>
+    <w:p>
+      <w:pPr>
+        <w:pStyle w:val="Heading1"/>
+        <w:spacing w:line="240" w:lineRule="auto"/>
+        <w:ind w:firstLine="567"/>
+        <w:rPr>
+          <w:b w:val="0"/>
+          <w:bCs w:val="0"/>
+          <w:lang w:val="ru-RU"/>
+        </w:rPr>
+      </w:pPr>
+      <w:r>
+        <w:rPr>
+          <w:b w:val="0"/>
+          <w:bCs w:val="0"/>
+          <w:lang w:val="ru-RU"/>
+        </w:rPr>
+        <w:t>Будут собираться отчеты об ошибках и исправляться баги</w:t>
+      </w:r>
+    </w:p>
+    <w:p>
+      <w:pPr>
+        <w:pStyle w:val="Heading1"/>
+        <w:spacing w:line="240" w:lineRule="auto"/>
+        <w:ind w:firstLine="567"/>
+        <w:rPr>
+          <w:b w:val="0"/>
+          <w:bCs w:val="0"/>
+          <w:lang w:val="ru-RU"/>
+        </w:rPr>
+      </w:pPr>
+      <w:r>
+        <w:rPr>
+          <w:b w:val="0"/>
+          <w:bCs w:val="0"/>
+          <w:lang w:val="ru-RU"/>
+        </w:rPr>
+        <w:t>Планируется добавление этой программы в репозитории пакетных менеджеров (</w:t>
+      </w:r>
+      <w:proofErr w:type="spellStart"/>
+      <w:r>
+        <w:rPr>
+          <w:b w:val="0"/>
+          <w:bCs w:val="0"/>
+          <w:lang w:val="ru-RU"/>
+        </w:rPr>
+        <w:t>apt</w:t>
+      </w:r>
+      <w:proofErr w:type="spellEnd"/>
+      <w:r>
+        <w:rPr>
+          <w:b w:val="0"/>
+          <w:bCs w:val="0"/>
+          <w:lang w:val="ru-RU"/>
+        </w:rPr>
+        <w:t xml:space="preserve">, </w:t>
+      </w:r>
+      <w:proofErr w:type="spellStart"/>
+      <w:r>
+        <w:rPr>
+          <w:b w:val="0"/>
+          <w:bCs w:val="0"/>
+          <w:lang w:val="ru-RU"/>
+        </w:rPr>
+        <w:t>pacman</w:t>
+      </w:r>
+      <w:proofErr w:type="spellEnd"/>
+      <w:r>
+        <w:rPr>
+          <w:b w:val="0"/>
+          <w:bCs w:val="0"/>
+          <w:lang w:val="ru-RU"/>
+        </w:rPr>
+        <w:t xml:space="preserve">, </w:t>
+      </w:r>
+      <w:proofErr w:type="spellStart"/>
+      <w:r>
+        <w:rPr>
+          <w:b w:val="0"/>
+          <w:bCs w:val="0"/>
+          <w:lang w:val="ru-RU"/>
+        </w:rPr>
+        <w:t>emerge</w:t>
+      </w:r>
+      <w:proofErr w:type="spellEnd"/>
+      <w:r>
+        <w:rPr>
+          <w:b w:val="0"/>
+          <w:bCs w:val="0"/>
+          <w:lang w:val="ru-RU"/>
+        </w:rPr>
+        <w:t xml:space="preserve">, </w:t>
+      </w:r>
+      <w:proofErr w:type="spellStart"/>
+      <w:r>
+        <w:rPr>
+          <w:b w:val="0"/>
+          <w:bCs w:val="0"/>
+          <w:lang w:val="ru-RU"/>
+        </w:rPr>
+        <w:t>dnf</w:t>
+      </w:r>
+      <w:proofErr w:type="spellEnd"/>
+      <w:r>
+        <w:rPr>
+          <w:b w:val="0"/>
+          <w:bCs w:val="0"/>
+          <w:lang w:val="ru-RU"/>
+        </w:rPr>
+        <w:t xml:space="preserve"> и других)</w:t>
       </w:r>
     </w:p>
     <w:p>
@@ -2330,7 +3809,72 @@
           <w:bCs w:val="0"/>
           <w:lang w:val="ru-RU"/>
         </w:rPr>
-        <w:t>3) Убрать лишнее, оставив только функционал</w:t>
+        <w:t>Как и</w:t>
+      </w:r>
+      <w:r>
+        <w:rPr>
+          <w:b w:val="0"/>
+          <w:bCs w:val="0"/>
+          <w:lang w:val="ru-RU"/>
+        </w:rPr>
+        <w:t>спольз</w:t>
+      </w:r>
+      <w:r>
+        <w:rPr>
+          <w:b w:val="0"/>
+          <w:bCs w:val="0"/>
+          <w:lang w:val="ru-RU"/>
+        </w:rPr>
+        <w:t xml:space="preserve">овать нашу программу </w:t>
+      </w:r>
+      <w:proofErr w:type="gramStart"/>
+      <w:r>
+        <w:rPr>
+          <w:b w:val="0"/>
+          <w:bCs w:val="0"/>
+          <w:lang w:val="ru-RU"/>
+        </w:rPr>
+        <w:t>можно подробно узнать</w:t>
+      </w:r>
+      <w:proofErr w:type="gramEnd"/>
+      <w:r>
+        <w:rPr>
+          <w:b w:val="0"/>
+          <w:bCs w:val="0"/>
+          <w:lang w:val="ru-RU"/>
+        </w:rPr>
+        <w:t xml:space="preserve"> ведя в программную строку</w:t>
+      </w:r>
+      <w:r>
+        <w:rPr>
+          <w:b w:val="0"/>
+          <w:bCs w:val="0"/>
+          <w:lang w:val="ru-RU"/>
+        </w:rPr>
+        <w:t>:</w:t>
+      </w:r>
+      <w:r>
+        <w:rPr>
+          <w:b w:val="0"/>
+          <w:bCs w:val="0"/>
+          <w:lang w:val="ru-RU"/>
+        </w:rPr>
+        <w:t xml:space="preserve"> </w:t>
+      </w:r>
+      <w:r>
+        <w:rPr>
+          <w:b w:val="0"/>
+          <w:bCs w:val="0"/>
+        </w:rPr>
+        <w:t>help</w:t>
+      </w:r>
+      <w:r>
+        <w:rPr>
+          <w:b w:val="0"/>
+          <w:bCs w:val="0"/>
+          <w:lang w:val="ru-RU"/>
+        </w:rPr>
+        <w:t>.</w:t>
       </w:r>
     </w:p>
     <w:p>
@@ -2340,4158 +3884,43 @@
         <w:ind w:firstLine="0"/>
         <w:jc w:val="left"/>
         <w:rPr>
-          <w:b w:val="0"/>
-          <w:bCs w:val="0"/>
-          <w:lang w:val="ru-RU"/>
-        </w:rPr>
-      </w:pPr>
-      <w:r>
-        <w:rPr>
-          <w:b w:val="0"/>
-          <w:bCs w:val="0"/>
-          <w:lang w:val="ru-RU"/>
-        </w:rPr>
-        <w:t>4) Сделать программу легкой в портировании на UNIX-подобные ОС</w:t>
-      </w:r>
-    </w:p>
-    <w:p>
-      <w:pPr>
-        <w:pStyle w:val="Heading1"/>
-        <w:spacing w:line="240" w:lineRule="auto"/>
-        <w:ind w:firstLine="0"/>
-        <w:jc w:val="left"/>
-        <w:rPr>
-          <w:b w:val="0"/>
-          <w:bCs w:val="0"/>
-          <w:lang w:val="ru-RU"/>
-        </w:rPr>
-      </w:pPr>
-      <w:r>
-        <w:rPr>
-          <w:b w:val="0"/>
-          <w:bCs w:val="0"/>
-          <w:lang w:val="ru-RU"/>
-        </w:rPr>
-        <w:t>5) Разнообразить выбор подобных программ</w:t>
-      </w:r>
-    </w:p>
-    <w:p>
-      <w:pPr>
-        <w:pStyle w:val="Heading1"/>
-        <w:spacing w:line="240" w:lineRule="auto"/>
-        <w:ind w:firstLine="0"/>
-        <w:jc w:val="left"/>
-        <w:rPr>
-          <w:lang w:val="ru-RU"/>
-        </w:rPr>
-      </w:pPr>
-    </w:p>
-    <w:p>
-      <w:pPr>
-        <w:pStyle w:val="Heading1"/>
-        <w:spacing w:line="240" w:lineRule="auto"/>
-        <w:ind w:firstLine="0"/>
-        <w:jc w:val="left"/>
-        <w:rPr>
-          <w:lang w:val="ru-RU"/>
-        </w:rPr>
-      </w:pPr>
-      <w:r>
-        <w:rPr>
-          <w:lang w:val="ru-RU"/>
-        </w:rPr>
-        <w:t>Методы и приёмы:</w:t>
-      </w:r>
-    </w:p>
-    <w:p>
-      <w:pPr>
-        <w:pStyle w:val="Heading1"/>
-        <w:spacing w:line="240" w:lineRule="auto"/>
-        <w:ind w:firstLine="0"/>
-        <w:jc w:val="left"/>
-        <w:rPr>
-          <w:b w:val="0"/>
-          <w:bCs w:val="0"/>
-          <w:lang w:val="ru-RU"/>
-        </w:rPr>
-      </w:pPr>
-      <w:r>
-        <w:rPr>
-          <w:b w:val="0"/>
-          <w:bCs w:val="0"/>
-          <w:lang w:val="ru-RU"/>
-        </w:rPr>
-        <w:t>Тестирование, Моделирование, Анализ, Логика, Абстракция.</w:t>
-      </w:r>
-    </w:p>
-    <w:p>
-      <w:pPr>
-        <w:pStyle w:val="Heading1"/>
-        <w:spacing w:line="240" w:lineRule="auto"/>
-        <w:ind w:firstLine="0"/>
-        <w:jc w:val="left"/>
-        <w:rPr>
-          <w:b w:val="0"/>
-          <w:bCs w:val="0"/>
-          <w:lang w:val="ru-RU"/>
-        </w:rPr>
-      </w:pPr>
-    </w:p>
-    <w:p>
-      <w:pPr>
-        <w:pStyle w:val="Heading1"/>
-        <w:spacing w:line="240" w:lineRule="auto"/>
-        <w:ind w:firstLine="0"/>
-        <w:jc w:val="left"/>
-        <w:rPr>
-          <w:b w:val="0"/>
-          <w:bCs w:val="0"/>
-          <w:lang w:val="ru-RU"/>
-        </w:rPr>
-      </w:pPr>
-    </w:p>
-    <w:p>
-      <w:pPr>
-        <w:pStyle w:val="Heading1"/>
-        <w:spacing w:line="240" w:lineRule="auto"/>
-        <w:ind w:firstLine="0"/>
-        <w:jc w:val="left"/>
-        <w:rPr>
-          <w:b w:val="0"/>
-          <w:bCs w:val="0"/>
-          <w:lang w:val="ru-RU"/>
-        </w:rPr>
-      </w:pPr>
-    </w:p>
-    <w:p>
-      <w:pPr>
-        <w:pStyle w:val="Heading1"/>
-        <w:spacing w:line="240" w:lineRule="auto"/>
-        <w:ind w:firstLine="0"/>
-        <w:jc w:val="left"/>
-        <w:rPr>
-          <w:b w:val="0"/>
-          <w:bCs w:val="0"/>
-          <w:lang w:val="ru-RU"/>
-        </w:rPr>
-      </w:pPr>
-    </w:p>
-    <w:p>
-      <w:pPr>
-        <w:pStyle w:val="Heading1"/>
-        <w:spacing w:line="240" w:lineRule="auto"/>
-        <w:ind w:firstLine="0"/>
-        <w:jc w:val="left"/>
-        <w:rPr>
-          <w:b w:val="0"/>
-          <w:bCs w:val="0"/>
-          <w:lang w:val="ru-RU"/>
-        </w:rPr>
-      </w:pPr>
-    </w:p>
-    <w:p>
-      <w:pPr>
-        <w:pStyle w:val="Heading1"/>
-        <w:spacing w:line="240" w:lineRule="auto"/>
-        <w:ind w:firstLine="0"/>
-        <w:jc w:val="left"/>
-        <w:rPr>
-          <w:b w:val="0"/>
-          <w:bCs w:val="0"/>
-          <w:lang w:val="ru-RU"/>
-        </w:rPr>
-      </w:pPr>
-    </w:p>
-    <w:p>
-      <w:pPr>
-        <w:pStyle w:val="Heading1"/>
-        <w:spacing w:line="240" w:lineRule="auto"/>
-        <w:ind w:firstLine="0"/>
-        <w:jc w:val="left"/>
-        <w:rPr>
-          <w:b w:val="0"/>
-          <w:bCs w:val="0"/>
-          <w:lang w:val="ru-RU"/>
-        </w:rPr>
-      </w:pPr>
-    </w:p>
-    <w:p>
-      <w:pPr>
-        <w:pStyle w:val="Heading1"/>
-        <w:spacing w:line="240" w:lineRule="auto"/>
-        <w:ind w:firstLine="0"/>
-        <w:jc w:val="left"/>
-        <w:rPr>
-          <w:b w:val="0"/>
-          <w:bCs w:val="0"/>
-          <w:lang w:val="ru-RU"/>
-        </w:rPr>
-      </w:pPr>
-    </w:p>
-    <w:p>
-      <w:pPr>
-        <w:pStyle w:val="Heading1"/>
-        <w:spacing w:line="240" w:lineRule="auto"/>
-        <w:ind w:firstLine="0"/>
-        <w:jc w:val="left"/>
+          <w:noProof/>
+          <w:lang w:val="ru-RU"/>
+        </w:rPr>
+      </w:pPr>
+      <w:r>
         <w:rPr>
           <w:sz w:val="36"/>
           <w:szCs w:val="36"/>
           <w:lang w:val="ru-RU"/>
         </w:rPr>
-      </w:pPr>
-    </w:p>
-    <w:p>
-      <w:pPr>
-        <w:pStyle w:val="Heading1"/>
-        <w:spacing w:line="240" w:lineRule="auto"/>
-        <w:ind w:firstLine="0"/>
-        <w:jc w:val="left"/>
+        <w:t xml:space="preserve">График </w:t>
+      </w:r>
+      <w:proofErr w:type="spellStart"/>
+      <w:r>
         <w:rPr>
           <w:sz w:val="36"/>
           <w:szCs w:val="36"/>
           <w:lang w:val="ru-RU"/>
         </w:rPr>
-      </w:pPr>
+        <w:t>Ганта</w:t>
+      </w:r>
+      <w:proofErr w:type="spellEnd"/>
       <w:r>
         <w:rPr>
           <w:sz w:val="36"/>
           <w:szCs w:val="36"/>
           <w:lang w:val="ru-RU"/>
         </w:rPr>
-        <w:lastRenderedPageBreak/>
-        <w:t>История языка C</w:t>
-      </w:r>
-    </w:p>
-    <w:p>
-      <w:pPr>
-        <w:pStyle w:val="Heading1"/>
-        <w:spacing w:line="240" w:lineRule="auto"/>
-        <w:ind w:firstLine="0"/>
-        <w:jc w:val="left"/>
-        <w:rPr>
-          <w:b w:val="0"/>
-          <w:bCs w:val="0"/>
-          <w:lang w:val="ru-RU"/>
-        </w:rPr>
-      </w:pPr>
-      <w:r>
-        <w:rPr>
-          <w:b w:val="0"/>
-          <w:bCs w:val="0"/>
-          <w:lang w:val="ru-RU"/>
-        </w:rPr>
-        <w:t>Язык программирования C был разработан в начале 1970-х годов в Bell Labs (исследовательский центр AT&amp;T) и стал одним из самых популярных и влиятельных языков программирования в истории. Его создание связано с необходимостью разработки операционной системы UNIX, которая должна была быть переносимой и эффективной.</w:t>
-      </w:r>
-    </w:p>
-    <w:p>
-      <w:pPr>
-        <w:pStyle w:val="Heading1"/>
-        <w:spacing w:line="240" w:lineRule="auto"/>
-        <w:ind w:firstLine="0"/>
-        <w:jc w:val="left"/>
-        <w:rPr>
-          <w:b w:val="0"/>
-          <w:bCs w:val="0"/>
-          <w:lang w:val="ru-RU"/>
-        </w:rPr>
-      </w:pPr>
-    </w:p>
-    <w:p>
-      <w:pPr>
-        <w:pStyle w:val="Heading1"/>
-        <w:spacing w:line="240" w:lineRule="auto"/>
-        <w:ind w:firstLine="0"/>
-        <w:jc w:val="left"/>
-        <w:rPr>
-          <w:lang w:val="ru-RU"/>
-        </w:rPr>
-      </w:pPr>
-      <w:r>
-        <w:rPr>
-          <w:lang w:val="ru-RU"/>
-        </w:rPr>
-        <w:t>1970-е годы:</w:t>
-      </w:r>
-    </w:p>
-    <w:p>
-      <w:pPr>
-        <w:pStyle w:val="Heading1"/>
-        <w:spacing w:line="240" w:lineRule="auto"/>
-        <w:ind w:firstLine="0"/>
-        <w:jc w:val="left"/>
-        <w:rPr>
-          <w:b w:val="0"/>
-          <w:bCs w:val="0"/>
-          <w:lang w:val="ru-RU"/>
-        </w:rPr>
-      </w:pPr>
-    </w:p>
-    <w:p>
-      <w:pPr>
-        <w:pStyle w:val="Heading1"/>
-        <w:spacing w:line="240" w:lineRule="auto"/>
-        <w:ind w:firstLine="0"/>
-        <w:jc w:val="left"/>
-        <w:rPr>
-          <w:b w:val="0"/>
-          <w:bCs w:val="0"/>
-          <w:lang w:val="ru-RU"/>
-        </w:rPr>
-      </w:pPr>
-      <w:r>
-        <w:rPr>
-          <w:b w:val="0"/>
-          <w:bCs w:val="0"/>
-          <w:lang w:val="ru-RU"/>
-        </w:rPr>
-        <w:t xml:space="preserve">Язык C был создан Брайаном </w:t>
-      </w:r>
-      <w:proofErr w:type="spellStart"/>
-      <w:r>
-        <w:rPr>
-          <w:b w:val="0"/>
-          <w:bCs w:val="0"/>
-          <w:lang w:val="ru-RU"/>
-        </w:rPr>
-        <w:t>Керниганом</w:t>
-      </w:r>
-      <w:proofErr w:type="spellEnd"/>
-      <w:r>
-        <w:rPr>
-          <w:b w:val="0"/>
-          <w:bCs w:val="0"/>
-          <w:lang w:val="ru-RU"/>
-        </w:rPr>
-        <w:t xml:space="preserve"> и Денисом Ричи. Он был основан на языке B, который, в свою очередь, был создан на основе языка BCPL.</w:t>
-      </w:r>
-    </w:p>
-    <w:p>
-      <w:pPr>
-        <w:pStyle w:val="Heading1"/>
-        <w:spacing w:line="240" w:lineRule="auto"/>
-        <w:ind w:firstLine="0"/>
-        <w:jc w:val="left"/>
-        <w:rPr>
-          <w:b w:val="0"/>
-          <w:bCs w:val="0"/>
-          <w:lang w:val="ru-RU"/>
-        </w:rPr>
-      </w:pPr>
-      <w:r>
-        <w:rPr>
-          <w:b w:val="0"/>
-          <w:bCs w:val="0"/>
-          <w:lang w:val="ru-RU"/>
-        </w:rPr>
-        <w:t>Первоначально C использовался для написания операционной системы UNIX, и благодаря своей мощности и гибкости быстро стал более популярным.</w:t>
-      </w:r>
-    </w:p>
-    <w:p>
-      <w:pPr>
-        <w:pStyle w:val="Heading1"/>
-        <w:spacing w:line="240" w:lineRule="auto"/>
-        <w:ind w:firstLine="0"/>
-        <w:jc w:val="left"/>
-        <w:rPr>
-          <w:b w:val="0"/>
-          <w:bCs w:val="0"/>
-          <w:lang w:val="ru-RU"/>
-        </w:rPr>
-      </w:pPr>
-    </w:p>
-    <w:p>
-      <w:pPr>
-        <w:pStyle w:val="Heading1"/>
-        <w:spacing w:line="240" w:lineRule="auto"/>
-        <w:ind w:firstLine="0"/>
-        <w:jc w:val="left"/>
-        <w:rPr>
-          <w:lang w:val="ru-RU"/>
-        </w:rPr>
-      </w:pPr>
-      <w:r>
-        <w:rPr>
-          <w:lang w:val="ru-RU"/>
-        </w:rPr>
-        <w:t>Стандартизация:</w:t>
-      </w:r>
-    </w:p>
-    <w:p>
-      <w:pPr>
-        <w:pStyle w:val="Heading1"/>
-        <w:spacing w:line="240" w:lineRule="auto"/>
-        <w:ind w:firstLine="0"/>
-        <w:jc w:val="left"/>
-        <w:rPr>
-          <w:b w:val="0"/>
-          <w:bCs w:val="0"/>
-          <w:lang w:val="ru-RU"/>
-        </w:rPr>
-      </w:pPr>
-    </w:p>
-    <w:p>
-      <w:pPr>
-        <w:pStyle w:val="Heading1"/>
-        <w:spacing w:line="240" w:lineRule="auto"/>
-        <w:ind w:firstLine="0"/>
-        <w:jc w:val="left"/>
-        <w:rPr>
-          <w:b w:val="0"/>
-          <w:bCs w:val="0"/>
-          <w:lang w:val="ru-RU"/>
-        </w:rPr>
-      </w:pPr>
-      <w:r>
-        <w:rPr>
-          <w:b w:val="0"/>
-          <w:bCs w:val="0"/>
-          <w:lang w:val="ru-RU"/>
-        </w:rPr>
-        <w:t>В 1989 году был представлен стандарт ANSI C (также известный как C89 или C90). Это стал первый официальный стандарт для языка C.</w:t>
-      </w:r>
-    </w:p>
-    <w:p>
-      <w:pPr>
-        <w:pStyle w:val="Heading1"/>
-        <w:spacing w:line="240" w:lineRule="auto"/>
-        <w:ind w:firstLine="0"/>
-        <w:jc w:val="left"/>
-        <w:rPr>
-          <w:b w:val="0"/>
-          <w:bCs w:val="0"/>
-          <w:lang w:val="ru-RU"/>
-        </w:rPr>
-      </w:pPr>
-      <w:r>
-        <w:rPr>
-          <w:b w:val="0"/>
-          <w:bCs w:val="0"/>
-          <w:lang w:val="ru-RU"/>
-        </w:rPr>
-        <w:t xml:space="preserve">В 1999 году вышел стандарт C99, который добавил новые функции, такие как поддержка переменных длины массивов, новые типы данных (например, </w:t>
-      </w:r>
-      <w:proofErr w:type="spellStart"/>
-      <w:r>
-        <w:rPr>
-          <w:b w:val="0"/>
-          <w:bCs w:val="0"/>
-          <w:lang w:val="ru-RU"/>
-        </w:rPr>
-        <w:t>long</w:t>
-      </w:r>
-      <w:proofErr w:type="spellEnd"/>
-      <w:r>
-        <w:rPr>
-          <w:b w:val="0"/>
-          <w:bCs w:val="0"/>
+        <w:t>.</w:t>
+      </w:r>
+      <w:r>
+        <w:rPr>
+          <w:noProof/>
           <w:lang w:val="ru-RU"/>
         </w:rPr>
         <w:t xml:space="preserve"> </w:t>
       </w:r>
-      <w:proofErr w:type="spellStart"/>
-      <w:r>
-        <w:rPr>
-          <w:b w:val="0"/>
-          <w:bCs w:val="0"/>
-          <w:lang w:val="ru-RU"/>
-        </w:rPr>
-        <w:t>long</w:t>
-      </w:r>
-      <w:proofErr w:type="spellEnd"/>
-      <w:r>
-        <w:rPr>
-          <w:b w:val="0"/>
-          <w:bCs w:val="0"/>
-          <w:lang w:val="ru-RU"/>
-        </w:rPr>
-        <w:t xml:space="preserve"> </w:t>
-      </w:r>
-      <w:proofErr w:type="spellStart"/>
-      <w:r>
-        <w:rPr>
-          <w:b w:val="0"/>
-          <w:bCs w:val="0"/>
-          <w:lang w:val="ru-RU"/>
-        </w:rPr>
-        <w:t>int</w:t>
-      </w:r>
-      <w:proofErr w:type="spellEnd"/>
-      <w:r>
-        <w:rPr>
-          <w:b w:val="0"/>
-          <w:bCs w:val="0"/>
-          <w:lang w:val="ru-RU"/>
-        </w:rPr>
-        <w:t>) и другие улучшения.</w:t>
-      </w:r>
-    </w:p>
-    <w:p>
-      <w:pPr>
-        <w:pStyle w:val="Heading1"/>
-        <w:spacing w:line="240" w:lineRule="auto"/>
-        <w:ind w:firstLine="0"/>
-        <w:jc w:val="left"/>
-        <w:rPr>
-          <w:b w:val="0"/>
-          <w:bCs w:val="0"/>
-          <w:lang w:val="ru-RU"/>
-        </w:rPr>
-      </w:pPr>
-      <w:r>
-        <w:rPr>
-          <w:b w:val="0"/>
-          <w:bCs w:val="0"/>
-          <w:lang w:val="ru-RU"/>
-        </w:rPr>
-        <w:t>В 2011 году появился стандарт C11, который ввел новые возможности, такие как многопоточность и улучшенную поддержку неуправляемой памяти.</w:t>
-      </w:r>
-    </w:p>
-    <w:p>
-      <w:pPr>
-        <w:pStyle w:val="Heading1"/>
-        <w:spacing w:line="240" w:lineRule="auto"/>
-        <w:ind w:firstLine="0"/>
-        <w:jc w:val="left"/>
-        <w:rPr>
-          <w:b w:val="0"/>
-          <w:bCs w:val="0"/>
-          <w:lang w:val="ru-RU"/>
-        </w:rPr>
-      </w:pPr>
-    </w:p>
-    <w:p>
-      <w:pPr>
-        <w:pStyle w:val="Heading1"/>
-        <w:spacing w:line="240" w:lineRule="auto"/>
-        <w:ind w:firstLine="0"/>
-        <w:jc w:val="left"/>
-        <w:rPr>
-          <w:lang w:val="ru-RU"/>
-        </w:rPr>
-      </w:pPr>
-      <w:r>
-        <w:rPr>
-          <w:lang w:val="ru-RU"/>
-        </w:rPr>
-        <w:t>Современные версии:</w:t>
-      </w:r>
-    </w:p>
-    <w:p>
-      <w:pPr>
-        <w:pStyle w:val="Heading1"/>
-        <w:spacing w:line="240" w:lineRule="auto"/>
-        <w:ind w:firstLine="0"/>
-        <w:jc w:val="left"/>
-        <w:rPr>
-          <w:b w:val="0"/>
-          <w:bCs w:val="0"/>
-          <w:lang w:val="ru-RU"/>
-        </w:rPr>
-      </w:pPr>
-    </w:p>
-    <w:p>
-      <w:pPr>
-        <w:pStyle w:val="Heading1"/>
-        <w:spacing w:line="240" w:lineRule="auto"/>
-        <w:ind w:firstLine="0"/>
-        <w:jc w:val="left"/>
-        <w:rPr>
-          <w:b w:val="0"/>
-          <w:bCs w:val="0"/>
-          <w:lang w:val="ru-RU"/>
-        </w:rPr>
-      </w:pPr>
-      <w:r>
-        <w:rPr>
-          <w:b w:val="0"/>
-          <w:bCs w:val="0"/>
-          <w:lang w:val="ru-RU"/>
-        </w:rPr>
-        <w:t>На данный момент язык C остается актуальным, несмотря на появление более современных языков программирования. В 2018 году вышел стандарт C18, однако он в основном представляет собой набор исправлений и уточнений.</w:t>
-      </w:r>
-    </w:p>
-    <w:p>
-      <w:pPr>
-        <w:pStyle w:val="Heading1"/>
-        <w:spacing w:line="240" w:lineRule="auto"/>
-        <w:ind w:firstLine="0"/>
-        <w:jc w:val="left"/>
-        <w:rPr>
-          <w:lang w:val="ru-RU"/>
-        </w:rPr>
-      </w:pPr>
-    </w:p>
-    <w:p>
-      <w:pPr>
-        <w:pStyle w:val="Heading1"/>
-        <w:spacing w:line="240" w:lineRule="auto"/>
-        <w:ind w:firstLine="0"/>
-        <w:jc w:val="left"/>
-        <w:rPr>
-          <w:lang w:val="ru-RU"/>
-        </w:rPr>
-      </w:pPr>
-    </w:p>
-    <w:p>
-      <w:pPr>
-        <w:pStyle w:val="Heading1"/>
-        <w:spacing w:line="240" w:lineRule="auto"/>
-        <w:ind w:firstLine="0"/>
-        <w:jc w:val="left"/>
-        <w:rPr>
-          <w:lang w:val="ru-RU"/>
-        </w:rPr>
-      </w:pPr>
-      <w:r>
-        <w:rPr>
-          <w:lang w:val="ru-RU"/>
-        </w:rPr>
-        <w:t>Применение языка C</w:t>
-      </w:r>
-    </w:p>
-    <w:p>
-      <w:pPr>
-        <w:pStyle w:val="Heading1"/>
-        <w:spacing w:line="240" w:lineRule="auto"/>
-        <w:ind w:firstLine="0"/>
-        <w:jc w:val="left"/>
-        <w:rPr>
-          <w:b w:val="0"/>
-          <w:bCs w:val="0"/>
-          <w:lang w:val="ru-RU"/>
-        </w:rPr>
-      </w:pPr>
-      <w:r>
-        <w:rPr>
-          <w:b w:val="0"/>
-          <w:bCs w:val="0"/>
-          <w:lang w:val="ru-RU"/>
-        </w:rPr>
-        <w:lastRenderedPageBreak/>
-        <w:t>Язык C широко используется в различных областях программной разработки:</w:t>
-      </w:r>
-    </w:p>
-    <w:p>
-      <w:pPr>
-        <w:pStyle w:val="Heading1"/>
-        <w:spacing w:line="240" w:lineRule="auto"/>
-        <w:ind w:firstLine="0"/>
-        <w:jc w:val="left"/>
-        <w:rPr>
-          <w:b w:val="0"/>
-          <w:bCs w:val="0"/>
-          <w:lang w:val="ru-RU"/>
-        </w:rPr>
-      </w:pPr>
-    </w:p>
-    <w:p>
-      <w:pPr>
-        <w:pStyle w:val="Heading1"/>
-        <w:spacing w:line="240" w:lineRule="auto"/>
-        <w:ind w:firstLine="0"/>
-        <w:jc w:val="left"/>
-        <w:rPr>
-          <w:b w:val="0"/>
-          <w:bCs w:val="0"/>
-          <w:lang w:val="ru-RU"/>
-        </w:rPr>
-      </w:pPr>
-      <w:r>
-        <w:rPr>
-          <w:b w:val="0"/>
-          <w:bCs w:val="0"/>
-          <w:lang w:val="ru-RU"/>
-        </w:rPr>
-        <w:t>Системное программирование: C идеально подходит для написания операционных систем, драйверов устройств и других низкоуровневых приложений, поскольку предоставляет прямой доступ к аппаратным ресурсам.</w:t>
-      </w:r>
-    </w:p>
-    <w:p>
-      <w:pPr>
-        <w:pStyle w:val="Heading1"/>
-        <w:spacing w:line="240" w:lineRule="auto"/>
-        <w:ind w:firstLine="0"/>
-        <w:jc w:val="left"/>
-        <w:rPr>
-          <w:b w:val="0"/>
-          <w:bCs w:val="0"/>
-          <w:lang w:val="ru-RU"/>
-        </w:rPr>
-      </w:pPr>
-      <w:r>
-        <w:rPr>
-          <w:b w:val="0"/>
-          <w:bCs w:val="0"/>
-          <w:lang w:val="ru-RU"/>
-        </w:rPr>
-        <w:t xml:space="preserve">Встраиваемые системы: </w:t>
-      </w:r>
-      <w:r>
-        <w:rPr>
-          <w:b w:val="0"/>
-          <w:bCs w:val="0"/>
-          <w:lang w:val="ru-RU"/>
-        </w:rPr>
-        <w:t>и</w:t>
-      </w:r>
-      <w:r>
-        <w:rPr>
-          <w:b w:val="0"/>
-          <w:bCs w:val="0"/>
-          <w:lang w:val="ru-RU"/>
-        </w:rPr>
-        <w:t>спользуется для разработки программного обеспечения для встраиваемых систем, таких как микроконтроллеры.</w:t>
-      </w:r>
-    </w:p>
-    <w:p>
-      <w:pPr>
-        <w:pStyle w:val="Heading1"/>
-        <w:spacing w:line="240" w:lineRule="auto"/>
-        <w:ind w:firstLine="0"/>
-        <w:jc w:val="left"/>
-        <w:rPr>
-          <w:b w:val="0"/>
-          <w:bCs w:val="0"/>
-          <w:lang w:val="ru-RU"/>
-        </w:rPr>
-      </w:pPr>
-      <w:r>
-        <w:rPr>
-          <w:b w:val="0"/>
-          <w:bCs w:val="0"/>
-          <w:lang w:val="ru-RU"/>
-        </w:rPr>
-        <w:t>Научные и технические вычисления: Программы на C часто используются для написания алгоритмов и решения сложных вычислительных задач.</w:t>
-      </w:r>
-    </w:p>
-    <w:p>
-      <w:pPr>
-        <w:pStyle w:val="Heading1"/>
-        <w:spacing w:line="240" w:lineRule="auto"/>
-        <w:ind w:firstLine="0"/>
-        <w:jc w:val="left"/>
-        <w:rPr>
-          <w:b w:val="0"/>
-          <w:bCs w:val="0"/>
-          <w:lang w:val="ru-RU"/>
-        </w:rPr>
-      </w:pPr>
-      <w:r>
-        <w:rPr>
-          <w:b w:val="0"/>
-          <w:bCs w:val="0"/>
-          <w:lang w:val="ru-RU"/>
-        </w:rPr>
-        <w:t>Игровая индустрия: Многие игровые движки и высокопроизводительные игры были написаны на C или C++ (расширение C).</w:t>
-      </w:r>
-    </w:p>
-    <w:p>
-      <w:pPr>
-        <w:pStyle w:val="Heading1"/>
-        <w:spacing w:line="240" w:lineRule="auto"/>
-        <w:ind w:firstLine="0"/>
-        <w:jc w:val="left"/>
-        <w:rPr>
-          <w:lang w:val="ru-RU"/>
-        </w:rPr>
-      </w:pPr>
-      <w:r>
-        <w:rPr>
-          <w:lang w:val="ru-RU"/>
-        </w:rPr>
-        <w:t>Особенности языка C</w:t>
-      </w:r>
-    </w:p>
-    <w:p>
-      <w:pPr>
-        <w:pStyle w:val="Heading1"/>
-        <w:spacing w:line="240" w:lineRule="auto"/>
-        <w:ind w:firstLine="0"/>
-        <w:jc w:val="left"/>
-        <w:rPr>
-          <w:b w:val="0"/>
-          <w:bCs w:val="0"/>
-          <w:lang w:val="ru-RU"/>
-        </w:rPr>
-      </w:pPr>
-      <w:r>
-        <w:rPr>
-          <w:b w:val="0"/>
-          <w:bCs w:val="0"/>
-          <w:lang w:val="ru-RU"/>
-        </w:rPr>
-        <w:t>Компактность и эффективность: C предлагает возможность эффективного управления памятью и низкоуровневыми ресурсами, что позволяет программам быть высокопроизводительными.</w:t>
-      </w:r>
-    </w:p>
-    <w:p>
-      <w:pPr>
-        <w:pStyle w:val="Heading1"/>
-        <w:spacing w:line="240" w:lineRule="auto"/>
-        <w:ind w:firstLine="0"/>
-        <w:jc w:val="left"/>
-        <w:rPr>
-          <w:b w:val="0"/>
-          <w:bCs w:val="0"/>
-          <w:lang w:val="ru-RU"/>
-        </w:rPr>
-      </w:pPr>
-      <w:r>
-        <w:rPr>
-          <w:b w:val="0"/>
-          <w:bCs w:val="0"/>
-          <w:lang w:val="ru-RU"/>
-        </w:rPr>
-        <w:t>Многофункциональность: C подходит для разработки как простых программ, так и сложных научных и инженерных приложений.</w:t>
-      </w:r>
-    </w:p>
-    <w:p>
-      <w:pPr>
-        <w:pStyle w:val="Heading1"/>
-        <w:spacing w:line="240" w:lineRule="auto"/>
-        <w:ind w:firstLine="0"/>
-        <w:jc w:val="left"/>
-        <w:rPr>
-          <w:b w:val="0"/>
-          <w:bCs w:val="0"/>
-          <w:lang w:val="ru-RU"/>
-        </w:rPr>
-      </w:pPr>
-      <w:r>
-        <w:rPr>
-          <w:b w:val="0"/>
-          <w:bCs w:val="0"/>
-          <w:lang w:val="ru-RU"/>
-        </w:rPr>
-        <w:t>Переносимость: Программы, написанные на C, могут быть с легкостью перенесены на различные платформы (при условии использования соответствующих стандартных библиотек).</w:t>
-      </w:r>
-    </w:p>
-    <w:p>
-      <w:pPr>
-        <w:pStyle w:val="Heading1"/>
-        <w:spacing w:line="240" w:lineRule="auto"/>
-        <w:ind w:firstLine="0"/>
-        <w:jc w:val="left"/>
-        <w:rPr>
-          <w:b w:val="0"/>
-          <w:bCs w:val="0"/>
-          <w:lang w:val="ru-RU"/>
-        </w:rPr>
-      </w:pPr>
-      <w:r>
-        <w:rPr>
-          <w:b w:val="0"/>
-          <w:bCs w:val="0"/>
-          <w:lang w:val="ru-RU"/>
-        </w:rPr>
-        <w:t>Богатая стандартная библиотека: C предоставляет набор стандартных библиотек, которые упрощают выполнение различных задач, включая работу с строками, файлами и математическими операциями.</w:t>
-      </w:r>
-    </w:p>
-    <w:p>
-      <w:pPr>
-        <w:pStyle w:val="Heading1"/>
-        <w:spacing w:line="240" w:lineRule="auto"/>
-        <w:ind w:firstLine="0"/>
-        <w:jc w:val="left"/>
-        <w:rPr>
-          <w:lang w:val="ru-RU"/>
-        </w:rPr>
-      </w:pPr>
-      <w:r>
-        <w:rPr>
-          <w:lang w:val="ru-RU"/>
-        </w:rPr>
-        <w:t>Динамические языки оболочки (</w:t>
-      </w:r>
-      <w:proofErr w:type="spellStart"/>
-      <w:r>
-        <w:rPr>
-          <w:lang w:val="ru-RU"/>
-        </w:rPr>
-        <w:t>Bash</w:t>
-      </w:r>
-      <w:proofErr w:type="spellEnd"/>
-      <w:r>
-        <w:rPr>
-          <w:lang w:val="ru-RU"/>
-        </w:rPr>
-        <w:t>)</w:t>
-      </w:r>
-    </w:p>
-    <w:p>
-      <w:pPr>
-        <w:pStyle w:val="Heading1"/>
-        <w:spacing w:line="240" w:lineRule="auto"/>
-        <w:ind w:firstLine="0"/>
-        <w:jc w:val="left"/>
-        <w:rPr>
-          <w:b w:val="0"/>
-          <w:bCs w:val="0"/>
-          <w:lang w:val="ru-RU"/>
-        </w:rPr>
-      </w:pPr>
-      <w:proofErr w:type="spellStart"/>
-      <w:r>
-        <w:rPr>
-          <w:b w:val="0"/>
-          <w:bCs w:val="0"/>
-          <w:lang w:val="ru-RU"/>
-        </w:rPr>
-        <w:t>Bash</w:t>
-      </w:r>
-      <w:proofErr w:type="spellEnd"/>
-      <w:r>
-        <w:rPr>
-          <w:b w:val="0"/>
-          <w:bCs w:val="0"/>
-          <w:lang w:val="ru-RU"/>
-        </w:rPr>
-        <w:t xml:space="preserve"> (</w:t>
-      </w:r>
-      <w:proofErr w:type="spellStart"/>
-      <w:r>
-        <w:rPr>
-          <w:b w:val="0"/>
-          <w:bCs w:val="0"/>
-          <w:lang w:val="ru-RU"/>
-        </w:rPr>
-        <w:t>Bourne</w:t>
-      </w:r>
-      <w:proofErr w:type="spellEnd"/>
-      <w:r>
-        <w:rPr>
-          <w:b w:val="0"/>
-          <w:bCs w:val="0"/>
-          <w:lang w:val="ru-RU"/>
-        </w:rPr>
-        <w:t xml:space="preserve"> </w:t>
-      </w:r>
-      <w:proofErr w:type="spellStart"/>
-      <w:r>
-        <w:rPr>
-          <w:b w:val="0"/>
-          <w:bCs w:val="0"/>
-          <w:lang w:val="ru-RU"/>
-        </w:rPr>
-        <w:t>Again</w:t>
-      </w:r>
-      <w:proofErr w:type="spellEnd"/>
-      <w:r>
-        <w:rPr>
-          <w:b w:val="0"/>
-          <w:bCs w:val="0"/>
-          <w:lang w:val="ru-RU"/>
-        </w:rPr>
-        <w:t xml:space="preserve"> </w:t>
-      </w:r>
-      <w:proofErr w:type="spellStart"/>
-      <w:r>
-        <w:rPr>
-          <w:b w:val="0"/>
-          <w:bCs w:val="0"/>
-          <w:lang w:val="ru-RU"/>
-        </w:rPr>
-        <w:t>SHell</w:t>
-      </w:r>
-      <w:proofErr w:type="spellEnd"/>
-      <w:r>
-        <w:rPr>
-          <w:b w:val="0"/>
-          <w:bCs w:val="0"/>
-          <w:lang w:val="ru-RU"/>
-        </w:rPr>
-        <w:t xml:space="preserve">) — это командная оболочка, которая была разработана для GNU Project в 1988 году как улучшенная версия оригинальной оболочки </w:t>
-      </w:r>
-      <w:proofErr w:type="spellStart"/>
-      <w:r>
-        <w:rPr>
-          <w:b w:val="0"/>
-          <w:bCs w:val="0"/>
-          <w:lang w:val="ru-RU"/>
-        </w:rPr>
-        <w:t>Bourne</w:t>
-      </w:r>
-      <w:proofErr w:type="spellEnd"/>
-      <w:r>
-        <w:rPr>
-          <w:b w:val="0"/>
-          <w:bCs w:val="0"/>
-          <w:lang w:val="ru-RU"/>
-        </w:rPr>
-        <w:t xml:space="preserve"> Shell (</w:t>
-      </w:r>
-      <w:proofErr w:type="spellStart"/>
-      <w:r>
-        <w:rPr>
-          <w:b w:val="0"/>
-          <w:bCs w:val="0"/>
-          <w:lang w:val="ru-RU"/>
-        </w:rPr>
-        <w:t>sh</w:t>
-      </w:r>
-      <w:proofErr w:type="spellEnd"/>
-      <w:r>
-        <w:rPr>
-          <w:b w:val="0"/>
-          <w:bCs w:val="0"/>
-          <w:lang w:val="ru-RU"/>
-        </w:rPr>
-        <w:t>). Она стала одной из самых популярных оболочек в операционных системах Unix-подобных систем и Linux.</w:t>
-      </w:r>
-    </w:p>
-    <w:p>
-      <w:pPr>
-        <w:pStyle w:val="Heading1"/>
-        <w:spacing w:line="240" w:lineRule="auto"/>
-        <w:ind w:firstLine="0"/>
-        <w:jc w:val="left"/>
-        <w:rPr>
-          <w:b w:val="0"/>
-          <w:bCs w:val="0"/>
-          <w:lang w:val="ru-RU"/>
-        </w:rPr>
-      </w:pPr>
-    </w:p>
-    <w:p>
-      <w:pPr>
-        <w:pStyle w:val="Heading1"/>
-        <w:spacing w:line="240" w:lineRule="auto"/>
-        <w:ind w:firstLine="0"/>
-        <w:jc w:val="left"/>
-        <w:rPr>
-          <w:lang w:val="ru-RU"/>
-        </w:rPr>
-      </w:pPr>
-    </w:p>
-    <w:p>
-      <w:pPr>
-        <w:pStyle w:val="Heading1"/>
-        <w:spacing w:line="240" w:lineRule="auto"/>
-        <w:ind w:firstLine="0"/>
-        <w:jc w:val="left"/>
-        <w:rPr>
-          <w:lang w:val="ru-RU"/>
-        </w:rPr>
-      </w:pPr>
-    </w:p>
-    <w:p>
-      <w:pPr>
-        <w:pStyle w:val="Heading1"/>
-        <w:spacing w:line="240" w:lineRule="auto"/>
-        <w:ind w:firstLine="0"/>
-        <w:jc w:val="left"/>
-        <w:rPr>
-          <w:lang w:val="ru-RU"/>
-        </w:rPr>
-      </w:pPr>
-    </w:p>
-    <w:p>
-      <w:pPr>
-        <w:pStyle w:val="Heading1"/>
-        <w:spacing w:line="240" w:lineRule="auto"/>
-        <w:ind w:firstLine="0"/>
-        <w:jc w:val="left"/>
-        <w:rPr>
-          <w:sz w:val="36"/>
-          <w:szCs w:val="36"/>
-          <w:lang w:val="ru-RU"/>
-        </w:rPr>
-      </w:pPr>
-      <w:r>
-        <w:rPr>
-          <w:sz w:val="36"/>
-          <w:szCs w:val="36"/>
-          <w:lang w:val="ru-RU"/>
-        </w:rPr>
-        <w:lastRenderedPageBreak/>
-        <w:t xml:space="preserve">Основные возможности </w:t>
-      </w:r>
-      <w:proofErr w:type="spellStart"/>
-      <w:r>
-        <w:rPr>
-          <w:sz w:val="36"/>
-          <w:szCs w:val="36"/>
-          <w:lang w:val="ru-RU"/>
-        </w:rPr>
-        <w:t>Bash</w:t>
-      </w:r>
-      <w:proofErr w:type="spellEnd"/>
-      <w:r>
-        <w:rPr>
-          <w:sz w:val="36"/>
-          <w:szCs w:val="36"/>
-          <w:lang w:val="ru-RU"/>
-        </w:rPr>
-        <w:t>:</w:t>
-      </w:r>
-    </w:p>
-    <w:p>
-      <w:pPr>
-        <w:pStyle w:val="Heading1"/>
-        <w:spacing w:line="240" w:lineRule="auto"/>
-        <w:ind w:firstLine="0"/>
-        <w:jc w:val="left"/>
-        <w:rPr>
-          <w:b w:val="0"/>
-          <w:bCs w:val="0"/>
-          <w:lang w:val="ru-RU"/>
-        </w:rPr>
-      </w:pPr>
-      <w:r>
-        <w:rPr>
-          <w:b w:val="0"/>
-          <w:bCs w:val="0"/>
-          <w:lang w:val="ru-RU"/>
-        </w:rPr>
-        <w:t xml:space="preserve">Поддержка скриптового программирования: </w:t>
-      </w:r>
-      <w:r>
-        <w:rPr>
-          <w:b w:val="0"/>
-          <w:bCs w:val="0"/>
-          <w:lang w:val="ru-RU"/>
-        </w:rPr>
-        <w:t>п</w:t>
-      </w:r>
-      <w:r>
-        <w:rPr>
-          <w:b w:val="0"/>
-          <w:bCs w:val="0"/>
-          <w:lang w:val="ru-RU"/>
-        </w:rPr>
-        <w:t>озволяет пользователям писать скрипты для автоматизации рутинных задач, управления файлами и выполнения различных команд.</w:t>
-      </w:r>
-    </w:p>
-    <w:p>
-      <w:pPr>
-        <w:pStyle w:val="Heading1"/>
-        <w:spacing w:line="240" w:lineRule="auto"/>
-        <w:ind w:firstLine="0"/>
-        <w:jc w:val="left"/>
-        <w:rPr>
-          <w:b w:val="0"/>
-          <w:bCs w:val="0"/>
-          <w:lang w:val="ru-RU"/>
-        </w:rPr>
-      </w:pPr>
-      <w:r>
-        <w:rPr>
-          <w:b w:val="0"/>
-          <w:bCs w:val="0"/>
-          <w:lang w:val="ru-RU"/>
-        </w:rPr>
-        <w:t xml:space="preserve">Интерактивный режим: </w:t>
-      </w:r>
-      <w:proofErr w:type="spellStart"/>
-      <w:r>
-        <w:rPr>
-          <w:b w:val="0"/>
-          <w:bCs w:val="0"/>
-          <w:lang w:val="ru-RU"/>
-        </w:rPr>
-        <w:t>Bash</w:t>
-      </w:r>
-      <w:proofErr w:type="spellEnd"/>
-      <w:r>
-        <w:rPr>
-          <w:b w:val="0"/>
-          <w:bCs w:val="0"/>
-          <w:lang w:val="ru-RU"/>
-        </w:rPr>
-        <w:t xml:space="preserve"> предоставляет пользователям командный интерфейс для выполнения команд в режиме реального времени.</w:t>
-      </w:r>
-    </w:p>
-    <w:p>
-      <w:pPr>
-        <w:pStyle w:val="Heading1"/>
-        <w:spacing w:line="240" w:lineRule="auto"/>
-        <w:ind w:firstLine="0"/>
-        <w:jc w:val="left"/>
-        <w:rPr>
-          <w:b w:val="0"/>
-          <w:bCs w:val="0"/>
-          <w:lang w:val="ru-RU"/>
-        </w:rPr>
-      </w:pPr>
-      <w:r>
-        <w:rPr>
-          <w:b w:val="0"/>
-          <w:bCs w:val="0"/>
-          <w:lang w:val="ru-RU"/>
-        </w:rPr>
-        <w:t xml:space="preserve">Работа с переменными: </w:t>
-      </w:r>
-      <w:proofErr w:type="spellStart"/>
-      <w:r>
-        <w:rPr>
-          <w:b w:val="0"/>
-          <w:bCs w:val="0"/>
-          <w:lang w:val="ru-RU"/>
-        </w:rPr>
-        <w:t>Bash</w:t>
-      </w:r>
-      <w:proofErr w:type="spellEnd"/>
-      <w:r>
-        <w:rPr>
-          <w:b w:val="0"/>
-          <w:bCs w:val="0"/>
-          <w:lang w:val="ru-RU"/>
-        </w:rPr>
-        <w:t xml:space="preserve"> поддерживает использование переменных для хранения и обработки данных, что делает его мощным инструментом для написания скриптов.</w:t>
-      </w:r>
-    </w:p>
-    <w:p>
-      <w:pPr>
-        <w:pStyle w:val="Heading1"/>
-        <w:spacing w:line="240" w:lineRule="auto"/>
-        <w:ind w:firstLine="0"/>
-        <w:jc w:val="left"/>
-        <w:rPr>
-          <w:b w:val="0"/>
-          <w:bCs w:val="0"/>
-          <w:lang w:val="ru-RU"/>
-        </w:rPr>
-      </w:pPr>
-      <w:r>
-        <w:rPr>
-          <w:b w:val="0"/>
-          <w:bCs w:val="0"/>
-          <w:lang w:val="ru-RU"/>
-        </w:rPr>
-        <w:t xml:space="preserve">Отладка и управление ошибками: </w:t>
-      </w:r>
-      <w:proofErr w:type="spellStart"/>
-      <w:r>
-        <w:rPr>
-          <w:b w:val="0"/>
-          <w:bCs w:val="0"/>
-          <w:lang w:val="ru-RU"/>
-        </w:rPr>
-        <w:t>Bash</w:t>
-      </w:r>
-      <w:proofErr w:type="spellEnd"/>
-      <w:r>
-        <w:rPr>
-          <w:b w:val="0"/>
-          <w:bCs w:val="0"/>
-          <w:lang w:val="ru-RU"/>
-        </w:rPr>
-        <w:t xml:space="preserve"> позволяет отлаживать скрипты, отслеживать ошибки и выполнять команды с различными уровнями привилегий.</w:t>
-      </w:r>
-    </w:p>
-    <w:p>
-      <w:pPr>
-        <w:pStyle w:val="Heading1"/>
-        <w:spacing w:line="240" w:lineRule="auto"/>
-        <w:ind w:firstLine="0"/>
-        <w:jc w:val="left"/>
-        <w:rPr>
-          <w:b w:val="0"/>
-          <w:bCs w:val="0"/>
-          <w:lang w:val="ru-RU"/>
-        </w:rPr>
-      </w:pPr>
-    </w:p>
-    <w:p>
-      <w:pPr>
-        <w:pStyle w:val="Heading1"/>
-        <w:spacing w:line="240" w:lineRule="auto"/>
-        <w:ind w:firstLine="0"/>
-        <w:jc w:val="left"/>
-        <w:rPr>
-          <w:lang w:val="ru-RU"/>
-        </w:rPr>
-      </w:pPr>
-      <w:r>
-        <w:rPr>
-          <w:lang w:val="ru-RU"/>
-        </w:rPr>
-        <w:t xml:space="preserve">Применение </w:t>
-      </w:r>
-      <w:proofErr w:type="spellStart"/>
-      <w:r>
-        <w:rPr>
-          <w:lang w:val="ru-RU"/>
-        </w:rPr>
-        <w:t>Bash</w:t>
-      </w:r>
-      <w:proofErr w:type="spellEnd"/>
-      <w:r>
-        <w:rPr>
-          <w:lang w:val="ru-RU"/>
-        </w:rPr>
-        <w:t>:</w:t>
-      </w:r>
-    </w:p>
-    <w:p>
-      <w:pPr>
-        <w:pStyle w:val="Heading1"/>
-        <w:spacing w:line="240" w:lineRule="auto"/>
-        <w:ind w:firstLine="0"/>
-        <w:jc w:val="left"/>
-        <w:rPr>
-          <w:b w:val="0"/>
-          <w:bCs w:val="0"/>
-          <w:lang w:val="ru-RU"/>
-        </w:rPr>
-      </w:pPr>
-      <w:r>
-        <w:rPr>
-          <w:b w:val="0"/>
-          <w:bCs w:val="0"/>
-          <w:lang w:val="ru-RU"/>
-        </w:rPr>
-        <w:t xml:space="preserve">Автоматизация задач: </w:t>
-      </w:r>
-      <w:r>
-        <w:rPr>
-          <w:b w:val="0"/>
-          <w:bCs w:val="0"/>
-          <w:lang w:val="ru-RU"/>
-        </w:rPr>
-        <w:t>и</w:t>
-      </w:r>
-      <w:r>
-        <w:rPr>
-          <w:b w:val="0"/>
-          <w:bCs w:val="0"/>
-          <w:lang w:val="ru-RU"/>
-        </w:rPr>
-        <w:t>спользуется для написания скриптов, которые могут выполнять резервное копирование данных, установку программного обеспечения, управление системными процессами и многие другие задачи.</w:t>
-      </w:r>
-    </w:p>
-    <w:p>
-      <w:pPr>
-        <w:pStyle w:val="Heading1"/>
-        <w:spacing w:line="240" w:lineRule="auto"/>
-        <w:ind w:firstLine="0"/>
-        <w:jc w:val="left"/>
-        <w:rPr>
-          <w:b w:val="0"/>
-          <w:bCs w:val="0"/>
-          <w:lang w:val="ru-RU"/>
-        </w:rPr>
-      </w:pPr>
-      <w:r>
-        <w:rPr>
-          <w:b w:val="0"/>
-          <w:bCs w:val="0"/>
-          <w:lang w:val="ru-RU"/>
-        </w:rPr>
-        <w:t xml:space="preserve">Системное администрирование: </w:t>
-      </w:r>
-      <w:proofErr w:type="spellStart"/>
-      <w:r>
-        <w:rPr>
-          <w:b w:val="0"/>
-          <w:bCs w:val="0"/>
-          <w:lang w:val="ru-RU"/>
-        </w:rPr>
-        <w:t>Bash</w:t>
-      </w:r>
-      <w:proofErr w:type="spellEnd"/>
-      <w:r>
-        <w:rPr>
-          <w:b w:val="0"/>
-          <w:bCs w:val="0"/>
-          <w:lang w:val="ru-RU"/>
-        </w:rPr>
-        <w:t xml:space="preserve"> является основным инструментом для администраторов, позволяя им управлять серверами и выполнять управляющие команды.</w:t>
-      </w:r>
-    </w:p>
-    <w:p>
-      <w:pPr>
-        <w:pStyle w:val="Heading1"/>
-        <w:spacing w:line="240" w:lineRule="auto"/>
-        <w:ind w:firstLine="0"/>
-        <w:jc w:val="left"/>
-        <w:rPr>
-          <w:b w:val="0"/>
-          <w:bCs w:val="0"/>
-          <w:lang w:val="ru-RU"/>
-        </w:rPr>
-      </w:pPr>
-      <w:r>
-        <w:rPr>
-          <w:b w:val="0"/>
-          <w:bCs w:val="0"/>
-          <w:lang w:val="ru-RU"/>
-        </w:rPr>
-        <w:t xml:space="preserve">Программирование на уровне оболочки: </w:t>
-      </w:r>
-      <w:r>
-        <w:rPr>
-          <w:b w:val="0"/>
-          <w:bCs w:val="0"/>
-          <w:lang w:val="ru-RU"/>
-        </w:rPr>
-        <w:t>и</w:t>
-      </w:r>
-      <w:r>
-        <w:rPr>
-          <w:b w:val="0"/>
-          <w:bCs w:val="0"/>
-          <w:lang w:val="ru-RU"/>
-        </w:rPr>
-        <w:t>спользуется для написания вспомогательных инструментов и скриптов в крупных проектах.</w:t>
-      </w:r>
-    </w:p>
-    <w:p>
-      <w:pPr>
-        <w:pStyle w:val="Heading1"/>
-        <w:spacing w:line="240" w:lineRule="auto"/>
-        <w:ind w:firstLine="0"/>
-        <w:jc w:val="left"/>
-        <w:rPr>
-          <w:sz w:val="36"/>
-          <w:szCs w:val="36"/>
-          <w:lang w:val="ru-RU"/>
-        </w:rPr>
-      </w:pPr>
-      <w:r>
-        <w:rPr>
-          <w:sz w:val="36"/>
-          <w:szCs w:val="36"/>
-          <w:lang w:val="ru-RU"/>
-        </w:rPr>
-        <w:t>Сравнение</w:t>
-      </w:r>
-    </w:p>
-    <w:p>
-      <w:pPr>
-        <w:pStyle w:val="Heading1"/>
-        <w:spacing w:line="240" w:lineRule="auto"/>
-        <w:ind w:firstLine="0"/>
-        <w:jc w:val="left"/>
-        <w:rPr>
-          <w:lang w:val="ru-RU"/>
-        </w:rPr>
-      </w:pPr>
-      <w:r>
-        <w:rPr>
-          <w:lang w:val="ru-RU"/>
-        </w:rPr>
-        <w:t xml:space="preserve">Похожие </w:t>
-      </w:r>
-      <w:r>
-        <w:rPr>
-          <w:lang w:val="ru-RU"/>
-        </w:rPr>
-        <w:t>программы</w:t>
-      </w:r>
-    </w:p>
-    <w:p>
-      <w:pPr>
-        <w:pStyle w:val="Heading1"/>
-        <w:spacing w:line="240" w:lineRule="auto"/>
-        <w:ind w:firstLine="0"/>
-        <w:jc w:val="left"/>
-        <w:rPr>
-          <w:b w:val="0"/>
-          <w:bCs w:val="0"/>
-          <w:lang w:val="ru-RU"/>
-        </w:rPr>
-      </w:pPr>
-      <w:r>
-        <w:rPr>
-          <w:b w:val="0"/>
-          <w:bCs w:val="0"/>
-          <w:lang w:val="ru-RU"/>
-        </w:rPr>
-        <w:t xml:space="preserve">1. </w:t>
-      </w:r>
-      <w:proofErr w:type="spellStart"/>
-      <w:r>
-        <w:rPr>
-          <w:b w:val="0"/>
-          <w:bCs w:val="0"/>
-          <w:lang w:val="ru-RU"/>
-        </w:rPr>
-        <w:t>CrystalDiskInfo</w:t>
-      </w:r>
-      <w:proofErr w:type="spellEnd"/>
-    </w:p>
-    <w:p>
-      <w:pPr>
-        <w:pStyle w:val="Heading1"/>
-        <w:spacing w:line="240" w:lineRule="auto"/>
-        <w:ind w:firstLine="0"/>
-        <w:jc w:val="left"/>
-        <w:rPr>
-          <w:b w:val="0"/>
-          <w:bCs w:val="0"/>
-          <w:lang w:val="ru-RU"/>
-        </w:rPr>
-      </w:pPr>
-      <w:proofErr w:type="spellStart"/>
-      <w:r>
-        <w:rPr>
-          <w:b w:val="0"/>
-          <w:bCs w:val="0"/>
-          <w:lang w:val="ru-RU"/>
-        </w:rPr>
-        <w:t>CrystalDiskInfo</w:t>
-      </w:r>
-      <w:proofErr w:type="spellEnd"/>
-      <w:r>
-        <w:rPr>
-          <w:b w:val="0"/>
-          <w:bCs w:val="0"/>
-          <w:lang w:val="ru-RU"/>
-        </w:rPr>
-        <w:t xml:space="preserve"> — это бесплатная и простая в использовании утилита для мониторинга состояния жестких дисков и SSD. Она ориентирована на отображение параметров работы устройств хранения данных с использованием интерфейса S.M.A.R.T. (Self-Monitoring, Analysis, </w:t>
-      </w:r>
-      <w:proofErr w:type="spellStart"/>
-      <w:r>
-        <w:rPr>
-          <w:b w:val="0"/>
-          <w:bCs w:val="0"/>
-          <w:lang w:val="ru-RU"/>
-        </w:rPr>
-        <w:t>and</w:t>
-      </w:r>
-      <w:proofErr w:type="spellEnd"/>
-      <w:r>
-        <w:rPr>
-          <w:b w:val="0"/>
-          <w:bCs w:val="0"/>
-          <w:lang w:val="ru-RU"/>
-        </w:rPr>
-        <w:t xml:space="preserve"> Reporting Technology). </w:t>
-      </w:r>
-      <w:proofErr w:type="spellStart"/>
-      <w:r>
-        <w:rPr>
-          <w:b w:val="0"/>
-          <w:bCs w:val="0"/>
-          <w:lang w:val="ru-RU"/>
-        </w:rPr>
-        <w:t>CrystalDiskInfo</w:t>
-      </w:r>
-      <w:proofErr w:type="spellEnd"/>
-      <w:r>
-        <w:rPr>
-          <w:b w:val="0"/>
-          <w:bCs w:val="0"/>
-          <w:lang w:val="ru-RU"/>
-        </w:rPr>
-        <w:t xml:space="preserve"> предоставляет информацию о состоянии диска, количестве секторов, температурах, часах работы и других важных показателях.</w:t>
-      </w:r>
-    </w:p>
-    <w:p>
-      <w:pPr>
-        <w:pStyle w:val="Heading1"/>
-        <w:spacing w:line="240" w:lineRule="auto"/>
-        <w:ind w:firstLine="0"/>
-        <w:jc w:val="left"/>
-        <w:rPr>
-          <w:b w:val="0"/>
-          <w:bCs w:val="0"/>
-          <w:lang w:val="ru-RU"/>
-        </w:rPr>
-      </w:pPr>
-    </w:p>
-    <w:p>
-      <w:pPr>
-        <w:pStyle w:val="Heading1"/>
-        <w:spacing w:line="240" w:lineRule="auto"/>
-        <w:ind w:firstLine="0"/>
-        <w:jc w:val="left"/>
-        <w:rPr>
-          <w:b w:val="0"/>
-          <w:bCs w:val="0"/>
-          <w:lang w:val="ru-RU"/>
-        </w:rPr>
-      </w:pPr>
-      <w:r>
-        <w:rPr>
-          <w:b w:val="0"/>
-          <w:bCs w:val="0"/>
-          <w:lang w:val="ru-RU"/>
-        </w:rPr>
-        <w:t>Основные функции:</w:t>
-      </w:r>
-    </w:p>
-    <w:p>
-      <w:pPr>
-        <w:pStyle w:val="Heading1"/>
-        <w:spacing w:line="240" w:lineRule="auto"/>
-        <w:ind w:firstLine="0"/>
-        <w:jc w:val="left"/>
-        <w:rPr>
-          <w:b w:val="0"/>
-          <w:bCs w:val="0"/>
-          <w:lang w:val="ru-RU"/>
-        </w:rPr>
-      </w:pPr>
-    </w:p>
-    <w:p>
-      <w:pPr>
-        <w:pStyle w:val="Heading1"/>
-        <w:spacing w:line="240" w:lineRule="auto"/>
-        <w:ind w:firstLine="0"/>
-        <w:jc w:val="left"/>
-        <w:rPr>
-          <w:b w:val="0"/>
-          <w:bCs w:val="0"/>
-          <w:lang w:val="ru-RU"/>
-        </w:rPr>
-      </w:pPr>
-      <w:r>
-        <w:rPr>
-          <w:b w:val="0"/>
-          <w:bCs w:val="0"/>
-          <w:lang w:val="ru-RU"/>
-        </w:rPr>
-        <w:lastRenderedPageBreak/>
-        <w:t>Отображение статуса S.M.A.R.T. и предупреждений о возможных проблемах с дисками.</w:t>
-      </w:r>
-    </w:p>
-    <w:p>
-      <w:pPr>
-        <w:pStyle w:val="Heading1"/>
-        <w:spacing w:line="240" w:lineRule="auto"/>
-        <w:ind w:firstLine="0"/>
-        <w:jc w:val="left"/>
-        <w:rPr>
-          <w:b w:val="0"/>
-          <w:bCs w:val="0"/>
-          <w:lang w:val="ru-RU"/>
-        </w:rPr>
-      </w:pPr>
-      <w:r>
-        <w:rPr>
-          <w:b w:val="0"/>
-          <w:bCs w:val="0"/>
-          <w:lang w:val="ru-RU"/>
-        </w:rPr>
-        <w:t>Поддержка различных интерфейсов, включая SATA, SSD и USB.</w:t>
-      </w:r>
-    </w:p>
-    <w:p>
-      <w:pPr>
-        <w:pStyle w:val="Heading1"/>
-        <w:spacing w:line="240" w:lineRule="auto"/>
-        <w:ind w:firstLine="0"/>
-        <w:jc w:val="left"/>
-        <w:rPr>
-          <w:b w:val="0"/>
-          <w:bCs w:val="0"/>
-          <w:lang w:val="ru-RU"/>
-        </w:rPr>
-      </w:pPr>
-      <w:r>
-        <w:rPr>
-          <w:b w:val="0"/>
-          <w:bCs w:val="0"/>
-          <w:lang w:val="ru-RU"/>
-        </w:rPr>
-        <w:t>Возможность изменения параметров управления энергопотреблением.</w:t>
-      </w:r>
-    </w:p>
-    <w:p>
-      <w:pPr>
-        <w:pStyle w:val="Heading1"/>
-        <w:spacing w:line="240" w:lineRule="auto"/>
-        <w:ind w:firstLine="0"/>
-        <w:jc w:val="left"/>
-        <w:rPr>
-          <w:b w:val="0"/>
-          <w:bCs w:val="0"/>
-          <w:lang w:val="ru-RU"/>
-        </w:rPr>
-      </w:pPr>
-      <w:r>
-        <w:rPr>
-          <w:b w:val="0"/>
-          <w:bCs w:val="0"/>
-          <w:lang w:val="ru-RU"/>
-        </w:rPr>
-        <w:t>Простота в использовании с интуитивно понятным интерфейсом.</w:t>
-      </w:r>
-    </w:p>
-    <w:p>
-      <w:pPr>
-        <w:pStyle w:val="Heading1"/>
-        <w:spacing w:line="240" w:lineRule="auto"/>
-        <w:ind w:firstLine="0"/>
-        <w:jc w:val="left"/>
-        <w:rPr>
-          <w:b w:val="0"/>
-          <w:bCs w:val="0"/>
-          <w:lang w:val="ru-RU"/>
-        </w:rPr>
-      </w:pPr>
-    </w:p>
-    <w:p>
-      <w:pPr>
-        <w:pStyle w:val="Heading1"/>
-        <w:spacing w:line="240" w:lineRule="auto"/>
-        <w:ind w:firstLine="0"/>
-        <w:jc w:val="left"/>
-        <w:rPr>
-          <w:b w:val="0"/>
-          <w:bCs w:val="0"/>
-          <w:lang w:val="ru-RU"/>
-        </w:rPr>
-      </w:pPr>
-      <w:r>
-        <w:rPr>
-          <w:b w:val="0"/>
-          <w:bCs w:val="0"/>
-          <w:lang w:val="ru-RU"/>
-        </w:rPr>
-        <w:t xml:space="preserve">2. </w:t>
-      </w:r>
-      <w:proofErr w:type="spellStart"/>
-      <w:r>
-        <w:rPr>
-          <w:b w:val="0"/>
-          <w:bCs w:val="0"/>
-          <w:lang w:val="ru-RU"/>
-        </w:rPr>
-        <w:t>CrystalDiskMark</w:t>
-      </w:r>
-      <w:proofErr w:type="spellEnd"/>
-    </w:p>
-    <w:p>
-      <w:pPr>
-        <w:pStyle w:val="Heading1"/>
-        <w:spacing w:line="240" w:lineRule="auto"/>
-        <w:ind w:firstLine="0"/>
-        <w:jc w:val="left"/>
-        <w:rPr>
-          <w:b w:val="0"/>
-          <w:bCs w:val="0"/>
-          <w:lang w:val="ru-RU"/>
-        </w:rPr>
-      </w:pPr>
-      <w:proofErr w:type="spellStart"/>
-      <w:r>
-        <w:rPr>
-          <w:b w:val="0"/>
-          <w:bCs w:val="0"/>
-          <w:lang w:val="ru-RU"/>
-        </w:rPr>
-        <w:t>CrystalDiskMark</w:t>
-      </w:r>
-      <w:proofErr w:type="spellEnd"/>
-      <w:r>
-        <w:rPr>
-          <w:b w:val="0"/>
-          <w:bCs w:val="0"/>
-          <w:lang w:val="ru-RU"/>
-        </w:rPr>
-        <w:t xml:space="preserve"> — это еще одно популярное приложение</w:t>
-      </w:r>
-      <w:r>
-        <w:rPr>
-          <w:b w:val="0"/>
-          <w:bCs w:val="0"/>
-          <w:lang w:val="ru-RU"/>
-        </w:rPr>
-        <w:t>,</w:t>
-      </w:r>
-      <w:r>
-        <w:rPr>
-          <w:b w:val="0"/>
-          <w:bCs w:val="0"/>
-          <w:lang w:val="ru-RU"/>
-        </w:rPr>
-        <w:t xml:space="preserve"> разработанное той же командой, что и </w:t>
-      </w:r>
-      <w:proofErr w:type="spellStart"/>
-      <w:r>
-        <w:rPr>
-          <w:b w:val="0"/>
-          <w:bCs w:val="0"/>
-          <w:lang w:val="ru-RU"/>
-        </w:rPr>
-        <w:t>CrystalDiskInfo</w:t>
-      </w:r>
-      <w:proofErr w:type="spellEnd"/>
-      <w:r>
-        <w:rPr>
-          <w:b w:val="0"/>
-          <w:bCs w:val="0"/>
-          <w:lang w:val="ru-RU"/>
-        </w:rPr>
-        <w:t>. Его основная цель — тестирование производительности дисков. Утилита позволяет пользователю проводит тесты по чтению и записи данных, что особенно важно для оценки производительности SSD и HDD.</w:t>
-      </w:r>
-    </w:p>
-    <w:p>
-      <w:pPr>
-        <w:pStyle w:val="Heading1"/>
-        <w:spacing w:line="240" w:lineRule="auto"/>
-        <w:ind w:firstLine="0"/>
-        <w:jc w:val="left"/>
-        <w:rPr>
-          <w:b w:val="0"/>
-          <w:bCs w:val="0"/>
-          <w:lang w:val="ru-RU"/>
-        </w:rPr>
-      </w:pPr>
-    </w:p>
-    <w:p>
-      <w:pPr>
-        <w:pStyle w:val="Heading1"/>
-        <w:spacing w:line="240" w:lineRule="auto"/>
-        <w:ind w:firstLine="0"/>
-        <w:jc w:val="left"/>
-        <w:rPr>
-          <w:b w:val="0"/>
-          <w:bCs w:val="0"/>
-          <w:lang w:val="ru-RU"/>
-        </w:rPr>
-      </w:pPr>
-      <w:r>
-        <w:rPr>
-          <w:b w:val="0"/>
-          <w:bCs w:val="0"/>
-          <w:lang w:val="ru-RU"/>
-        </w:rPr>
-        <w:t>Основные функции:</w:t>
-      </w:r>
-    </w:p>
-    <w:p>
-      <w:pPr>
-        <w:pStyle w:val="Heading1"/>
-        <w:spacing w:line="240" w:lineRule="auto"/>
-        <w:ind w:firstLine="0"/>
-        <w:jc w:val="left"/>
-        <w:rPr>
-          <w:b w:val="0"/>
-          <w:bCs w:val="0"/>
-          <w:lang w:val="ru-RU"/>
-        </w:rPr>
-      </w:pPr>
-    </w:p>
-    <w:p>
-      <w:pPr>
-        <w:pStyle w:val="Heading1"/>
-        <w:spacing w:line="240" w:lineRule="auto"/>
-        <w:ind w:firstLine="0"/>
-        <w:jc w:val="left"/>
-        <w:rPr>
-          <w:b w:val="0"/>
-          <w:bCs w:val="0"/>
-          <w:lang w:val="ru-RU"/>
-        </w:rPr>
-      </w:pPr>
-      <w:r>
-        <w:rPr>
-          <w:b w:val="0"/>
-          <w:bCs w:val="0"/>
-          <w:lang w:val="ru-RU"/>
-        </w:rPr>
-        <w:t>Проведение последовательного и случайного тестирования.</w:t>
-      </w:r>
-    </w:p>
-    <w:p>
-      <w:pPr>
-        <w:pStyle w:val="Heading1"/>
-        <w:spacing w:line="240" w:lineRule="auto"/>
-        <w:ind w:firstLine="0"/>
-        <w:jc w:val="left"/>
-        <w:rPr>
-          <w:b w:val="0"/>
-          <w:bCs w:val="0"/>
-          <w:lang w:val="ru-RU"/>
-        </w:rPr>
-      </w:pPr>
-      <w:r>
-        <w:rPr>
-          <w:b w:val="0"/>
-          <w:bCs w:val="0"/>
-          <w:lang w:val="ru-RU"/>
-        </w:rPr>
-        <w:t>Поддержка различных размеров блоков при тестировании, что позволяет получить более точную картину производительности.</w:t>
-      </w:r>
-    </w:p>
-    <w:p>
-      <w:pPr>
-        <w:pStyle w:val="Heading1"/>
-        <w:spacing w:line="240" w:lineRule="auto"/>
-        <w:ind w:firstLine="0"/>
-        <w:jc w:val="left"/>
-        <w:rPr>
-          <w:b w:val="0"/>
-          <w:bCs w:val="0"/>
-          <w:lang w:val="ru-RU"/>
-        </w:rPr>
-      </w:pPr>
-      <w:r>
-        <w:rPr>
-          <w:b w:val="0"/>
-          <w:bCs w:val="0"/>
-          <w:lang w:val="ru-RU"/>
-        </w:rPr>
-        <w:t>Удобный интерфейс с возможностью настройки параметров тестирования.</w:t>
-      </w:r>
-    </w:p>
-    <w:p>
-      <w:pPr>
-        <w:pStyle w:val="Heading1"/>
-        <w:spacing w:line="240" w:lineRule="auto"/>
-        <w:ind w:firstLine="0"/>
-        <w:jc w:val="left"/>
-        <w:rPr>
-          <w:b w:val="0"/>
-          <w:bCs w:val="0"/>
-          <w:lang w:val="ru-RU"/>
-        </w:rPr>
-      </w:pPr>
-    </w:p>
-    <w:p>
-      <w:pPr>
-        <w:pStyle w:val="Heading1"/>
-        <w:spacing w:line="240" w:lineRule="auto"/>
-        <w:ind w:firstLine="0"/>
-        <w:jc w:val="left"/>
-        <w:rPr>
-          <w:b w:val="0"/>
-          <w:bCs w:val="0"/>
-          <w:lang w:val="ru-RU"/>
-        </w:rPr>
-      </w:pPr>
-      <w:r>
-        <w:rPr>
-          <w:b w:val="0"/>
-          <w:bCs w:val="0"/>
-          <w:lang w:val="ru-RU"/>
-        </w:rPr>
-        <w:t xml:space="preserve">3. </w:t>
-      </w:r>
-      <w:proofErr w:type="spellStart"/>
-      <w:r>
-        <w:rPr>
-          <w:b w:val="0"/>
-          <w:bCs w:val="0"/>
-          <w:lang w:val="ru-RU"/>
-        </w:rPr>
-        <w:t>Baobab</w:t>
-      </w:r>
-      <w:proofErr w:type="spellEnd"/>
-      <w:r>
-        <w:rPr>
-          <w:b w:val="0"/>
-          <w:bCs w:val="0"/>
-          <w:lang w:val="ru-RU"/>
-        </w:rPr>
-        <w:t xml:space="preserve"> (Disk </w:t>
-      </w:r>
-      <w:proofErr w:type="spellStart"/>
-      <w:r>
-        <w:rPr>
-          <w:b w:val="0"/>
-          <w:bCs w:val="0"/>
-          <w:lang w:val="ru-RU"/>
-        </w:rPr>
-        <w:t>Usage</w:t>
-      </w:r>
-      <w:proofErr w:type="spellEnd"/>
-      <w:r>
-        <w:rPr>
-          <w:b w:val="0"/>
-          <w:bCs w:val="0"/>
-          <w:lang w:val="ru-RU"/>
-        </w:rPr>
-        <w:t xml:space="preserve"> </w:t>
-      </w:r>
-      <w:proofErr w:type="spellStart"/>
-      <w:r>
-        <w:rPr>
-          <w:b w:val="0"/>
-          <w:bCs w:val="0"/>
-          <w:lang w:val="ru-RU"/>
-        </w:rPr>
-        <w:t>Analyzer</w:t>
-      </w:r>
-      <w:proofErr w:type="spellEnd"/>
-      <w:r>
-        <w:rPr>
-          <w:b w:val="0"/>
-          <w:bCs w:val="0"/>
-          <w:lang w:val="ru-RU"/>
-        </w:rPr>
-        <w:t>)</w:t>
-      </w:r>
-    </w:p>
-    <w:p>
-      <w:pPr>
-        <w:pStyle w:val="Heading1"/>
-        <w:spacing w:line="240" w:lineRule="auto"/>
-        <w:ind w:firstLine="0"/>
-        <w:jc w:val="left"/>
-        <w:rPr>
-          <w:b w:val="0"/>
-          <w:bCs w:val="0"/>
-          <w:lang w:val="ru-RU"/>
-        </w:rPr>
-      </w:pPr>
-      <w:proofErr w:type="spellStart"/>
-      <w:r>
-        <w:rPr>
-          <w:b w:val="0"/>
-          <w:bCs w:val="0"/>
-          <w:lang w:val="ru-RU"/>
-        </w:rPr>
-        <w:t>Baobab</w:t>
-      </w:r>
-      <w:proofErr w:type="spellEnd"/>
-      <w:r>
-        <w:rPr>
-          <w:b w:val="0"/>
-          <w:bCs w:val="0"/>
-          <w:lang w:val="ru-RU"/>
-        </w:rPr>
-        <w:t xml:space="preserve"> — это визуализатор использования дискового пространства, который предоставляет пользователям информацию о том, какие файлы и каталоги занимают больше всего места на диске. Программа удобна для пользователей GNU/Linux и предоставляет графический интерфейс для анализа хранилищ.</w:t>
-      </w:r>
-    </w:p>
-    <w:p>
-      <w:pPr>
-        <w:pStyle w:val="Heading1"/>
-        <w:spacing w:line="240" w:lineRule="auto"/>
-        <w:ind w:firstLine="0"/>
-        <w:jc w:val="left"/>
-        <w:rPr>
-          <w:b w:val="0"/>
-          <w:bCs w:val="0"/>
-          <w:lang w:val="ru-RU"/>
-        </w:rPr>
-      </w:pPr>
-    </w:p>
-    <w:p>
-      <w:pPr>
-        <w:pStyle w:val="Heading1"/>
-        <w:spacing w:line="240" w:lineRule="auto"/>
-        <w:ind w:firstLine="0"/>
-        <w:jc w:val="left"/>
-        <w:rPr>
-          <w:b w:val="0"/>
-          <w:bCs w:val="0"/>
-          <w:lang w:val="ru-RU"/>
-        </w:rPr>
-      </w:pPr>
-      <w:r>
-        <w:rPr>
-          <w:b w:val="0"/>
-          <w:bCs w:val="0"/>
-          <w:lang w:val="ru-RU"/>
-        </w:rPr>
-        <w:t>Основные функции:</w:t>
-      </w:r>
-    </w:p>
-    <w:p>
-      <w:pPr>
-        <w:pStyle w:val="Heading1"/>
-        <w:spacing w:line="240" w:lineRule="auto"/>
-        <w:ind w:firstLine="0"/>
-        <w:jc w:val="left"/>
-        <w:rPr>
-          <w:b w:val="0"/>
-          <w:bCs w:val="0"/>
-          <w:lang w:val="ru-RU"/>
-        </w:rPr>
-      </w:pPr>
-    </w:p>
-    <w:p>
-      <w:pPr>
-        <w:pStyle w:val="Heading1"/>
-        <w:spacing w:line="240" w:lineRule="auto"/>
-        <w:ind w:firstLine="0"/>
-        <w:jc w:val="left"/>
-        <w:rPr>
-          <w:b w:val="0"/>
-          <w:bCs w:val="0"/>
-          <w:lang w:val="ru-RU"/>
-        </w:rPr>
-      </w:pPr>
-      <w:r>
-        <w:rPr>
-          <w:b w:val="0"/>
-          <w:bCs w:val="0"/>
-          <w:lang w:val="ru-RU"/>
-        </w:rPr>
-        <w:t>Визуализация данных о дисковом пространстве через диаграммы.</w:t>
-      </w:r>
-    </w:p>
-    <w:p>
-      <w:pPr>
-        <w:pStyle w:val="Heading1"/>
-        <w:spacing w:line="240" w:lineRule="auto"/>
-        <w:ind w:firstLine="0"/>
-        <w:jc w:val="left"/>
-        <w:rPr>
-          <w:b w:val="0"/>
-          <w:bCs w:val="0"/>
-          <w:lang w:val="ru-RU"/>
-        </w:rPr>
-      </w:pPr>
-      <w:r>
-        <w:rPr>
-          <w:b w:val="0"/>
-          <w:bCs w:val="0"/>
-          <w:lang w:val="ru-RU"/>
-        </w:rPr>
-        <w:t>Сканирование дисков и папок для получения детальной информации о распределении данных.</w:t>
-      </w:r>
-    </w:p>
-    <w:p>
-      <w:pPr>
-        <w:pStyle w:val="Heading1"/>
-        <w:spacing w:line="240" w:lineRule="auto"/>
-        <w:ind w:firstLine="0"/>
-        <w:jc w:val="left"/>
-        <w:rPr>
-          <w:b w:val="0"/>
-          <w:bCs w:val="0"/>
-          <w:lang w:val="ru-RU"/>
-        </w:rPr>
-      </w:pPr>
-      <w:r>
-        <w:rPr>
-          <w:b w:val="0"/>
-          <w:bCs w:val="0"/>
-          <w:lang w:val="ru-RU"/>
-        </w:rPr>
-        <w:t>Возможность поиска дубликатов файлов для освобождения пространства.</w:t>
-      </w:r>
-    </w:p>
-    <w:p>
-      <w:pPr>
-        <w:pStyle w:val="Heading1"/>
-        <w:spacing w:line="240" w:lineRule="auto"/>
-        <w:ind w:firstLine="0"/>
-        <w:jc w:val="left"/>
-        <w:rPr>
-          <w:b w:val="0"/>
-          <w:bCs w:val="0"/>
-          <w:lang w:val="ru-RU"/>
-        </w:rPr>
-      </w:pPr>
-      <w:r>
-        <w:rPr>
-          <w:b w:val="0"/>
-          <w:bCs w:val="0"/>
-          <w:lang w:val="ru-RU"/>
-        </w:rPr>
-        <w:t xml:space="preserve">4. </w:t>
-      </w:r>
-      <w:proofErr w:type="spellStart"/>
-      <w:r>
-        <w:rPr>
-          <w:b w:val="0"/>
-          <w:bCs w:val="0"/>
-          <w:lang w:val="ru-RU"/>
-        </w:rPr>
-        <w:t>GSmartControl</w:t>
-      </w:r>
-      <w:proofErr w:type="spellEnd"/>
-    </w:p>
-    <w:p>
-      <w:pPr>
-        <w:pStyle w:val="Heading1"/>
-        <w:spacing w:line="240" w:lineRule="auto"/>
-        <w:ind w:firstLine="0"/>
-        <w:jc w:val="left"/>
-        <w:rPr>
-          <w:b w:val="0"/>
-          <w:bCs w:val="0"/>
-          <w:lang w:val="ru-RU"/>
-        </w:rPr>
-      </w:pPr>
-      <w:proofErr w:type="spellStart"/>
-      <w:r>
-        <w:rPr>
-          <w:b w:val="0"/>
-          <w:bCs w:val="0"/>
-          <w:lang w:val="ru-RU"/>
-        </w:rPr>
-        <w:lastRenderedPageBreak/>
-        <w:t>GSmartControl</w:t>
-      </w:r>
-      <w:proofErr w:type="spellEnd"/>
-      <w:r>
-        <w:rPr>
-          <w:b w:val="0"/>
-          <w:bCs w:val="0"/>
-          <w:lang w:val="ru-RU"/>
-        </w:rPr>
-        <w:t xml:space="preserve"> — это еще одна универсальная программа для мониторинга состояния жестких дисков с поддержкой S.M.A.R.T. </w:t>
-      </w:r>
-      <w:proofErr w:type="spellStart"/>
-      <w:r>
-        <w:rPr>
-          <w:b w:val="0"/>
-          <w:bCs w:val="0"/>
-          <w:lang w:val="ru-RU"/>
-        </w:rPr>
-        <w:t>GSmartControl</w:t>
-      </w:r>
-      <w:proofErr w:type="spellEnd"/>
-      <w:r>
-        <w:rPr>
-          <w:b w:val="0"/>
-          <w:bCs w:val="0"/>
-          <w:lang w:val="ru-RU"/>
-        </w:rPr>
-        <w:t xml:space="preserve"> предоставляет расширенные функции, позволяя пользователям выполнять тесты на наличие ошибок и обнаруживать потенциальные проблемы на ранних стадиях.</w:t>
-      </w:r>
-    </w:p>
-    <w:p>
-      <w:pPr>
-        <w:pStyle w:val="Heading1"/>
-        <w:spacing w:line="240" w:lineRule="auto"/>
-        <w:ind w:firstLine="0"/>
-        <w:jc w:val="left"/>
-        <w:rPr>
-          <w:b w:val="0"/>
-          <w:bCs w:val="0"/>
-          <w:lang w:val="ru-RU"/>
-        </w:rPr>
-      </w:pPr>
-    </w:p>
-    <w:p>
-      <w:pPr>
-        <w:pStyle w:val="Heading1"/>
-        <w:spacing w:line="240" w:lineRule="auto"/>
-        <w:ind w:firstLine="0"/>
-        <w:jc w:val="left"/>
-        <w:rPr>
-          <w:b w:val="0"/>
-          <w:bCs w:val="0"/>
-          <w:lang w:val="ru-RU"/>
-        </w:rPr>
-      </w:pPr>
-      <w:r>
-        <w:rPr>
-          <w:b w:val="0"/>
-          <w:bCs w:val="0"/>
-          <w:lang w:val="ru-RU"/>
-        </w:rPr>
-        <w:t>Основные функции:</w:t>
-      </w:r>
-    </w:p>
-    <w:p>
-      <w:pPr>
-        <w:pStyle w:val="Heading1"/>
-        <w:spacing w:line="240" w:lineRule="auto"/>
-        <w:ind w:firstLine="0"/>
-        <w:jc w:val="left"/>
-        <w:rPr>
-          <w:b w:val="0"/>
-          <w:bCs w:val="0"/>
-          <w:lang w:val="ru-RU"/>
-        </w:rPr>
-      </w:pPr>
-    </w:p>
-    <w:p>
-      <w:pPr>
-        <w:pStyle w:val="Heading1"/>
-        <w:spacing w:line="240" w:lineRule="auto"/>
-        <w:ind w:firstLine="0"/>
-        <w:jc w:val="left"/>
-        <w:rPr>
-          <w:b w:val="0"/>
-          <w:bCs w:val="0"/>
-          <w:lang w:val="ru-RU"/>
-        </w:rPr>
-      </w:pPr>
-      <w:r>
-        <w:rPr>
-          <w:b w:val="0"/>
-          <w:bCs w:val="0"/>
-          <w:lang w:val="ru-RU"/>
-        </w:rPr>
-        <w:t>Проведение различных тестов (краткий, длинный и самодиагностика).</w:t>
-      </w:r>
-    </w:p>
-    <w:p>
-      <w:pPr>
-        <w:pStyle w:val="Heading1"/>
-        <w:spacing w:line="240" w:lineRule="auto"/>
-        <w:ind w:firstLine="0"/>
-        <w:jc w:val="left"/>
-        <w:rPr>
-          <w:b w:val="0"/>
-          <w:bCs w:val="0"/>
-          <w:lang w:val="ru-RU"/>
-        </w:rPr>
-      </w:pPr>
-      <w:r>
-        <w:rPr>
-          <w:b w:val="0"/>
-          <w:bCs w:val="0"/>
-          <w:lang w:val="ru-RU"/>
-        </w:rPr>
-        <w:t>Показ результатов тестов и статуса S.M.A.R.T. в пользовательском интерфейсе.</w:t>
-      </w:r>
-    </w:p>
-    <w:p>
-      <w:pPr>
-        <w:pStyle w:val="Heading1"/>
-        <w:spacing w:line="240" w:lineRule="auto"/>
-        <w:ind w:firstLine="0"/>
-        <w:jc w:val="left"/>
-        <w:rPr>
-          <w:b w:val="0"/>
-          <w:bCs w:val="0"/>
-          <w:lang w:val="ru-RU"/>
-        </w:rPr>
-      </w:pPr>
-      <w:r>
-        <w:rPr>
-          <w:b w:val="0"/>
-          <w:bCs w:val="0"/>
-          <w:lang w:val="ru-RU"/>
-        </w:rPr>
-        <w:t>Поддержка всех типов накопителей, включая SATA и USB.</w:t>
-      </w:r>
-    </w:p>
-    <w:p>
-      <w:pPr>
-        <w:pStyle w:val="Heading1"/>
-        <w:spacing w:line="240" w:lineRule="auto"/>
-        <w:ind w:firstLine="0"/>
-        <w:jc w:val="left"/>
-        <w:rPr>
-          <w:b w:val="0"/>
-          <w:bCs w:val="0"/>
-          <w:lang w:val="ru-RU"/>
-        </w:rPr>
-      </w:pPr>
-    </w:p>
-    <w:p>
-      <w:pPr>
-        <w:pStyle w:val="Heading1"/>
-        <w:spacing w:line="240" w:lineRule="auto"/>
-        <w:ind w:firstLine="0"/>
-        <w:jc w:val="left"/>
-        <w:rPr>
-          <w:b w:val="0"/>
-          <w:bCs w:val="0"/>
-          <w:lang w:val="ru-RU"/>
-        </w:rPr>
-      </w:pPr>
-      <w:r>
-        <w:rPr>
-          <w:b w:val="0"/>
-          <w:bCs w:val="0"/>
-          <w:lang w:val="ru-RU"/>
-        </w:rPr>
-        <w:t xml:space="preserve">5. HD </w:t>
-      </w:r>
-      <w:proofErr w:type="spellStart"/>
-      <w:r>
-        <w:rPr>
-          <w:b w:val="0"/>
-          <w:bCs w:val="0"/>
-          <w:lang w:val="ru-RU"/>
-        </w:rPr>
-        <w:t>Tune</w:t>
-      </w:r>
-      <w:proofErr w:type="spellEnd"/>
-    </w:p>
-    <w:p>
-      <w:pPr>
-        <w:pStyle w:val="Heading1"/>
-        <w:spacing w:line="240" w:lineRule="auto"/>
-        <w:ind w:firstLine="0"/>
-        <w:jc w:val="left"/>
-        <w:rPr>
-          <w:b w:val="0"/>
-          <w:bCs w:val="0"/>
-          <w:lang w:val="ru-RU"/>
-        </w:rPr>
-      </w:pPr>
-      <w:r>
-        <w:rPr>
-          <w:b w:val="0"/>
-          <w:bCs w:val="0"/>
-          <w:lang w:val="ru-RU"/>
-        </w:rPr>
-        <w:t xml:space="preserve">HD </w:t>
-      </w:r>
-      <w:proofErr w:type="spellStart"/>
-      <w:r>
-        <w:rPr>
-          <w:b w:val="0"/>
-          <w:bCs w:val="0"/>
-          <w:lang w:val="ru-RU"/>
-        </w:rPr>
-        <w:t>Tune</w:t>
-      </w:r>
-      <w:proofErr w:type="spellEnd"/>
-      <w:r>
-        <w:rPr>
-          <w:b w:val="0"/>
-          <w:bCs w:val="0"/>
-          <w:lang w:val="ru-RU"/>
-        </w:rPr>
-        <w:t xml:space="preserve"> — утилита для мониторинга и тестирования производительности дисков, доступная для Windows. Она предоставляет информацию о состоянии диска, его скорости и температуре. HD </w:t>
-      </w:r>
-      <w:proofErr w:type="spellStart"/>
-      <w:r>
-        <w:rPr>
-          <w:b w:val="0"/>
-          <w:bCs w:val="0"/>
-          <w:lang w:val="ru-RU"/>
-        </w:rPr>
-        <w:t>Tune</w:t>
-      </w:r>
-      <w:proofErr w:type="spellEnd"/>
-      <w:r>
-        <w:rPr>
-          <w:b w:val="0"/>
-          <w:bCs w:val="0"/>
-          <w:lang w:val="ru-RU"/>
-        </w:rPr>
-        <w:t xml:space="preserve"> может быть использован для быстрой проверки состояния жестких дисков и SSD.</w:t>
-      </w:r>
-    </w:p>
-    <w:p>
-      <w:pPr>
-        <w:pStyle w:val="Heading1"/>
-        <w:spacing w:line="240" w:lineRule="auto"/>
-        <w:ind w:firstLine="0"/>
-        <w:jc w:val="left"/>
-        <w:rPr>
-          <w:b w:val="0"/>
-          <w:bCs w:val="0"/>
-          <w:lang w:val="ru-RU"/>
-        </w:rPr>
-      </w:pPr>
-    </w:p>
-    <w:p>
-      <w:pPr>
-        <w:pStyle w:val="Heading1"/>
-        <w:spacing w:line="240" w:lineRule="auto"/>
-        <w:ind w:firstLine="0"/>
-        <w:jc w:val="left"/>
-        <w:rPr>
-          <w:b w:val="0"/>
-          <w:bCs w:val="0"/>
-          <w:lang w:val="ru-RU"/>
-        </w:rPr>
-      </w:pPr>
-      <w:r>
-        <w:rPr>
-          <w:b w:val="0"/>
-          <w:bCs w:val="0"/>
-          <w:lang w:val="ru-RU"/>
-        </w:rPr>
-        <w:t>Основные функции:</w:t>
-      </w:r>
-    </w:p>
-    <w:p>
-      <w:pPr>
-        <w:pStyle w:val="Heading1"/>
-        <w:spacing w:line="240" w:lineRule="auto"/>
-        <w:ind w:firstLine="0"/>
-        <w:jc w:val="left"/>
-        <w:rPr>
-          <w:b w:val="0"/>
-          <w:bCs w:val="0"/>
-          <w:lang w:val="ru-RU"/>
-        </w:rPr>
-      </w:pPr>
-    </w:p>
-    <w:p>
-      <w:pPr>
-        <w:pStyle w:val="Heading1"/>
-        <w:spacing w:line="240" w:lineRule="auto"/>
-        <w:ind w:firstLine="0"/>
-        <w:jc w:val="left"/>
-        <w:rPr>
-          <w:b w:val="0"/>
-          <w:bCs w:val="0"/>
-          <w:lang w:val="ru-RU"/>
-        </w:rPr>
-      </w:pPr>
-      <w:r>
-        <w:rPr>
-          <w:b w:val="0"/>
-          <w:bCs w:val="0"/>
-          <w:lang w:val="ru-RU"/>
-        </w:rPr>
-        <w:t>Тестирование производительности чтения.</w:t>
-      </w:r>
-    </w:p>
-    <w:p>
-      <w:pPr>
-        <w:pStyle w:val="Heading1"/>
-        <w:spacing w:line="240" w:lineRule="auto"/>
-        <w:ind w:firstLine="0"/>
-        <w:jc w:val="left"/>
-        <w:rPr>
-          <w:b w:val="0"/>
-          <w:bCs w:val="0"/>
-          <w:lang w:val="ru-RU"/>
-        </w:rPr>
-      </w:pPr>
-      <w:r>
-        <w:rPr>
-          <w:b w:val="0"/>
-          <w:bCs w:val="0"/>
-          <w:lang w:val="ru-RU"/>
-        </w:rPr>
-        <w:t>Отображение информации о температуре и S.M.A.R.T. статусе.</w:t>
-      </w:r>
-    </w:p>
-    <w:p>
-      <w:pPr>
-        <w:pStyle w:val="Heading1"/>
-        <w:spacing w:line="240" w:lineRule="auto"/>
-        <w:ind w:firstLine="0"/>
-        <w:jc w:val="left"/>
-        <w:rPr>
-          <w:b w:val="0"/>
-          <w:bCs w:val="0"/>
-          <w:lang w:val="ru-RU"/>
-        </w:rPr>
-      </w:pPr>
-      <w:r>
-        <w:rPr>
-          <w:b w:val="0"/>
-          <w:bCs w:val="0"/>
-          <w:lang w:val="ru-RU"/>
-        </w:rPr>
-        <w:t>Функция очистки дисков от удаленных данных (пока не перезаписаны).</w:t>
-      </w:r>
-    </w:p>
-    <w:p>
-      <w:pPr>
-        <w:pStyle w:val="Heading1"/>
-        <w:spacing w:line="240" w:lineRule="auto"/>
-        <w:ind w:firstLine="0"/>
-        <w:jc w:val="left"/>
-        <w:rPr>
-          <w:b w:val="0"/>
-          <w:bCs w:val="0"/>
-          <w:lang w:val="ru-RU"/>
-        </w:rPr>
-      </w:pPr>
-    </w:p>
-    <w:p>
-      <w:pPr>
-        <w:pStyle w:val="Heading1"/>
-        <w:spacing w:line="240" w:lineRule="auto"/>
-        <w:ind w:firstLine="0"/>
-        <w:jc w:val="left"/>
-        <w:rPr>
-          <w:b w:val="0"/>
-          <w:bCs w:val="0"/>
-          <w:lang w:val="ru-RU"/>
-        </w:rPr>
-      </w:pPr>
-      <w:r>
-        <w:rPr>
-          <w:b w:val="0"/>
-          <w:bCs w:val="0"/>
-          <w:lang w:val="ru-RU"/>
-        </w:rPr>
-        <w:t xml:space="preserve">6. </w:t>
-      </w:r>
-      <w:proofErr w:type="spellStart"/>
-      <w:r>
-        <w:rPr>
-          <w:b w:val="0"/>
-          <w:bCs w:val="0"/>
-          <w:lang w:val="ru-RU"/>
-        </w:rPr>
-        <w:t>DiskGenius</w:t>
-      </w:r>
-      <w:proofErr w:type="spellEnd"/>
-    </w:p>
-    <w:p>
-      <w:pPr>
-        <w:pStyle w:val="Heading1"/>
-        <w:spacing w:line="240" w:lineRule="auto"/>
-        <w:ind w:firstLine="0"/>
-        <w:jc w:val="left"/>
-        <w:rPr>
-          <w:b w:val="0"/>
-          <w:bCs w:val="0"/>
-          <w:lang w:val="ru-RU"/>
-        </w:rPr>
-      </w:pPr>
-      <w:proofErr w:type="spellStart"/>
-      <w:r>
-        <w:rPr>
-          <w:b w:val="0"/>
-          <w:bCs w:val="0"/>
-          <w:lang w:val="ru-RU"/>
-        </w:rPr>
-        <w:t>DiskGenius</w:t>
-      </w:r>
-      <w:proofErr w:type="spellEnd"/>
-      <w:r>
-        <w:rPr>
-          <w:b w:val="0"/>
-          <w:bCs w:val="0"/>
-          <w:lang w:val="ru-RU"/>
-        </w:rPr>
-        <w:t xml:space="preserve"> — более мощная программа, сочетающая в себе функции для управления разделами жесткого диска и мониторинга состояния. Она также предоставляет возможности для восстановления данных.</w:t>
-      </w:r>
-    </w:p>
-    <w:p>
-      <w:pPr>
-        <w:pStyle w:val="Heading1"/>
-        <w:spacing w:line="240" w:lineRule="auto"/>
-        <w:ind w:firstLine="0"/>
-        <w:jc w:val="left"/>
-        <w:rPr>
-          <w:b w:val="0"/>
-          <w:bCs w:val="0"/>
-          <w:lang w:val="ru-RU"/>
-        </w:rPr>
-      </w:pPr>
-    </w:p>
-    <w:p>
-      <w:pPr>
-        <w:pStyle w:val="Heading1"/>
-        <w:spacing w:line="240" w:lineRule="auto"/>
-        <w:ind w:firstLine="0"/>
-        <w:jc w:val="left"/>
-        <w:rPr>
-          <w:b w:val="0"/>
-          <w:bCs w:val="0"/>
-          <w:lang w:val="ru-RU"/>
-        </w:rPr>
-      </w:pPr>
-      <w:r>
-        <w:rPr>
-          <w:b w:val="0"/>
-          <w:bCs w:val="0"/>
-          <w:lang w:val="ru-RU"/>
-        </w:rPr>
-        <w:t>Основные функции:</w:t>
-      </w:r>
-    </w:p>
-    <w:p>
-      <w:pPr>
-        <w:pStyle w:val="Heading1"/>
-        <w:spacing w:line="240" w:lineRule="auto"/>
-        <w:ind w:firstLine="0"/>
-        <w:jc w:val="left"/>
-        <w:rPr>
-          <w:b w:val="0"/>
-          <w:bCs w:val="0"/>
-          <w:lang w:val="ru-RU"/>
-        </w:rPr>
-      </w:pPr>
-    </w:p>
-    <w:p>
-      <w:pPr>
-        <w:pStyle w:val="Heading1"/>
-        <w:spacing w:line="240" w:lineRule="auto"/>
-        <w:ind w:firstLine="0"/>
-        <w:jc w:val="left"/>
-        <w:rPr>
-          <w:b w:val="0"/>
-          <w:bCs w:val="0"/>
-          <w:lang w:val="ru-RU"/>
-        </w:rPr>
-      </w:pPr>
-      <w:r>
-        <w:rPr>
-          <w:b w:val="0"/>
-          <w:bCs w:val="0"/>
-          <w:lang w:val="ru-RU"/>
-        </w:rPr>
-        <w:t>Управление разделами (создание, изменение, форматирование).</w:t>
-      </w:r>
-    </w:p>
-    <w:p>
-      <w:pPr>
-        <w:pStyle w:val="Heading1"/>
-        <w:spacing w:line="240" w:lineRule="auto"/>
-        <w:ind w:firstLine="0"/>
-        <w:jc w:val="left"/>
-        <w:rPr>
-          <w:b w:val="0"/>
-          <w:bCs w:val="0"/>
-          <w:lang w:val="ru-RU"/>
-        </w:rPr>
-      </w:pPr>
-      <w:r>
-        <w:rPr>
-          <w:b w:val="0"/>
-          <w:bCs w:val="0"/>
-          <w:lang w:val="ru-RU"/>
-        </w:rPr>
-        <w:lastRenderedPageBreak/>
-        <w:t>Обнаружение и восстановление потерянных данных.</w:t>
-      </w:r>
-    </w:p>
-    <w:p>
-      <w:pPr>
-        <w:pStyle w:val="Heading1"/>
-        <w:spacing w:line="240" w:lineRule="auto"/>
-        <w:ind w:firstLine="0"/>
-        <w:jc w:val="left"/>
-        <w:rPr>
-          <w:b w:val="0"/>
-          <w:bCs w:val="0"/>
-          <w:lang w:val="ru-RU"/>
-        </w:rPr>
-      </w:pPr>
-      <w:r>
-        <w:rPr>
-          <w:b w:val="0"/>
-          <w:bCs w:val="0"/>
-          <w:lang w:val="ru-RU"/>
-        </w:rPr>
-        <w:t>Сканирование дисков на наличие ошибок и состояние S.M.A.R.T.</w:t>
-      </w:r>
-    </w:p>
-    <w:p>
-      <w:pPr>
-        <w:pStyle w:val="Heading1"/>
-        <w:spacing w:line="240" w:lineRule="auto"/>
-        <w:ind w:firstLine="0"/>
-        <w:jc w:val="left"/>
-        <w:rPr>
-          <w:b w:val="0"/>
-          <w:bCs w:val="0"/>
-          <w:lang w:val="ru-RU"/>
-        </w:rPr>
-      </w:pPr>
-    </w:p>
-    <w:p>
-      <w:pPr>
-        <w:pStyle w:val="Heading1"/>
-        <w:spacing w:line="240" w:lineRule="auto"/>
-        <w:ind w:firstLine="0"/>
-        <w:jc w:val="left"/>
-        <w:rPr>
-          <w:b w:val="0"/>
-          <w:bCs w:val="0"/>
-          <w:lang w:val="ru-RU"/>
-        </w:rPr>
-      </w:pPr>
-    </w:p>
-    <w:p>
-      <w:pPr>
-        <w:pStyle w:val="Heading1"/>
-        <w:spacing w:line="240" w:lineRule="auto"/>
-        <w:ind w:firstLine="0"/>
-        <w:jc w:val="left"/>
-        <w:rPr>
-          <w:b w:val="0"/>
-          <w:bCs w:val="0"/>
-          <w:lang w:val="ru-RU"/>
-        </w:rPr>
-      </w:pPr>
-      <w:r>
-        <w:rPr>
-          <w:b w:val="0"/>
-          <w:bCs w:val="0"/>
-          <w:lang w:val="ru-RU"/>
-        </w:rPr>
-        <w:t>Наша программа</w:t>
-      </w:r>
-      <w:r>
-        <w:rPr>
-          <w:b w:val="0"/>
-          <w:bCs w:val="0"/>
-          <w:lang w:val="ru-RU"/>
-        </w:rPr>
-        <w:t>:</w:t>
-      </w:r>
-    </w:p>
-    <w:p>
-      <w:pPr>
-        <w:pStyle w:val="Heading1"/>
-        <w:spacing w:line="240" w:lineRule="auto"/>
-        <w:ind w:firstLine="0"/>
-        <w:jc w:val="left"/>
-        <w:rPr>
-          <w:b w:val="0"/>
-          <w:bCs w:val="0"/>
-          <w:lang w:val="ru-RU"/>
-        </w:rPr>
-      </w:pPr>
-      <w:r>
-        <w:rPr>
-          <w:b w:val="0"/>
-          <w:bCs w:val="0"/>
-          <w:lang w:val="ru-RU"/>
-        </w:rPr>
-        <w:t>1. Легковесная архитектура</w:t>
-      </w:r>
-    </w:p>
-    <w:p>
-      <w:pPr>
-        <w:pStyle w:val="Heading1"/>
-        <w:spacing w:line="240" w:lineRule="auto"/>
-        <w:ind w:firstLine="0"/>
-        <w:jc w:val="left"/>
-        <w:rPr>
-          <w:b w:val="0"/>
-          <w:bCs w:val="0"/>
-          <w:lang w:val="ru-RU"/>
-        </w:rPr>
-      </w:pPr>
-      <w:r>
-        <w:rPr>
-          <w:b w:val="0"/>
-          <w:bCs w:val="0"/>
-          <w:lang w:val="ru-RU"/>
-        </w:rPr>
-        <w:t>Одним из основных достоинств нашей программы является ее легковесная архитектура. Это значит, что она не требует значительных ресурсов системы. Сравнительно с другими инструментами, которые могут перегружать оперативную память и процессор, наша программа оптимизирована для работы на любых системах, включая старые компьютеры или устройства с ограниченными ресурсами. Пользователи могут с легкостью запускать программу, даже на старых версиях операционных систем, не испытывая при этом значительных замедлений в работе.</w:t>
-      </w:r>
-    </w:p>
-    <w:p>
-      <w:pPr>
-        <w:pStyle w:val="Heading1"/>
-        <w:spacing w:line="240" w:lineRule="auto"/>
-        <w:ind w:firstLine="0"/>
-        <w:jc w:val="left"/>
-        <w:rPr>
-          <w:b w:val="0"/>
-          <w:bCs w:val="0"/>
-          <w:lang w:val="ru-RU"/>
-        </w:rPr>
-      </w:pPr>
-    </w:p>
-    <w:p>
-      <w:pPr>
-        <w:pStyle w:val="Heading1"/>
-        <w:spacing w:line="240" w:lineRule="auto"/>
-        <w:ind w:firstLine="0"/>
-        <w:jc w:val="left"/>
-        <w:rPr>
-          <w:b w:val="0"/>
-          <w:bCs w:val="0"/>
-          <w:lang w:val="ru-RU"/>
-        </w:rPr>
-      </w:pPr>
-      <w:r>
-        <w:rPr>
-          <w:b w:val="0"/>
-          <w:bCs w:val="0"/>
-          <w:lang w:val="ru-RU"/>
-        </w:rPr>
-        <w:t>Легковесность нашей программы также обеспечивает короткое время загрузки и быстродействие. Это позволяет быстро получать необходимую информацию о дисках и проводить тесты производительности без ожидания и торможений системы.</w:t>
-      </w:r>
-    </w:p>
-    <w:p>
-      <w:pPr>
-        <w:pStyle w:val="Heading1"/>
-        <w:spacing w:line="240" w:lineRule="auto"/>
-        <w:ind w:firstLine="0"/>
-        <w:jc w:val="left"/>
-        <w:rPr>
-          <w:b w:val="0"/>
-          <w:bCs w:val="0"/>
-          <w:lang w:val="ru-RU"/>
-        </w:rPr>
-      </w:pPr>
-    </w:p>
-    <w:p>
-      <w:pPr>
-        <w:pStyle w:val="Heading1"/>
-        <w:spacing w:line="240" w:lineRule="auto"/>
-        <w:ind w:firstLine="0"/>
-        <w:jc w:val="left"/>
-        <w:rPr>
-          <w:b w:val="0"/>
-          <w:bCs w:val="0"/>
-          <w:lang w:val="ru-RU"/>
-        </w:rPr>
-      </w:pPr>
-      <w:r>
-        <w:rPr>
-          <w:b w:val="0"/>
-          <w:bCs w:val="0"/>
-          <w:lang w:val="ru-RU"/>
-        </w:rPr>
-        <w:t>2. Отсутствие внешних зависимостей</w:t>
-      </w:r>
-    </w:p>
-    <w:p>
-      <w:pPr>
-        <w:pStyle w:val="Heading1"/>
-        <w:spacing w:line="240" w:lineRule="auto"/>
-        <w:ind w:firstLine="0"/>
-        <w:jc w:val="left"/>
-        <w:rPr>
-          <w:b w:val="0"/>
-          <w:bCs w:val="0"/>
-          <w:lang w:val="ru-RU"/>
-        </w:rPr>
-      </w:pPr>
-      <w:r>
-        <w:rPr>
-          <w:b w:val="0"/>
-          <w:bCs w:val="0"/>
-          <w:lang w:val="ru-RU"/>
-        </w:rPr>
-        <w:t>Еще одним из значительных преимуществ нашей программы является отсутствие внешних зависимостей. Это означает, что пользователям не нужно устанавливать дополнительные библиотеки или пакеты, чтобы запустить программу. Все необходимые компоненты уже включены в дистрибутив, что упрощает установку.</w:t>
-      </w:r>
-    </w:p>
-    <w:p>
-      <w:pPr>
-        <w:pStyle w:val="Heading1"/>
-        <w:spacing w:line="240" w:lineRule="auto"/>
-        <w:ind w:firstLine="0"/>
-        <w:jc w:val="left"/>
-        <w:rPr>
-          <w:b w:val="0"/>
-          <w:bCs w:val="0"/>
-          <w:lang w:val="ru-RU"/>
-        </w:rPr>
-      </w:pPr>
-    </w:p>
-    <w:p>
-      <w:pPr>
-        <w:pStyle w:val="Heading1"/>
-        <w:spacing w:line="240" w:lineRule="auto"/>
-        <w:ind w:firstLine="0"/>
-        <w:jc w:val="left"/>
-        <w:rPr>
-          <w:b w:val="0"/>
-          <w:bCs w:val="0"/>
-          <w:lang w:val="ru-RU"/>
-        </w:rPr>
-      </w:pPr>
-      <w:r>
-        <w:rPr>
-          <w:b w:val="0"/>
-          <w:bCs w:val="0"/>
-          <w:lang w:val="ru-RU"/>
-        </w:rPr>
-        <w:t>Для многих администраторов этот момент критически важен, особенно в средах, где безопасность и минимализм являются основными приоритетами. Установка без дополнительных зависимостей минимизирует риск конфликта между библиотеками и нарушений совместимости, что особенно актуально для критически важных серверов и систем, которые требуют высокую степень надежности.</w:t>
-      </w:r>
-    </w:p>
-    <w:p>
-      <w:pPr>
-        <w:pStyle w:val="Heading1"/>
-        <w:spacing w:line="240" w:lineRule="auto"/>
-        <w:ind w:firstLine="0"/>
-        <w:jc w:val="left"/>
-        <w:rPr>
-          <w:b w:val="0"/>
-          <w:bCs w:val="0"/>
-          <w:lang w:val="ru-RU"/>
-        </w:rPr>
-      </w:pPr>
-    </w:p>
-    <w:p>
-      <w:pPr>
-        <w:pStyle w:val="Heading1"/>
-        <w:spacing w:line="240" w:lineRule="auto"/>
-        <w:ind w:firstLine="0"/>
-        <w:jc w:val="left"/>
-        <w:rPr>
-          <w:b w:val="0"/>
-          <w:bCs w:val="0"/>
-          <w:lang w:val="ru-RU"/>
-        </w:rPr>
-      </w:pPr>
-      <w:r>
-        <w:rPr>
-          <w:b w:val="0"/>
-          <w:bCs w:val="0"/>
-          <w:lang w:val="ru-RU"/>
-        </w:rPr>
-        <w:t>3. Комбинация функционала</w:t>
-      </w:r>
-    </w:p>
-    <w:p>
-      <w:pPr>
-        <w:pStyle w:val="Heading1"/>
-        <w:spacing w:line="240" w:lineRule="auto"/>
-        <w:ind w:firstLine="0"/>
-        <w:jc w:val="left"/>
-        <w:rPr>
-          <w:b w:val="0"/>
-          <w:bCs w:val="0"/>
-          <w:lang w:val="ru-RU"/>
-        </w:rPr>
-      </w:pPr>
-      <w:r>
-        <w:rPr>
-          <w:b w:val="0"/>
-          <w:bCs w:val="0"/>
-          <w:lang w:val="ru-RU"/>
-        </w:rPr>
-        <w:lastRenderedPageBreak/>
-        <w:t>Наша программа объединяет в себе два основных компонента: анализатор использования дискового пространства и тестировщик производительности. Это делает ее особенно полезной для пользователей, которым нужно не только проверить состояние дисков, но и оптимизировать использование дискового пространства.</w:t>
-      </w:r>
-    </w:p>
-    <w:p>
-      <w:pPr>
-        <w:pStyle w:val="Heading1"/>
-        <w:spacing w:line="240" w:lineRule="auto"/>
-        <w:ind w:firstLine="0"/>
-        <w:jc w:val="left"/>
-        <w:rPr>
-          <w:b w:val="0"/>
-          <w:bCs w:val="0"/>
-          <w:lang w:val="ru-RU"/>
-        </w:rPr>
-      </w:pPr>
-    </w:p>
-    <w:p>
-      <w:pPr>
-        <w:pStyle w:val="Heading1"/>
-        <w:spacing w:line="240" w:lineRule="auto"/>
-        <w:ind w:firstLine="0"/>
-        <w:jc w:val="left"/>
-        <w:rPr>
-          <w:b w:val="0"/>
-          <w:bCs w:val="0"/>
-          <w:lang w:val="ru-RU"/>
-        </w:rPr>
-      </w:pPr>
-      <w:r>
-        <w:rPr>
-          <w:b w:val="0"/>
-          <w:bCs w:val="0"/>
-          <w:lang w:val="ru-RU"/>
-        </w:rPr>
-        <w:t>Анализатор позволяет визуально оценить, какие каталоги и файлы занимают наибольшее место, предоставляя возможность эффективно управлять ресурсами. Пользователи могут быстро находить и удалять ненужные файлы или перенаправлять их в архивы, освобождая место на диске.</w:t>
-      </w:r>
-    </w:p>
-    <w:p>
-      <w:pPr>
-        <w:pStyle w:val="Heading1"/>
-        <w:spacing w:line="240" w:lineRule="auto"/>
-        <w:ind w:firstLine="0"/>
-        <w:jc w:val="left"/>
-        <w:rPr>
-          <w:b w:val="0"/>
-          <w:bCs w:val="0"/>
-          <w:lang w:val="ru-RU"/>
-        </w:rPr>
-      </w:pPr>
-    </w:p>
-    <w:p>
-      <w:pPr>
-        <w:pStyle w:val="Heading1"/>
-        <w:spacing w:line="240" w:lineRule="auto"/>
-        <w:ind w:firstLine="0"/>
-        <w:jc w:val="left"/>
-        <w:rPr>
-          <w:b w:val="0"/>
-          <w:bCs w:val="0"/>
-          <w:lang w:val="ru-RU"/>
-        </w:rPr>
-      </w:pPr>
-      <w:r>
-        <w:rPr>
-          <w:b w:val="0"/>
-          <w:bCs w:val="0"/>
-          <w:lang w:val="ru-RU"/>
-        </w:rPr>
-        <w:t>С другой стороны, тестировщик производительности позволяет проводить замеры скорости чтения и записи, что помогает пользователям понять, насколько их накопители эффективны. Оптимизация производительности дисков также может способствовать увеличению общей производительности системы.</w:t>
-      </w:r>
-    </w:p>
-    <w:p>
-      <w:pPr>
-        <w:pStyle w:val="Heading1"/>
-        <w:spacing w:line="240" w:lineRule="auto"/>
-        <w:ind w:firstLine="0"/>
-        <w:jc w:val="left"/>
-        <w:rPr>
-          <w:b w:val="0"/>
-          <w:bCs w:val="0"/>
-          <w:lang w:val="ru-RU"/>
-        </w:rPr>
-      </w:pPr>
-    </w:p>
-    <w:p>
-      <w:pPr>
-        <w:pStyle w:val="Heading1"/>
-        <w:spacing w:line="240" w:lineRule="auto"/>
-        <w:ind w:firstLine="0"/>
-        <w:jc w:val="left"/>
-        <w:rPr>
-          <w:b w:val="0"/>
-          <w:bCs w:val="0"/>
-          <w:lang w:val="ru-RU"/>
-        </w:rPr>
-      </w:pPr>
-      <w:r>
-        <w:rPr>
-          <w:b w:val="0"/>
-          <w:bCs w:val="0"/>
-          <w:lang w:val="ru-RU"/>
-        </w:rPr>
-        <w:t xml:space="preserve">4. Соответствие философии </w:t>
-      </w:r>
-      <w:r>
-        <w:rPr>
-          <w:b w:val="0"/>
-          <w:bCs w:val="0"/>
-        </w:rPr>
-        <w:t>GNU</w:t>
-      </w:r>
-      <w:r>
-        <w:rPr>
-          <w:b w:val="0"/>
-          <w:bCs w:val="0"/>
-          <w:lang w:val="ru-RU"/>
-        </w:rPr>
-        <w:t>/</w:t>
-      </w:r>
-      <w:r>
-        <w:rPr>
-          <w:b w:val="0"/>
-          <w:bCs w:val="0"/>
-        </w:rPr>
-        <w:t>Linux</w:t>
-      </w:r>
-    </w:p>
-    <w:p>
-      <w:pPr>
-        <w:pStyle w:val="Heading1"/>
-        <w:spacing w:line="240" w:lineRule="auto"/>
-        <w:ind w:firstLine="0"/>
-        <w:jc w:val="left"/>
-        <w:rPr>
-          <w:b w:val="0"/>
-          <w:bCs w:val="0"/>
-          <w:lang w:val="ru-RU"/>
-        </w:rPr>
-      </w:pPr>
-      <w:r>
-        <w:rPr>
-          <w:b w:val="0"/>
-          <w:bCs w:val="0"/>
-          <w:lang w:val="ru-RU"/>
-        </w:rPr>
-        <w:t xml:space="preserve">Наша программа полностью соответствует философии </w:t>
-      </w:r>
-      <w:r>
-        <w:rPr>
-          <w:b w:val="0"/>
-          <w:bCs w:val="0"/>
-        </w:rPr>
-        <w:t>GNU</w:t>
-      </w:r>
-      <w:r>
-        <w:rPr>
-          <w:b w:val="0"/>
-          <w:bCs w:val="0"/>
-          <w:lang w:val="ru-RU"/>
-        </w:rPr>
-        <w:t>/</w:t>
-      </w:r>
-      <w:r>
-        <w:rPr>
-          <w:b w:val="0"/>
-          <w:bCs w:val="0"/>
-        </w:rPr>
-        <w:t>Linux</w:t>
-      </w:r>
-      <w:r>
-        <w:rPr>
-          <w:b w:val="0"/>
-          <w:bCs w:val="0"/>
-          <w:lang w:val="ru-RU"/>
-        </w:rPr>
-        <w:t>, ориентированной на эффективность, открытость и контроль пользователя. Она разработана с учетом принципов свободного программного обеспечения, что позволяет пользователям модифицировать, адаптировать и улучшать программу под свои нужды.</w:t>
-      </w:r>
-    </w:p>
-    <w:p>
-      <w:pPr>
-        <w:pStyle w:val="Heading1"/>
-        <w:spacing w:line="240" w:lineRule="auto"/>
-        <w:ind w:firstLine="0"/>
-        <w:jc w:val="left"/>
-        <w:rPr>
-          <w:b w:val="0"/>
-          <w:bCs w:val="0"/>
-          <w:lang w:val="ru-RU"/>
-        </w:rPr>
-      </w:pPr>
-    </w:p>
-    <w:p>
-      <w:pPr>
-        <w:pStyle w:val="Heading1"/>
-        <w:spacing w:line="240" w:lineRule="auto"/>
-        <w:ind w:firstLine="0"/>
-        <w:jc w:val="left"/>
-        <w:rPr>
-          <w:b w:val="0"/>
-          <w:bCs w:val="0"/>
-          <w:lang w:val="ru-RU"/>
-        </w:rPr>
-      </w:pPr>
-      <w:r>
-        <w:rPr>
-          <w:b w:val="0"/>
-          <w:bCs w:val="0"/>
-          <w:lang w:val="ru-RU"/>
-        </w:rPr>
-        <w:t>Использование открытого кода также способствует более высокой безопасности. Пользователи могут сами проверять код, находя и устраняя потенциальные уязвимости. Это особенно важно для организаций, работающих с конфиденциальной информацией, желающей быть уверенными в надежности программного обеспечения, которое они используют.</w:t>
-      </w:r>
-    </w:p>
-    <w:p>
-      <w:pPr>
-        <w:pStyle w:val="Heading1"/>
-        <w:spacing w:line="240" w:lineRule="auto"/>
-        <w:ind w:firstLine="0"/>
-        <w:jc w:val="left"/>
-        <w:rPr>
-          <w:b w:val="0"/>
-          <w:bCs w:val="0"/>
-          <w:lang w:val="ru-RU"/>
-        </w:rPr>
-      </w:pPr>
-    </w:p>
-    <w:p>
-      <w:pPr>
-        <w:pStyle w:val="Heading1"/>
-        <w:spacing w:line="240" w:lineRule="auto"/>
-        <w:ind w:firstLine="0"/>
-        <w:jc w:val="left"/>
-        <w:rPr>
-          <w:b w:val="0"/>
-          <w:bCs w:val="0"/>
-          <w:lang w:val="ru-RU"/>
-        </w:rPr>
-      </w:pPr>
-      <w:r>
-        <w:rPr>
-          <w:b w:val="0"/>
-          <w:bCs w:val="0"/>
-          <w:lang w:val="ru-RU"/>
-        </w:rPr>
-        <w:t xml:space="preserve">5. </w:t>
-      </w:r>
-      <w:proofErr w:type="spellStart"/>
-      <w:r>
-        <w:rPr>
-          <w:b w:val="0"/>
-          <w:bCs w:val="0"/>
-          <w:lang w:val="ru-RU"/>
-        </w:rPr>
-        <w:t>Портируемость</w:t>
-      </w:r>
-      <w:proofErr w:type="spellEnd"/>
-      <w:r>
-        <w:rPr>
-          <w:b w:val="0"/>
-          <w:bCs w:val="0"/>
-          <w:lang w:val="ru-RU"/>
-        </w:rPr>
-        <w:t xml:space="preserve"> на другие </w:t>
-      </w:r>
-      <w:r>
-        <w:rPr>
-          <w:b w:val="0"/>
-          <w:bCs w:val="0"/>
-        </w:rPr>
-        <w:t>Unix</w:t>
-      </w:r>
-      <w:r>
-        <w:rPr>
-          <w:b w:val="0"/>
-          <w:bCs w:val="0"/>
-          <w:lang w:val="ru-RU"/>
-        </w:rPr>
-        <w:t>-подобные ОС</w:t>
-      </w:r>
-    </w:p>
-    <w:p>
-      <w:pPr>
-        <w:pStyle w:val="Heading1"/>
-        <w:spacing w:line="240" w:lineRule="auto"/>
-        <w:ind w:firstLine="0"/>
-        <w:jc w:val="left"/>
-        <w:rPr>
-          <w:b w:val="0"/>
-          <w:bCs w:val="0"/>
-          <w:lang w:val="ru-RU"/>
-        </w:rPr>
-      </w:pPr>
-      <w:r>
-        <w:rPr>
-          <w:b w:val="0"/>
-          <w:bCs w:val="0"/>
-          <w:lang w:val="ru-RU"/>
-        </w:rPr>
-        <w:t xml:space="preserve">Наша программа имеет высокую степень </w:t>
-      </w:r>
-      <w:proofErr w:type="spellStart"/>
-      <w:r>
-        <w:rPr>
-          <w:b w:val="0"/>
-          <w:bCs w:val="0"/>
-          <w:lang w:val="ru-RU"/>
-        </w:rPr>
-        <w:t>портируемости</w:t>
-      </w:r>
-      <w:proofErr w:type="spellEnd"/>
-      <w:r>
-        <w:rPr>
-          <w:b w:val="0"/>
-          <w:bCs w:val="0"/>
-          <w:lang w:val="ru-RU"/>
-        </w:rPr>
-        <w:t xml:space="preserve">, что позволяет легко адаптировать ее для работы на других </w:t>
-      </w:r>
-      <w:r>
-        <w:rPr>
-          <w:b w:val="0"/>
-          <w:bCs w:val="0"/>
-        </w:rPr>
-        <w:t>Unix</w:t>
-      </w:r>
-      <w:r>
-        <w:rPr>
-          <w:b w:val="0"/>
-          <w:bCs w:val="0"/>
-          <w:lang w:val="ru-RU"/>
-        </w:rPr>
-        <w:t xml:space="preserve">-подобных операционных системах, таких как </w:t>
-      </w:r>
-      <w:r>
-        <w:rPr>
-          <w:b w:val="0"/>
-          <w:bCs w:val="0"/>
-        </w:rPr>
-        <w:t>FreeBSD</w:t>
-      </w:r>
-      <w:r>
-        <w:rPr>
-          <w:b w:val="0"/>
-          <w:bCs w:val="0"/>
-          <w:lang w:val="ru-RU"/>
-        </w:rPr>
-        <w:t xml:space="preserve">, </w:t>
-      </w:r>
-      <w:r>
-        <w:rPr>
-          <w:b w:val="0"/>
-          <w:bCs w:val="0"/>
-        </w:rPr>
-        <w:t>OpenBSD</w:t>
-      </w:r>
-      <w:r>
-        <w:rPr>
-          <w:b w:val="0"/>
-          <w:bCs w:val="0"/>
-          <w:lang w:val="ru-RU"/>
-        </w:rPr>
-        <w:t xml:space="preserve"> или </w:t>
-      </w:r>
-      <w:r>
-        <w:rPr>
-          <w:b w:val="0"/>
-          <w:bCs w:val="0"/>
-        </w:rPr>
-        <w:t>macOS</w:t>
-      </w:r>
-      <w:r>
-        <w:rPr>
-          <w:b w:val="0"/>
-          <w:bCs w:val="0"/>
-          <w:lang w:val="ru-RU"/>
-        </w:rPr>
-        <w:t>. Это дает возможность широкой аудитории пользователей воспользоваться преимуществами программы независимо от платформы.</w:t>
-      </w:r>
-    </w:p>
-    <w:p>
-      <w:pPr>
-        <w:pStyle w:val="Heading1"/>
-        <w:spacing w:line="240" w:lineRule="auto"/>
-        <w:ind w:firstLine="0"/>
-        <w:jc w:val="left"/>
-        <w:rPr>
-          <w:b w:val="0"/>
-          <w:bCs w:val="0"/>
-          <w:lang w:val="ru-RU"/>
-        </w:rPr>
-      </w:pPr>
-    </w:p>
-    <w:p>
-      <w:pPr>
-        <w:pStyle w:val="Heading1"/>
-        <w:spacing w:line="240" w:lineRule="auto"/>
-        <w:ind w:firstLine="0"/>
-        <w:jc w:val="left"/>
-        <w:rPr>
-          <w:b w:val="0"/>
-          <w:bCs w:val="0"/>
-          <w:lang w:val="ru-RU"/>
-        </w:rPr>
-      </w:pPr>
-      <w:r>
-        <w:rPr>
-          <w:b w:val="0"/>
-          <w:bCs w:val="0"/>
-          <w:lang w:val="ru-RU"/>
-        </w:rPr>
-        <w:lastRenderedPageBreak/>
-        <w:t xml:space="preserve">Портирование, как правило, занимает минимальное время, так как много функций уже реализовано с учетом стандартов </w:t>
-      </w:r>
-      <w:r>
-        <w:rPr>
-          <w:b w:val="0"/>
-          <w:bCs w:val="0"/>
-        </w:rPr>
-        <w:t>POSIX</w:t>
-      </w:r>
-      <w:r>
-        <w:rPr>
-          <w:b w:val="0"/>
-          <w:bCs w:val="0"/>
-          <w:lang w:val="ru-RU"/>
-        </w:rPr>
-        <w:t>. Это позволяет обеспечить пользователям единый опыт работы с программой, независимо от используемой операционной системы.</w:t>
-      </w:r>
-    </w:p>
-    <w:p>
-      <w:pPr>
-        <w:pStyle w:val="Heading1"/>
-        <w:spacing w:line="240" w:lineRule="auto"/>
-        <w:ind w:firstLine="0"/>
-        <w:jc w:val="left"/>
-        <w:rPr>
-          <w:b w:val="0"/>
-          <w:bCs w:val="0"/>
-          <w:lang w:val="ru-RU"/>
-        </w:rPr>
-      </w:pPr>
-    </w:p>
-    <w:p>
-      <w:pPr>
-        <w:pStyle w:val="Heading1"/>
-        <w:spacing w:line="240" w:lineRule="auto"/>
-        <w:ind w:firstLine="0"/>
-        <w:jc w:val="left"/>
-        <w:rPr>
-          <w:b w:val="0"/>
-          <w:bCs w:val="0"/>
-        </w:rPr>
-      </w:pPr>
-      <w:r>
-        <w:rPr>
-          <w:b w:val="0"/>
-          <w:bCs w:val="0"/>
-        </w:rPr>
-        <w:t xml:space="preserve">6. </w:t>
-      </w:r>
-      <w:proofErr w:type="spellStart"/>
-      <w:r>
-        <w:rPr>
-          <w:b w:val="0"/>
-          <w:bCs w:val="0"/>
-        </w:rPr>
-        <w:t>Работа</w:t>
-      </w:r>
-      <w:proofErr w:type="spellEnd"/>
-      <w:r>
-        <w:rPr>
-          <w:b w:val="0"/>
-          <w:bCs w:val="0"/>
-        </w:rPr>
-        <w:t xml:space="preserve"> </w:t>
-      </w:r>
-      <w:proofErr w:type="spellStart"/>
-      <w:r>
-        <w:rPr>
-          <w:b w:val="0"/>
-          <w:bCs w:val="0"/>
-        </w:rPr>
-        <w:t>через</w:t>
-      </w:r>
-      <w:proofErr w:type="spellEnd"/>
-      <w:r>
-        <w:rPr>
-          <w:b w:val="0"/>
-          <w:bCs w:val="0"/>
-        </w:rPr>
-        <w:t xml:space="preserve"> CLI (Command Line Interface)</w:t>
-      </w:r>
-    </w:p>
-    <w:p>
-      <w:pPr>
-        <w:pStyle w:val="Heading1"/>
-        <w:spacing w:line="240" w:lineRule="auto"/>
-        <w:ind w:firstLine="0"/>
-        <w:jc w:val="left"/>
-        <w:rPr>
-          <w:b w:val="0"/>
-          <w:bCs w:val="0"/>
-          <w:lang w:val="ru-RU"/>
-        </w:rPr>
-      </w:pPr>
-      <w:r>
-        <w:rPr>
-          <w:b w:val="0"/>
-          <w:bCs w:val="0"/>
-          <w:lang w:val="ru-RU"/>
-        </w:rPr>
-        <w:t>Наша программа имеет удобный интерфейс командной строки (</w:t>
-      </w:r>
-      <w:r>
-        <w:rPr>
-          <w:b w:val="0"/>
-          <w:bCs w:val="0"/>
-        </w:rPr>
-        <w:t>CLI</w:t>
-      </w:r>
-      <w:r>
-        <w:rPr>
-          <w:b w:val="0"/>
-          <w:bCs w:val="0"/>
-          <w:lang w:val="ru-RU"/>
-        </w:rPr>
-        <w:t xml:space="preserve">), что является отличительной характеристикой для утилит в </w:t>
-      </w:r>
-      <w:r>
-        <w:rPr>
-          <w:b w:val="0"/>
-          <w:bCs w:val="0"/>
-        </w:rPr>
-        <w:t>GNU</w:t>
-      </w:r>
-      <w:r>
-        <w:rPr>
-          <w:b w:val="0"/>
-          <w:bCs w:val="0"/>
-          <w:lang w:val="ru-RU"/>
-        </w:rPr>
-        <w:t>/</w:t>
-      </w:r>
-      <w:r>
-        <w:rPr>
-          <w:b w:val="0"/>
-          <w:bCs w:val="0"/>
-        </w:rPr>
-        <w:t>Linux</w:t>
-      </w:r>
-      <w:r>
-        <w:rPr>
-          <w:b w:val="0"/>
-          <w:bCs w:val="0"/>
-          <w:lang w:val="ru-RU"/>
-        </w:rPr>
-        <w:t xml:space="preserve"> окружении. </w:t>
-      </w:r>
-      <w:r>
-        <w:rPr>
-          <w:b w:val="0"/>
-          <w:bCs w:val="0"/>
-        </w:rPr>
-        <w:t>CLI</w:t>
-      </w:r>
-      <w:r>
-        <w:rPr>
-          <w:b w:val="0"/>
-          <w:bCs w:val="0"/>
-          <w:lang w:val="ru-RU"/>
-        </w:rPr>
-        <w:t xml:space="preserve"> позволяет пользователям быстро и эффективно взаимодействовать с программой, вводя команды непосредственно в терминале.</w:t>
-      </w:r>
-    </w:p>
-    <w:p>
-      <w:pPr>
-        <w:pStyle w:val="Heading1"/>
-        <w:spacing w:line="240" w:lineRule="auto"/>
-        <w:ind w:firstLine="0"/>
-        <w:jc w:val="left"/>
-        <w:rPr>
-          <w:b w:val="0"/>
-          <w:bCs w:val="0"/>
-          <w:lang w:val="ru-RU"/>
-        </w:rPr>
-      </w:pPr>
-    </w:p>
-    <w:p>
-      <w:pPr>
-        <w:pStyle w:val="Heading1"/>
-        <w:spacing w:line="240" w:lineRule="auto"/>
-        <w:ind w:firstLine="0"/>
-        <w:jc w:val="left"/>
-        <w:rPr>
-          <w:b w:val="0"/>
-          <w:bCs w:val="0"/>
-          <w:lang w:val="ru-RU"/>
-        </w:rPr>
-      </w:pPr>
-      <w:r>
-        <w:rPr>
-          <w:b w:val="0"/>
-          <w:bCs w:val="0"/>
-          <w:lang w:val="ru-RU"/>
-        </w:rPr>
-        <w:t>Работа через командную строку не только позволяет избежать использования графического интерфейса, но и предоставляет возможность автоматизации задач. С помощью простых скриптов администраторы могут быстро проводить необходимые операции без необходимости постоянного взаимодействия с графическим экраном.</w:t>
-      </w:r>
-    </w:p>
-    <w:p>
-      <w:pPr>
-        <w:pStyle w:val="Heading1"/>
-        <w:spacing w:line="240" w:lineRule="auto"/>
-        <w:ind w:firstLine="0"/>
-        <w:jc w:val="left"/>
-        <w:rPr>
-          <w:b w:val="0"/>
-          <w:bCs w:val="0"/>
-          <w:lang w:val="ru-RU"/>
-        </w:rPr>
-      </w:pPr>
-    </w:p>
-    <w:p>
-      <w:pPr>
-        <w:pStyle w:val="Heading1"/>
-        <w:spacing w:line="240" w:lineRule="auto"/>
-        <w:ind w:firstLine="0"/>
-        <w:jc w:val="left"/>
-        <w:rPr>
-          <w:b w:val="0"/>
-          <w:bCs w:val="0"/>
-          <w:lang w:val="ru-RU"/>
-        </w:rPr>
-      </w:pPr>
-      <w:r>
-        <w:rPr>
-          <w:b w:val="0"/>
-          <w:bCs w:val="0"/>
-          <w:lang w:val="ru-RU"/>
-        </w:rPr>
-        <w:t xml:space="preserve">Основные функции </w:t>
-      </w:r>
-      <w:r>
-        <w:rPr>
-          <w:b w:val="0"/>
-          <w:bCs w:val="0"/>
-        </w:rPr>
-        <w:t>CLI</w:t>
-      </w:r>
-      <w:r>
-        <w:rPr>
-          <w:b w:val="0"/>
-          <w:bCs w:val="0"/>
-          <w:lang w:val="ru-RU"/>
-        </w:rPr>
-        <w:t>:</w:t>
-      </w:r>
-    </w:p>
-    <w:p>
-      <w:pPr>
-        <w:pStyle w:val="Heading1"/>
-        <w:spacing w:line="240" w:lineRule="auto"/>
-        <w:ind w:firstLine="0"/>
-        <w:jc w:val="left"/>
-        <w:rPr>
-          <w:b w:val="0"/>
-          <w:bCs w:val="0"/>
-          <w:lang w:val="ru-RU"/>
-        </w:rPr>
-      </w:pPr>
-    </w:p>
-    <w:p>
-      <w:pPr>
-        <w:pStyle w:val="Heading1"/>
-        <w:spacing w:line="240" w:lineRule="auto"/>
-        <w:ind w:firstLine="0"/>
-        <w:jc w:val="left"/>
-        <w:rPr>
-          <w:b w:val="0"/>
-          <w:bCs w:val="0"/>
-          <w:lang w:val="ru-RU"/>
-        </w:rPr>
-      </w:pPr>
-      <w:r>
-        <w:rPr>
-          <w:b w:val="0"/>
-          <w:bCs w:val="0"/>
-          <w:lang w:val="ru-RU"/>
-        </w:rPr>
-        <w:t>Просмотр информации о конфигурации дисковых устройств и их разделов: Пользователи могут получить подробную информацию о каждом диске, его разделе, файловой системе и других характеристиках, чтобы быстро оценить состояние.</w:t>
-      </w:r>
-    </w:p>
-    <w:p>
-      <w:pPr>
-        <w:pStyle w:val="Heading1"/>
-        <w:spacing w:line="240" w:lineRule="auto"/>
-        <w:ind w:firstLine="0"/>
-        <w:jc w:val="left"/>
-        <w:rPr>
-          <w:b w:val="0"/>
-          <w:bCs w:val="0"/>
-          <w:lang w:val="ru-RU"/>
-        </w:rPr>
-      </w:pPr>
-    </w:p>
-    <w:p>
-      <w:pPr>
-        <w:pStyle w:val="Heading1"/>
-        <w:spacing w:line="240" w:lineRule="auto"/>
-        <w:ind w:firstLine="0"/>
-        <w:jc w:val="left"/>
-        <w:rPr>
-          <w:b w:val="0"/>
-          <w:bCs w:val="0"/>
-          <w:lang w:val="ru-RU"/>
-        </w:rPr>
-      </w:pPr>
-      <w:r>
-        <w:rPr>
-          <w:b w:val="0"/>
-          <w:bCs w:val="0"/>
-          <w:lang w:val="ru-RU"/>
-        </w:rPr>
-        <w:t xml:space="preserve">Просмотр состояния дисков: Команда позволяет получать информацию о текущем статусе </w:t>
-      </w:r>
-      <w:r>
-        <w:rPr>
-          <w:b w:val="0"/>
-          <w:bCs w:val="0"/>
-        </w:rPr>
-        <w:t>S</w:t>
-      </w:r>
-      <w:r>
-        <w:rPr>
-          <w:b w:val="0"/>
-          <w:bCs w:val="0"/>
-          <w:lang w:val="ru-RU"/>
-        </w:rPr>
-        <w:t>.</w:t>
-      </w:r>
-      <w:r>
-        <w:rPr>
-          <w:b w:val="0"/>
-          <w:bCs w:val="0"/>
-        </w:rPr>
-        <w:t>M</w:t>
-      </w:r>
-      <w:r>
-        <w:rPr>
-          <w:b w:val="0"/>
-          <w:bCs w:val="0"/>
-          <w:lang w:val="ru-RU"/>
-        </w:rPr>
-        <w:t>.</w:t>
-      </w:r>
-      <w:r>
-        <w:rPr>
-          <w:b w:val="0"/>
-          <w:bCs w:val="0"/>
-        </w:rPr>
-        <w:t>A</w:t>
-      </w:r>
-      <w:r>
-        <w:rPr>
-          <w:b w:val="0"/>
-          <w:bCs w:val="0"/>
-          <w:lang w:val="ru-RU"/>
-        </w:rPr>
-        <w:t>.</w:t>
-      </w:r>
-      <w:r>
-        <w:rPr>
-          <w:b w:val="0"/>
-          <w:bCs w:val="0"/>
-        </w:rPr>
-        <w:t>R</w:t>
-      </w:r>
-      <w:r>
-        <w:rPr>
-          <w:b w:val="0"/>
-          <w:bCs w:val="0"/>
-          <w:lang w:val="ru-RU"/>
-        </w:rPr>
-        <w:t>.</w:t>
-      </w:r>
-      <w:r>
-        <w:rPr>
-          <w:b w:val="0"/>
-          <w:bCs w:val="0"/>
-        </w:rPr>
-        <w:t>T</w:t>
-      </w:r>
-      <w:r>
-        <w:rPr>
-          <w:b w:val="0"/>
-          <w:bCs w:val="0"/>
-          <w:lang w:val="ru-RU"/>
-        </w:rPr>
-        <w:t>., оценивать здоровье устройства и предотвращать потенциальные сбои.</w:t>
-      </w:r>
-    </w:p>
-    <w:p>
-      <w:pPr>
-        <w:pStyle w:val="Heading1"/>
-        <w:spacing w:line="240" w:lineRule="auto"/>
-        <w:ind w:firstLine="0"/>
-        <w:jc w:val="left"/>
-        <w:rPr>
-          <w:b w:val="0"/>
-          <w:bCs w:val="0"/>
-          <w:lang w:val="ru-RU"/>
-        </w:rPr>
-      </w:pPr>
-    </w:p>
-    <w:p>
-      <w:pPr>
-        <w:pStyle w:val="Heading1"/>
-        <w:spacing w:line="240" w:lineRule="auto"/>
-        <w:ind w:firstLine="0"/>
-        <w:jc w:val="left"/>
-        <w:rPr>
-          <w:b w:val="0"/>
-          <w:bCs w:val="0"/>
-          <w:lang w:val="ru-RU"/>
-        </w:rPr>
-      </w:pPr>
-      <w:r>
-        <w:rPr>
-          <w:b w:val="0"/>
-          <w:bCs w:val="0"/>
-          <w:lang w:val="ru-RU"/>
-        </w:rPr>
-        <w:t>Возможность монтирования и размонтирования разделов: Администраторы могут управлять доступностью разделов, быстро подключая или отключая их при необходимости.</w:t>
-      </w:r>
-    </w:p>
-    <w:p>
-      <w:pPr>
-        <w:pStyle w:val="Heading1"/>
-        <w:spacing w:line="240" w:lineRule="auto"/>
-        <w:ind w:firstLine="0"/>
-        <w:jc w:val="left"/>
-        <w:rPr>
-          <w:b w:val="0"/>
-          <w:bCs w:val="0"/>
-          <w:lang w:val="ru-RU"/>
-        </w:rPr>
-      </w:pPr>
-    </w:p>
-    <w:p>
-      <w:pPr>
-        <w:pStyle w:val="Heading1"/>
-        <w:spacing w:line="240" w:lineRule="auto"/>
-        <w:ind w:firstLine="0"/>
-        <w:jc w:val="left"/>
-        <w:rPr>
-          <w:b w:val="0"/>
-          <w:bCs w:val="0"/>
-          <w:lang w:val="ru-RU"/>
-        </w:rPr>
-      </w:pPr>
-      <w:r>
-        <w:rPr>
-          <w:b w:val="0"/>
-          <w:bCs w:val="0"/>
-          <w:lang w:val="ru-RU"/>
-        </w:rPr>
-        <w:t>Удобный анализатор дискового пространства: Инструмент помогает идентифицировать узкие места в использовании дискового пространства и оптимизировать его.</w:t>
-      </w:r>
-    </w:p>
-    <w:p>
-      <w:pPr>
-        <w:pStyle w:val="Heading1"/>
-        <w:spacing w:line="240" w:lineRule="auto"/>
-        <w:ind w:firstLine="0"/>
-        <w:jc w:val="left"/>
-        <w:rPr>
-          <w:b w:val="0"/>
-          <w:bCs w:val="0"/>
-          <w:lang w:val="ru-RU"/>
-        </w:rPr>
-      </w:pPr>
-    </w:p>
-    <w:p>
-      <w:pPr>
-        <w:pStyle w:val="Heading1"/>
-        <w:spacing w:line="240" w:lineRule="auto"/>
-        <w:ind w:firstLine="0"/>
-        <w:jc w:val="left"/>
-        <w:rPr>
-          <w:b w:val="0"/>
-          <w:bCs w:val="0"/>
-          <w:lang w:val="ru-RU"/>
-        </w:rPr>
-      </w:pPr>
-      <w:r>
-        <w:rPr>
-          <w:b w:val="0"/>
-          <w:bCs w:val="0"/>
-          <w:lang w:val="ru-RU"/>
-        </w:rPr>
-        <w:t xml:space="preserve">Замер скорости чтения/записи: </w:t>
-      </w:r>
-      <w:r>
-        <w:rPr>
-          <w:b w:val="0"/>
-          <w:bCs w:val="0"/>
-          <w:lang w:val="ru-RU"/>
-        </w:rPr>
-        <w:t>п</w:t>
-      </w:r>
-      <w:r>
-        <w:rPr>
-          <w:b w:val="0"/>
-          <w:bCs w:val="0"/>
-          <w:lang w:val="ru-RU"/>
-        </w:rPr>
-        <w:t xml:space="preserve">озволяет оценить производительность устройства и выявить возможные </w:t>
-      </w:r>
-      <w:r>
-        <w:rPr>
-          <w:b w:val="0"/>
-          <w:bCs w:val="0"/>
-        </w:rPr>
-        <w:t>Bottlenecks</w:t>
-      </w:r>
-      <w:r>
-        <w:rPr>
-          <w:b w:val="0"/>
-          <w:bCs w:val="0"/>
-          <w:lang w:val="ru-RU"/>
-        </w:rPr>
-        <w:t>, что критично для оптимизации рабочих процессов.</w:t>
-      </w:r>
-    </w:p>
-    <w:p>
-      <w:pPr>
-        <w:pStyle w:val="Heading1"/>
-        <w:spacing w:line="240" w:lineRule="auto"/>
-        <w:ind w:firstLine="0"/>
-        <w:jc w:val="left"/>
-        <w:rPr>
-          <w:b w:val="0"/>
-          <w:bCs w:val="0"/>
-          <w:lang w:val="ru-RU"/>
-        </w:rPr>
-      </w:pPr>
-    </w:p>
-    <w:p>
-      <w:pPr>
-        <w:pStyle w:val="Heading1"/>
-        <w:spacing w:line="240" w:lineRule="auto"/>
-        <w:ind w:firstLine="0"/>
-        <w:jc w:val="left"/>
-        <w:rPr>
-          <w:b w:val="0"/>
-          <w:bCs w:val="0"/>
-          <w:lang w:val="ru-RU"/>
-        </w:rPr>
-      </w:pPr>
-      <w:r>
-        <w:rPr>
-          <w:b w:val="0"/>
-          <w:bCs w:val="0"/>
-          <w:lang w:val="ru-RU"/>
-        </w:rPr>
-        <w:t xml:space="preserve">Форматирование: Инструмент предоставляет возможность форматировать диски и разделы через </w:t>
-      </w:r>
-      <w:r>
-        <w:rPr>
-          <w:b w:val="0"/>
-          <w:bCs w:val="0"/>
-        </w:rPr>
-        <w:t>CLI</w:t>
-      </w:r>
-      <w:r>
-        <w:rPr>
-          <w:b w:val="0"/>
-          <w:bCs w:val="0"/>
-          <w:lang w:val="ru-RU"/>
-        </w:rPr>
-        <w:t>, что также может быть автоматизировано.</w:t>
-      </w:r>
-    </w:p>
-    <w:p>
-      <w:pPr>
-        <w:pStyle w:val="Heading1"/>
-        <w:spacing w:line="240" w:lineRule="auto"/>
-        <w:ind w:firstLine="0"/>
-        <w:jc w:val="left"/>
-        <w:rPr>
-          <w:b w:val="0"/>
-          <w:bCs w:val="0"/>
-          <w:lang w:val="ru-RU"/>
-        </w:rPr>
-      </w:pPr>
-    </w:p>
-    <w:p>
-      <w:pPr>
-        <w:pStyle w:val="Heading1"/>
-        <w:spacing w:line="240" w:lineRule="auto"/>
-        <w:ind w:firstLine="0"/>
-        <w:jc w:val="left"/>
-        <w:rPr>
-          <w:b w:val="0"/>
-          <w:bCs w:val="0"/>
-          <w:lang w:val="ru-RU"/>
-        </w:rPr>
-      </w:pPr>
-      <w:r>
-        <w:rPr>
-          <w:b w:val="0"/>
-          <w:bCs w:val="0"/>
-          <w:lang w:val="ru-RU"/>
-        </w:rPr>
-        <w:t>7. Установщик</w:t>
-      </w:r>
-    </w:p>
-    <w:p>
-      <w:pPr>
-        <w:pStyle w:val="Heading1"/>
-        <w:spacing w:line="240" w:lineRule="auto"/>
-        <w:ind w:firstLine="0"/>
-        <w:jc w:val="left"/>
-        <w:rPr>
-          <w:b w:val="0"/>
-          <w:bCs w:val="0"/>
-          <w:lang w:val="ru-RU"/>
-        </w:rPr>
-      </w:pPr>
-      <w:r>
-        <w:rPr>
-          <w:b w:val="0"/>
-          <w:bCs w:val="0"/>
-          <w:lang w:val="ru-RU"/>
-        </w:rPr>
-        <w:t>Наша программа имеет установщик</w:t>
-      </w:r>
-      <w:r>
-        <w:rPr>
-          <w:b w:val="0"/>
-          <w:bCs w:val="0"/>
-          <w:lang w:val="ru-RU"/>
-        </w:rPr>
-        <w:t xml:space="preserve"> в одну команду</w:t>
-      </w:r>
-      <w:r>
-        <w:rPr>
-          <w:b w:val="0"/>
-          <w:bCs w:val="0"/>
-          <w:lang w:val="ru-RU"/>
-        </w:rPr>
-        <w:t>, позволяющий пользователям легко установить приложение с минимальными усилиями. Установщик проверяет совместимость системы и проводит необходимые настройки для оптимальной работы программы.</w:t>
-      </w:r>
-    </w:p>
-    <w:p>
-      <w:pPr>
-        <w:pStyle w:val="Heading1"/>
-        <w:spacing w:line="240" w:lineRule="auto"/>
-        <w:ind w:firstLine="0"/>
-        <w:jc w:val="left"/>
-        <w:rPr>
-          <w:b w:val="0"/>
-          <w:bCs w:val="0"/>
-          <w:lang w:val="ru-RU"/>
-        </w:rPr>
-      </w:pPr>
-    </w:p>
-    <w:p>
-      <w:pPr>
-        <w:pStyle w:val="Heading1"/>
-        <w:spacing w:line="240" w:lineRule="auto"/>
-        <w:ind w:firstLine="0"/>
-        <w:jc w:val="left"/>
-        <w:rPr>
-          <w:b w:val="0"/>
-          <w:bCs w:val="0"/>
-          <w:lang w:val="ru-RU"/>
-        </w:rPr>
-      </w:pPr>
-      <w:r>
-        <w:rPr>
-          <w:b w:val="0"/>
-          <w:bCs w:val="0"/>
-          <w:lang w:val="ru-RU"/>
-        </w:rPr>
-        <w:t xml:space="preserve">Процесс установки занимает считанные </w:t>
-      </w:r>
-      <w:r>
-        <w:rPr>
-          <w:b w:val="0"/>
-          <w:bCs w:val="0"/>
-          <w:lang w:val="ru-RU"/>
-        </w:rPr>
-        <w:t>секунды</w:t>
-      </w:r>
-      <w:r>
-        <w:rPr>
-          <w:b w:val="0"/>
-          <w:bCs w:val="0"/>
-          <w:lang w:val="ru-RU"/>
-        </w:rPr>
-        <w:t>, и пользователи могут сразу же начать использовать функционал программы, не тратя время на дополнительные настройки. Это делает нашу программу максимально доступной и удобной для различных категорий пользователей — от новичков до опытных администраторов систем.</w:t>
-      </w:r>
-    </w:p>
-    <w:p>
-      <w:pPr>
-        <w:pStyle w:val="Heading1"/>
-        <w:spacing w:line="240" w:lineRule="auto"/>
-        <w:ind w:firstLine="0"/>
-        <w:jc w:val="left"/>
-        <w:rPr>
-          <w:b w:val="0"/>
-          <w:bCs w:val="0"/>
-          <w:lang w:val="ru-RU"/>
-        </w:rPr>
-      </w:pPr>
-    </w:p>
-    <w:p>
-      <w:pPr>
-        <w:pStyle w:val="Heading1"/>
-        <w:spacing w:line="240" w:lineRule="auto"/>
-        <w:ind w:firstLine="0"/>
-        <w:jc w:val="left"/>
-        <w:rPr>
-          <w:noProof/>
-        </w:rPr>
-      </w:pPr>
-      <w:r>
-        <w:rPr>
-          <w:b w:val="0"/>
-          <w:bCs w:val="0"/>
-          <w:sz w:val="36"/>
-          <w:szCs w:val="36"/>
-          <w:lang w:val="ru-RU"/>
-        </w:rPr>
-        <w:t xml:space="preserve">График </w:t>
-      </w:r>
-      <w:proofErr w:type="spellStart"/>
-      <w:r>
-        <w:rPr>
-          <w:b w:val="0"/>
-          <w:bCs w:val="0"/>
-          <w:sz w:val="36"/>
-          <w:szCs w:val="36"/>
-          <w:lang w:val="ru-RU"/>
-        </w:rPr>
-        <w:t>Ганта</w:t>
-      </w:r>
-      <w:proofErr w:type="spellEnd"/>
-      <w:r>
-        <w:rPr>
-          <w:b w:val="0"/>
-          <w:bCs w:val="0"/>
-          <w:sz w:val="36"/>
-          <w:szCs w:val="36"/>
-          <w:lang w:val="ru-RU"/>
-        </w:rPr>
-        <w:t>.</w:t>
-      </w:r>
-      <w:r>
-        <w:rPr>
-          <w:noProof/>
-        </w:rPr>
-        <w:t xml:space="preserve"> </w:t>
-      </w:r>
-    </w:p>
-    <w:p>
-      <w:pPr>
-        <w:pStyle w:val="Heading1"/>
-        <w:spacing w:line="240" w:lineRule="auto"/>
-        <w:ind w:firstLine="0"/>
-        <w:jc w:val="left"/>
-        <w:rPr>
-          <w:noProof/>
-        </w:rPr>
-      </w:pPr>
     </w:p>
     <w:p>
       <w:pPr>
@@ -6615,13 +4044,19 @@
         <w:ind w:firstLine="0"/>
         <w:jc w:val="left"/>
         <w:rPr>
-          <w:b w:val="0"/>
-          <w:bCs w:val="0"/>
-          <w:sz w:val="36"/>
-          <w:szCs w:val="36"/>
-          <w:lang w:val="ru-RU"/>
-        </w:rPr>
-      </w:pPr>
+          <w:sz w:val="32"/>
+          <w:szCs w:val="32"/>
+          <w:lang w:val="ru-RU"/>
+        </w:rPr>
+      </w:pPr>
+      <w:r>
+        <w:rPr>
+          <w:sz w:val="32"/>
+          <w:szCs w:val="32"/>
+          <w:lang w:val="ru-RU"/>
+        </w:rPr>
+        <w:t>OTSW-анализ</w:t>
+      </w:r>
     </w:p>
     <w:p>
       <w:pPr>
@@ -6637,6 +4072,60 @@
           <w:lang w:val="ru-RU"/>
         </w:rPr>
       </w:pPr>
+      <w:r>
+        <w:rPr>
+          <w:noProof/>
+        </w:rPr>
+        <w:drawing>
+          <wp:inline distT="0" distB="0" distL="0" distR="0" wp14:anchorId="34EAC520" wp14:editId="202AE794">
+            <wp:extent cx="5939790" cy="3049905"/>
+            <wp:effectExtent l="0" t="0" r="3810" b="0"/>
+            <wp:docPr id="2" name="table">
+              <a:extLst xmlns:a="http://schemas.openxmlformats.org/drawingml/2006/main">
+                <a:ext uri="{FF2B5EF4-FFF2-40B4-BE49-F238E27FC236}">
+                  <a16:creationId xmlns:a16="http://schemas.microsoft.com/office/drawing/2014/main" id="{A1EEFEB5-FBDA-4A94-B70A-185B8E51E548}"/>
+                </a:ext>
+              </a:extLst>
+            </wp:docPr>
+            <wp:cNvGraphicFramePr>
+              <a:graphicFrameLocks xmlns:a="http://schemas.openxmlformats.org/drawingml/2006/main" noChangeAspect="1"/>
+            </wp:cNvGraphicFramePr>
+            <a:graphic xmlns:a="http://schemas.openxmlformats.org/drawingml/2006/main">
+              <a:graphicData uri="http://schemas.openxmlformats.org/drawingml/2006/picture">
+                <pic:pic xmlns:pic="http://schemas.openxmlformats.org/drawingml/2006/picture">
+                  <pic:nvPicPr>
+                    <pic:cNvPr id="2" name="table">
+                      <a:extLst>
+                        <a:ext uri="{FF2B5EF4-FFF2-40B4-BE49-F238E27FC236}">
+                          <a16:creationId xmlns:a16="http://schemas.microsoft.com/office/drawing/2014/main" id="{A1EEFEB5-FBDA-4A94-B70A-185B8E51E548}"/>
+                        </a:ext>
+                      </a:extLst>
+                    </pic:cNvPr>
+                    <pic:cNvPicPr>
+                      <a:picLocks noChangeAspect="1"/>
+                    </pic:cNvPicPr>
+                  </pic:nvPicPr>
+                  <pic:blipFill>
+                    <a:blip r:embed="rId9"/>
+                    <a:stretch>
+                      <a:fillRect/>
+                    </a:stretch>
+                  </pic:blipFill>
+                  <pic:spPr>
+                    <a:xfrm>
+                      <a:off x="0" y="0"/>
+                      <a:ext cx="5939790" cy="3049905"/>
+                    </a:xfrm>
+                    <a:prstGeom prst="rect">
+                      <a:avLst/>
+                    </a:prstGeom>
+                  </pic:spPr>
+                </pic:pic>
+              </a:graphicData>
+            </a:graphic>
+          </wp:inline>
+        </w:drawing>
+      </w:r>
     </w:p>
     <w:p>
       <w:pPr>
@@ -6662,22 +4151,11 @@
         <w:rPr>
           <w:b w:val="0"/>
           <w:bCs w:val="0"/>
-          <w:sz w:val="32"/>
-          <w:szCs w:val="32"/>
-          <w:lang w:val="ru-RU"/>
-        </w:rPr>
-      </w:pPr>
-      <w:r>
-        <w:rPr>
-          <w:b w:val="0"/>
-          <w:bCs w:val="0"/>
-          <w:sz w:val="32"/>
-          <w:szCs w:val="32"/>
-          <w:lang w:val="ru-RU"/>
-        </w:rPr>
-        <w:lastRenderedPageBreak/>
-        <w:t>OTSW-анализ</w:t>
-      </w:r>
+          <w:sz w:val="36"/>
+          <w:szCs w:val="36"/>
+          <w:lang w:val="ru-RU"/>
+        </w:rPr>
+      </w:pPr>
     </w:p>
     <w:p>
       <w:pPr>
@@ -6688,21 +4166,11 @@
         <w:rPr>
           <w:b w:val="0"/>
           <w:bCs w:val="0"/>
-          <w:sz w:val="32"/>
-          <w:szCs w:val="32"/>
-          <w:lang w:val="ru-RU"/>
-        </w:rPr>
-      </w:pPr>
-      <w:r>
-        <w:rPr>
-          <w:b w:val="0"/>
-          <w:bCs w:val="0"/>
-          <w:sz w:val="32"/>
-          <w:szCs w:val="32"/>
-          <w:lang w:val="ru-RU"/>
-        </w:rPr>
-        <w:t>O (возможности) - разнообразие UNIX-подобных ОС, стандартные библиотеки GNU, укрепление Linux на рынке.</w:t>
-      </w:r>
+          <w:sz w:val="36"/>
+          <w:szCs w:val="36"/>
+          <w:lang w:val="ru-RU"/>
+        </w:rPr>
+      </w:pPr>
     </w:p>
     <w:p>
       <w:pPr>
@@ -6713,21 +4181,11 @@
         <w:rPr>
           <w:b w:val="0"/>
           <w:bCs w:val="0"/>
-          <w:sz w:val="32"/>
-          <w:szCs w:val="32"/>
-          <w:lang w:val="ru-RU"/>
-        </w:rPr>
-      </w:pPr>
-      <w:r>
-        <w:rPr>
-          <w:b w:val="0"/>
-          <w:bCs w:val="0"/>
-          <w:sz w:val="32"/>
-          <w:szCs w:val="32"/>
-          <w:lang w:val="ru-RU"/>
-        </w:rPr>
-        <w:t>T (угрозы) - монополия Microsoft, блокировки иностранных сервисов в РФ, конкурентные аналоги.</w:t>
-      </w:r>
+          <w:sz w:val="36"/>
+          <w:szCs w:val="36"/>
+          <w:lang w:val="ru-RU"/>
+        </w:rPr>
+      </w:pPr>
     </w:p>
     <w:p>
       <w:pPr>
@@ -6738,21 +4196,11 @@
         <w:rPr>
           <w:b w:val="0"/>
           <w:bCs w:val="0"/>
-          <w:sz w:val="32"/>
-          <w:szCs w:val="32"/>
-          <w:lang w:val="ru-RU"/>
-        </w:rPr>
-      </w:pPr>
-      <w:r>
-        <w:rPr>
-          <w:b w:val="0"/>
-          <w:bCs w:val="0"/>
-          <w:sz w:val="32"/>
-          <w:szCs w:val="32"/>
-          <w:lang w:val="ru-RU"/>
-        </w:rPr>
-        <w:t>S (сильные стороны) - использование базового C, совмещение функционала нескольких программ, работа "из коробки".</w:t>
-      </w:r>
+          <w:sz w:val="36"/>
+          <w:szCs w:val="36"/>
+          <w:lang w:val="ru-RU"/>
+        </w:rPr>
+      </w:pPr>
     </w:p>
     <w:p>
       <w:pPr>
@@ -6763,21 +4211,11 @@
         <w:rPr>
           <w:b w:val="0"/>
           <w:bCs w:val="0"/>
-          <w:sz w:val="32"/>
-          <w:szCs w:val="32"/>
-          <w:lang w:val="ru-RU"/>
-        </w:rPr>
-      </w:pPr>
-      <w:r>
-        <w:rPr>
-          <w:b w:val="0"/>
-          <w:bCs w:val="0"/>
-          <w:sz w:val="32"/>
-          <w:szCs w:val="32"/>
-          <w:lang w:val="ru-RU"/>
-        </w:rPr>
-        <w:t>W (слабости) - недостаточное тестирование, ограниченность функционала, нет GUI.</w:t>
-      </w:r>
+          <w:sz w:val="36"/>
+          <w:szCs w:val="36"/>
+          <w:lang w:val="ru-RU"/>
+        </w:rPr>
+      </w:pPr>
     </w:p>
     <w:p>
       <w:pPr>
@@ -6928,6 +4366,26 @@
           <w:lang w:val="ru-RU"/>
         </w:rPr>
       </w:pPr>
+      <w:r>
+        <w:rPr>
+          <w:b w:val="0"/>
+          <w:bCs w:val="0"/>
+          <w:sz w:val="36"/>
+          <w:szCs w:val="36"/>
+          <w:lang w:val="ru-RU"/>
+        </w:rPr>
+        <w:t>Заключение</w:t>
+      </w:r>
+      <w:r>
+        <w:rPr>
+          <w:b w:val="0"/>
+          <w:bCs w:val="0"/>
+          <w:sz w:val="36"/>
+          <w:szCs w:val="36"/>
+          <w:lang w:val="ru-RU"/>
+        </w:rPr>
+        <w:t>:</w:t>
+      </w:r>
     </w:p>
     <w:p>
       <w:pPr>
@@ -6938,11 +4396,17 @@
         <w:rPr>
           <w:b w:val="0"/>
           <w:bCs w:val="0"/>
-          <w:sz w:val="36"/>
-          <w:szCs w:val="36"/>
-          <w:lang w:val="ru-RU"/>
-        </w:rPr>
-      </w:pPr>
+          <w:lang w:val="ru-RU"/>
+        </w:rPr>
+      </w:pPr>
+      <w:r>
+        <w:rPr>
+          <w:b w:val="0"/>
+          <w:bCs w:val="0"/>
+          <w:lang w:val="ru-RU"/>
+        </w:rPr>
+        <w:t>Разработка программы для глубокой диагностики дисков является важной задачей, учитывая увеличение объема данных и необходимость защиты информации. Этот проект представляет собой комбинацию современных технологий, позволяющую обеспечить пользователям надежное и интуитивно понятное решение.</w:t>
+      </w:r>
     </w:p>
     <w:p>
       <w:pPr>
@@ -6958,6 +4422,26 @@
           <w:lang w:val="ru-RU"/>
         </w:rPr>
       </w:pPr>
+      <w:r>
+        <w:rPr>
+          <w:b w:val="0"/>
+          <w:bCs w:val="0"/>
+          <w:sz w:val="36"/>
+          <w:szCs w:val="36"/>
+          <w:lang w:val="ru-RU"/>
+        </w:rPr>
+        <w:t>Список используемых ресурсов</w:t>
+      </w:r>
+      <w:r>
+        <w:rPr>
+          <w:b w:val="0"/>
+          <w:bCs w:val="0"/>
+          <w:sz w:val="36"/>
+          <w:szCs w:val="36"/>
+          <w:lang w:val="ru-RU"/>
+        </w:rPr>
+        <w:t>:</w:t>
+      </w:r>
     </w:p>
     <w:p>
       <w:pPr>
@@ -6973,28 +4457,16 @@
           <w:lang w:val="ru-RU"/>
         </w:rPr>
       </w:pPr>
-    </w:p>
-    <w:p>
-      <w:pPr>
-        <w:pStyle w:val="Heading1"/>
-        <w:spacing w:line="240" w:lineRule="auto"/>
-        <w:ind w:firstLine="0"/>
-        <w:jc w:val="left"/>
+      <w:r>
         <w:rPr>
           <w:b w:val="0"/>
           <w:bCs w:val="0"/>
           <w:sz w:val="36"/>
           <w:szCs w:val="36"/>
-          <w:lang w:val="ru-RU"/>
-        </w:rPr>
-      </w:pPr>
-    </w:p>
-    <w:p>
-      <w:pPr>
-        <w:pStyle w:val="Heading1"/>
-        <w:spacing w:line="240" w:lineRule="auto"/>
-        <w:ind w:firstLine="0"/>
-        <w:jc w:val="left"/>
+        </w:rPr>
+        <w:t>GCC</w:t>
+      </w:r>
+      <w:r>
         <w:rPr>
           <w:b w:val="0"/>
           <w:bCs w:val="0"/>
@@ -7002,29 +4474,18 @@
           <w:szCs w:val="36"/>
           <w:lang w:val="ru-RU"/>
         </w:rPr>
-      </w:pPr>
-    </w:p>
-    <w:p>
-      <w:pPr>
-        <w:pStyle w:val="Heading1"/>
-        <w:spacing w:line="240" w:lineRule="auto"/>
-        <w:ind w:firstLine="0"/>
-        <w:jc w:val="left"/>
+        <w:t xml:space="preserve">, </w:t>
+      </w:r>
+      <w:r>
         <w:rPr>
           <w:b w:val="0"/>
           <w:bCs w:val="0"/>
           <w:sz w:val="36"/>
           <w:szCs w:val="36"/>
-          <w:lang w:val="ru-RU"/>
-        </w:rPr>
-      </w:pPr>
-    </w:p>
-    <w:p>
-      <w:pPr>
-        <w:pStyle w:val="Heading1"/>
-        <w:spacing w:line="240" w:lineRule="auto"/>
-        <w:ind w:firstLine="0"/>
-        <w:jc w:val="left"/>
+        </w:rPr>
+        <w:t>make</w:t>
+      </w:r>
+      <w:r>
         <w:rPr>
           <w:b w:val="0"/>
           <w:bCs w:val="0"/>
@@ -7032,29 +4493,18 @@
           <w:szCs w:val="36"/>
           <w:lang w:val="ru-RU"/>
         </w:rPr>
-      </w:pPr>
-    </w:p>
-    <w:p>
-      <w:pPr>
-        <w:pStyle w:val="Heading1"/>
-        <w:spacing w:line="240" w:lineRule="auto"/>
-        <w:ind w:firstLine="0"/>
-        <w:jc w:val="left"/>
+        <w:t xml:space="preserve">, </w:t>
+      </w:r>
+      <w:r>
         <w:rPr>
           <w:b w:val="0"/>
           <w:bCs w:val="0"/>
           <w:sz w:val="36"/>
           <w:szCs w:val="36"/>
-          <w:lang w:val="ru-RU"/>
-        </w:rPr>
-      </w:pPr>
-    </w:p>
-    <w:p>
-      <w:pPr>
-        <w:pStyle w:val="Heading1"/>
-        <w:spacing w:line="240" w:lineRule="auto"/>
-        <w:ind w:firstLine="0"/>
-        <w:jc w:val="left"/>
+        </w:rPr>
+        <w:t>GNU</w:t>
+      </w:r>
+      <w:r>
         <w:rPr>
           <w:b w:val="0"/>
           <w:bCs w:val="0"/>
@@ -7062,17 +4512,16 @@
           <w:szCs w:val="36"/>
           <w:lang w:val="ru-RU"/>
         </w:rPr>
-      </w:pPr>
+        <w:t>/</w:t>
+      </w:r>
       <w:r>
         <w:rPr>
           <w:b w:val="0"/>
           <w:bCs w:val="0"/>
           <w:sz w:val="36"/>
           <w:szCs w:val="36"/>
-          <w:lang w:val="ru-RU"/>
-        </w:rPr>
-        <w:lastRenderedPageBreak/>
-        <w:t>Заключение</w:t>
+        </w:rPr>
+        <w:t>Linux</w:t>
       </w:r>
       <w:r>
         <w:rPr>
@@ -7082,23 +4531,17 @@
           <w:szCs w:val="36"/>
           <w:lang w:val="ru-RU"/>
         </w:rPr>
-        <w:t>:</w:t>
-      </w:r>
-    </w:p>
-    <w:p>
-      <w:pPr>
-        <w:pStyle w:val="Heading1"/>
-        <w:spacing w:line="240" w:lineRule="auto"/>
-        <w:ind w:firstLine="0"/>
-        <w:jc w:val="left"/>
+        <w:t xml:space="preserve">, </w:t>
+      </w:r>
+      <w:r>
         <w:rPr>
           <w:b w:val="0"/>
           <w:bCs w:val="0"/>
           <w:sz w:val="36"/>
           <w:szCs w:val="36"/>
-          <w:lang w:val="ru-RU"/>
-        </w:rPr>
-      </w:pPr>
+        </w:rPr>
+        <w:t>Bash</w:t>
+      </w:r>
       <w:r>
         <w:rPr>
           <w:b w:val="0"/>
@@ -7107,11 +4550,43 @@
           <w:szCs w:val="36"/>
           <w:lang w:val="ru-RU"/>
         </w:rPr>
-        <w:t>Разработка программы для глубокой диагностики дисков является важной задачей, учитывая увеличение объема данных и необходимость защиты информации. Этот проект представляет собой комбинацию современных технологий, позволяющую обеспечить пользователям надежное и интуитивно понятное решение.</w:t>
-      </w:r>
+        <w:t xml:space="preserve">, </w:t>
+      </w:r>
+      <w:proofErr w:type="spellStart"/>
+      <w:r>
+        <w:rPr>
+          <w:b w:val="0"/>
+          <w:bCs w:val="0"/>
+          <w:sz w:val="36"/>
+          <w:szCs w:val="36"/>
+        </w:rPr>
+        <w:t>vscode</w:t>
+      </w:r>
+      <w:proofErr w:type="spellEnd"/>
+      <w:r>
+        <w:rPr>
+          <w:b w:val="0"/>
+          <w:bCs w:val="0"/>
+          <w:sz w:val="36"/>
+          <w:szCs w:val="36"/>
+          <w:lang w:val="ru-RU"/>
+        </w:rPr>
+        <w:t xml:space="preserve">, </w:t>
+      </w:r>
+      <w:proofErr w:type="spellStart"/>
+      <w:r>
+        <w:rPr>
+          <w:b w:val="0"/>
+          <w:bCs w:val="0"/>
+          <w:sz w:val="36"/>
+          <w:szCs w:val="36"/>
+        </w:rPr>
+        <w:t>github</w:t>
+      </w:r>
+      <w:proofErr w:type="spellEnd"/>
     </w:p>
     <w:sectPr>
-      <w:footerReference w:type="default" r:id="rId9"/>
+      <w:footerReference w:type="default" r:id="rId10"/>
       <w:pgSz w:w="11905" w:h="16837"/>
       <w:pgMar w:top="1134" w:right="850" w:bottom="1134" w:left="1701" w:header="720" w:footer="720" w:gutter="0"/>
       <w:cols w:space="720"/>
@@ -9447,55 +6922,55 @@
       </w:rPr>
     </w:lvl>
   </w:abstractNum>
-  <w:num w:numId="1" w16cid:durableId="182987427">
+  <w:num w:numId="1" w16cid:durableId="56369856">
     <w:abstractNumId w:val="14"/>
   </w:num>
-  <w:num w:numId="2" w16cid:durableId="1033648671">
+  <w:num w:numId="2" w16cid:durableId="392895845">
     <w:abstractNumId w:val="13"/>
   </w:num>
-  <w:num w:numId="3" w16cid:durableId="1793936197">
+  <w:num w:numId="3" w16cid:durableId="250742368">
     <w:abstractNumId w:val="16"/>
   </w:num>
-  <w:num w:numId="4" w16cid:durableId="1432965627">
+  <w:num w:numId="4" w16cid:durableId="1801731100">
     <w:abstractNumId w:val="11"/>
   </w:num>
-  <w:num w:numId="5" w16cid:durableId="82721648">
+  <w:num w:numId="5" w16cid:durableId="1401634706">
     <w:abstractNumId w:val="12"/>
   </w:num>
-  <w:num w:numId="6" w16cid:durableId="1725987983">
+  <w:num w:numId="6" w16cid:durableId="335961052">
     <w:abstractNumId w:val="7"/>
   </w:num>
-  <w:num w:numId="7" w16cid:durableId="1249466449">
+  <w:num w:numId="7" w16cid:durableId="1776241378">
     <w:abstractNumId w:val="9"/>
   </w:num>
-  <w:num w:numId="8" w16cid:durableId="1045330150">
+  <w:num w:numId="8" w16cid:durableId="1633949266">
     <w:abstractNumId w:val="5"/>
   </w:num>
-  <w:num w:numId="9" w16cid:durableId="1747916128">
+  <w:num w:numId="9" w16cid:durableId="497312334">
     <w:abstractNumId w:val="4"/>
   </w:num>
-  <w:num w:numId="10" w16cid:durableId="1788037507">
+  <w:num w:numId="10" w16cid:durableId="2051562602">
     <w:abstractNumId w:val="8"/>
   </w:num>
-  <w:num w:numId="11" w16cid:durableId="1383360269">
+  <w:num w:numId="11" w16cid:durableId="1145316004">
     <w:abstractNumId w:val="6"/>
   </w:num>
-  <w:num w:numId="12" w16cid:durableId="1921057862">
+  <w:num w:numId="12" w16cid:durableId="177156262">
     <w:abstractNumId w:val="2"/>
   </w:num>
-  <w:num w:numId="13" w16cid:durableId="146749782">
+  <w:num w:numId="13" w16cid:durableId="461659315">
     <w:abstractNumId w:val="15"/>
   </w:num>
-  <w:num w:numId="14" w16cid:durableId="706680250">
+  <w:num w:numId="14" w16cid:durableId="2028747790">
     <w:abstractNumId w:val="0"/>
   </w:num>
-  <w:num w:numId="15" w16cid:durableId="1572886051">
+  <w:num w:numId="15" w16cid:durableId="131212075">
     <w:abstractNumId w:val="1"/>
   </w:num>
-  <w:num w:numId="16" w16cid:durableId="631523995">
+  <w:num w:numId="16" w16cid:durableId="151456301">
     <w:abstractNumId w:val="10"/>
   </w:num>
-  <w:num w:numId="17" w16cid:durableId="1068650335">
+  <w:num w:numId="17" w16cid:durableId="1891765592">
     <w:abstractNumId w:val="3"/>
   </w:num>
 </w:numbering>
@@ -10123,6 +7598,29 @@
       </w:tblBorders>
     </w:tblPr>
   </w:style>
+  <w:style w:type="character" w:styleId="Hyperlink">
+    <w:name w:val="Hyperlink"/>
+    <w:basedOn w:val="DefaultParagraphFont"/>
+    <w:uiPriority w:val="99"/>
+    <w:unhideWhenUsed/>
+    <w:rsid w:val="00173FFE"/>
+    <w:rPr>
+      <w:color w:val="0000FF" w:themeColor="hyperlink"/>
+      <w:u w:val="single"/>
+    </w:rPr>
+  </w:style>
+  <w:style w:type="character" w:styleId="UnresolvedMention">
+    <w:name w:val="Unresolved Mention"/>
+    <w:basedOn w:val="DefaultParagraphFont"/>
+    <w:uiPriority w:val="99"/>
+    <w:semiHidden/>
+    <w:unhideWhenUsed/>
+    <w:rsid w:val="00173FFE"/>
+    <w:rPr>
+      <w:color w:val="605E5C"/>
+      <w:shd w:val="clear" w:color="auto" w:fill="E1DFDD"/>
+    </w:rPr>
+  </w:style>
 </w:styles>
 </file>
 
@@ -10414,7 +7912,7 @@
 </file>
 
 <file path=customXml/itemProps1.xml><?xml version="1.0" encoding="utf-8"?>
-<ds:datastoreItem xmlns:ds="http://schemas.openxmlformats.org/officeDocument/2006/customXml" ds:itemID="{95033460-45A9-4717-8B09-ED646EBFF3A0}">
+<ds:datastoreItem xmlns:ds="http://schemas.openxmlformats.org/officeDocument/2006/customXml" ds:itemID="{B8A0B4EC-70ED-42EB-81B6-2F2A1623D15C}">
   <ds:schemaRefs>
     <ds:schemaRef ds:uri="http://schemas.openxmlformats.org/officeDocument/2006/bibliography"/>
   </ds:schemaRefs>
